--- a/Documentação.docx
+++ b/Documentação.docx
@@ -3,728 +3,2812 @@
 <w:document xmlns:wpc="http://schemas.microsoft.com/office/word/2010/wordprocessingCanvas" xmlns:cx="http://schemas.microsoft.com/office/drawing/2014/chartex" xmlns:cx1="http://schemas.microsoft.com/office/drawing/2015/9/8/chartex" xmlns:cx2="http://schemas.microsoft.com/office/drawing/2015/10/21/chartex" xmlns:cx3="http://schemas.microsoft.com/office/drawing/2016/5/9/chartex" xmlns:cx4="http://schemas.microsoft.com/office/drawing/2016/5/10/chartex" xmlns:cx5="http://schemas.microsoft.com/office/drawing/2016/5/11/chartex" xmlns:cx6="http://schemas.microsoft.com/office/drawing/2016/5/12/chartex" xmlns:cx7="http://schemas.microsoft.com/office/drawing/2016/5/13/chartex" xmlns:cx8="http://schemas.microsoft.com/office/drawing/2016/5/14/chartex" xmlns:mc="http://schemas.openxmlformats.org/markup-compatibility/2006" xmlns:aink="http://schemas.microsoft.com/office/drawing/2016/ink" xmlns:am3d="http://schemas.microsoft.com/office/drawing/2017/model3d" xmlns:o="urn:schemas-microsoft-com:office:office" xmlns:r="http://schemas.openxmlformats.org/officeDocument/2006/relationships" xmlns:m="http://schemas.openxmlformats.org/officeDocument/2006/math" xmlns:v="urn:schemas-microsoft-com:vml" xmlns:wp14="http://schemas.microsoft.com/office/word/2010/wordprocessingDrawing" xmlns:wp="http://schemas.openxmlformats.org/drawingml/2006/wordprocessingDrawing" xmlns:w10="urn:schemas-microsoft-com:office:word" xmlns:w="http://schemas.openxmlformats.org/wordprocessingml/2006/main" xmlns:w14="http://schemas.microsoft.com/office/word/2010/wordml" xmlns:w15="http://schemas.microsoft.com/office/word/2012/wordml" xmlns:w16cid="http://schemas.microsoft.com/office/word/2016/wordml/cid" xmlns:w16se="http://schemas.microsoft.com/office/word/2015/wordml/symex" xmlns:wpg="http://schemas.microsoft.com/office/word/2010/wordprocessingGroup" xmlns:wpi="http://schemas.microsoft.com/office/word/2010/wordprocessingInk" xmlns:wne="http://schemas.microsoft.com/office/word/2006/wordml" xmlns:wps="http://schemas.microsoft.com/office/word/2010/wordprocessingShape" mc:Ignorable="w14 w15 w16se w16cid wp14">
   <w:body>
     <w:p>
-      <w:r>
-        <w:t>Documentação.</w:t>
-      </w:r>
-    </w:p>
-    <w:p>
-      <w:pPr>
+      <w:pPr>
+        <w:jc w:val="center"/>
         <w:rPr>
           <w:b/>
-        </w:rPr>
-      </w:pPr>
+          <w:sz w:val="48"/>
+          <w:szCs w:val="48"/>
+        </w:rPr>
+      </w:pPr>
+      <w:bookmarkStart w:id="0" w:name="_GoBack"/>
       <w:r>
         <w:rPr>
           <w:b/>
+          <w:sz w:val="48"/>
+          <w:szCs w:val="48"/>
+        </w:rPr>
+        <w:t>DOCUMENTAÇÃO</w:t>
+      </w:r>
+    </w:p>
+    <w:p/>
+    <w:tbl>
+      <w:tblPr>
+        <w:tblStyle w:val="Tabelacomgrade"/>
+        <w:tblW w:w="0" w:type="auto"/>
+        <w:tblLook w:val="04A0" w:firstRow="1" w:lastRow="0" w:firstColumn="1" w:lastColumn="0" w:noHBand="0" w:noVBand="1"/>
+      </w:tblPr>
+      <w:tblGrid>
+        <w:gridCol w:w="4247"/>
+        <w:gridCol w:w="4247"/>
+      </w:tblGrid>
+      <w:tr>
+        <w:trPr>
+          <w:trHeight w:val="411"/>
+        </w:trPr>
+        <w:tc>
+          <w:tcPr>
+            <w:tcW w:w="4247" w:type="dxa"/>
+          </w:tcPr>
+          <w:p>
+            <w:pPr>
+              <w:pStyle w:val="Ttulo3"/>
+            </w:pPr>
+            <w:r>
+              <w:t>Projeto</w:t>
+            </w:r>
+          </w:p>
+        </w:tc>
+        <w:tc>
+          <w:tcPr>
+            <w:tcW w:w="4247" w:type="dxa"/>
+          </w:tcPr>
+          <w:p>
+            <w:pPr>
+              <w:pStyle w:val="Ttulo4"/>
+              <w:rPr>
+                <w:b/>
+              </w:rPr>
+            </w:pPr>
+            <w:r>
+              <w:rPr>
+                <w:b/>
+              </w:rPr>
+              <w:t>TRIP PLANNER</w:t>
+            </w:r>
+          </w:p>
+        </w:tc>
+      </w:tr>
+      <w:tr>
+        <w:trPr>
+          <w:trHeight w:val="417"/>
+        </w:trPr>
+        <w:tc>
+          <w:tcPr>
+            <w:tcW w:w="4247" w:type="dxa"/>
+          </w:tcPr>
+          <w:p>
+            <w:pPr>
+              <w:pStyle w:val="Ttulo3"/>
+            </w:pPr>
+            <w:r>
+              <w:t>Cliente</w:t>
+            </w:r>
+          </w:p>
+        </w:tc>
+        <w:tc>
+          <w:tcPr>
+            <w:tcW w:w="4247" w:type="dxa"/>
+          </w:tcPr>
+          <w:p>
+            <w:pPr>
+              <w:pStyle w:val="Ttulo4"/>
+              <w:rPr>
+                <w:b/>
+                <w:u w:val="single"/>
+              </w:rPr>
+            </w:pPr>
+            <w:r>
+              <w:rPr>
+                <w:b/>
+              </w:rPr>
+              <w:t>ITALO</w:t>
+            </w:r>
+          </w:p>
+        </w:tc>
+      </w:tr>
+      <w:tr>
+        <w:trPr>
+          <w:trHeight w:val="409"/>
+        </w:trPr>
+        <w:tc>
+          <w:tcPr>
+            <w:tcW w:w="4247" w:type="dxa"/>
+          </w:tcPr>
+          <w:p>
+            <w:pPr>
+              <w:pStyle w:val="Ttulo3"/>
+            </w:pPr>
+            <w:r>
+              <w:t>Versão</w:t>
+            </w:r>
+          </w:p>
+        </w:tc>
+        <w:tc>
+          <w:tcPr>
+            <w:tcW w:w="4247" w:type="dxa"/>
+          </w:tcPr>
+          <w:p>
+            <w:pPr>
+              <w:pStyle w:val="Ttulo4"/>
+              <w:rPr>
+                <w:b/>
+              </w:rPr>
+            </w:pPr>
+            <w:r>
+              <w:rPr>
+                <w:b/>
+              </w:rPr>
+              <w:t>1.0</w:t>
+            </w:r>
+          </w:p>
+        </w:tc>
+      </w:tr>
+      <w:tr>
+        <w:trPr>
+          <w:trHeight w:val="415"/>
+        </w:trPr>
+        <w:tc>
+          <w:tcPr>
+            <w:tcW w:w="4247" w:type="dxa"/>
+          </w:tcPr>
+          <w:p>
+            <w:pPr>
+              <w:pStyle w:val="Ttulo3"/>
+            </w:pPr>
+            <w:r>
+              <w:t>Data</w:t>
+            </w:r>
+          </w:p>
+        </w:tc>
+        <w:tc>
+          <w:tcPr>
+            <w:tcW w:w="4247" w:type="dxa"/>
+          </w:tcPr>
+          <w:p>
+            <w:pPr>
+              <w:pStyle w:val="Ttulo4"/>
+              <w:rPr>
+                <w:b/>
+              </w:rPr>
+            </w:pPr>
+            <w:r>
+              <w:rPr>
+                <w:b/>
+              </w:rPr>
+              <w:t>06/08/2026</w:t>
+            </w:r>
+          </w:p>
+        </w:tc>
+      </w:tr>
+      <w:tr>
+        <w:trPr>
+          <w:trHeight w:val="420"/>
+        </w:trPr>
+        <w:tc>
+          <w:tcPr>
+            <w:tcW w:w="4247" w:type="dxa"/>
+          </w:tcPr>
+          <w:p>
+            <w:pPr>
+              <w:pStyle w:val="Ttulo3"/>
+            </w:pPr>
+            <w:r>
+              <w:t>Desenvolvedores</w:t>
+            </w:r>
+          </w:p>
+        </w:tc>
+        <w:tc>
+          <w:tcPr>
+            <w:tcW w:w="4247" w:type="dxa"/>
+          </w:tcPr>
+          <w:p>
+            <w:pPr>
+              <w:pStyle w:val="Ttulo4"/>
+              <w:rPr>
+                <w:b/>
+              </w:rPr>
+            </w:pPr>
+            <w:r>
+              <w:rPr>
+                <w:b/>
+              </w:rPr>
+              <w:t>LUCIANO E KARLA</w:t>
+            </w:r>
+          </w:p>
+        </w:tc>
+      </w:tr>
+      <w:tr>
+        <w:trPr>
+          <w:trHeight w:val="412"/>
+        </w:trPr>
+        <w:tc>
+          <w:tcPr>
+            <w:tcW w:w="4247" w:type="dxa"/>
+          </w:tcPr>
+          <w:p>
+            <w:pPr>
+              <w:pStyle w:val="Ttulo3"/>
+            </w:pPr>
+            <w:r>
+              <w:t>Status</w:t>
+            </w:r>
+          </w:p>
+        </w:tc>
+        <w:tc>
+          <w:tcPr>
+            <w:tcW w:w="4247" w:type="dxa"/>
+          </w:tcPr>
+          <w:p>
+            <w:pPr>
+              <w:pStyle w:val="Ttulo4"/>
+              <w:rPr>
+                <w:b/>
+              </w:rPr>
+            </w:pPr>
+            <w:r>
+              <w:rPr>
+                <w:b/>
+              </w:rPr>
+              <w:t>EM DESENVOLVIMENTO</w:t>
+            </w:r>
+          </w:p>
+        </w:tc>
+      </w:tr>
+    </w:tbl>
+    <w:p>
+      <w:pPr>
+        <w:rPr>
+          <w:b/>
+        </w:rPr>
+      </w:pPr>
+    </w:p>
+    <w:p>
+      <w:pPr>
+        <w:rPr>
+          <w:b/>
+        </w:rPr>
+      </w:pPr>
+    </w:p>
+    <w:p>
+      <w:pPr>
+        <w:pStyle w:val="PargrafodaLista"/>
+        <w:numPr>
+          <w:ilvl w:val="0"/>
+          <w:numId w:val="5"/>
+        </w:numPr>
+        <w:rPr>
+          <w:rFonts w:ascii="Arial" w:hAnsi="Arial" w:cs="Arial"/>
+          <w:b/>
+          <w:sz w:val="28"/>
+          <w:szCs w:val="28"/>
+        </w:rPr>
+      </w:pPr>
+      <w:r>
+        <w:rPr>
+          <w:rFonts w:ascii="Arial" w:hAnsi="Arial" w:cs="Arial"/>
+          <w:b/>
+          <w:sz w:val="28"/>
+          <w:szCs w:val="28"/>
         </w:rPr>
         <w:t>Objetivo</w:t>
       </w:r>
     </w:p>
     <w:p>
-      <w:r>
+      <w:pPr>
+        <w:pStyle w:val="isselectedend"/>
+        <w:rPr>
+          <w:rFonts w:ascii="Arial" w:hAnsi="Arial" w:cs="Arial"/>
+        </w:rPr>
+      </w:pPr>
+      <w:r>
+        <w:rPr>
+          <w:rFonts w:ascii="Arial" w:hAnsi="Arial" w:cs="Arial"/>
+        </w:rPr>
         <w:t xml:space="preserve">O </w:t>
       </w:r>
       <w:proofErr w:type="spellStart"/>
       <w:r>
+        <w:rPr>
+          <w:rStyle w:val="Forte"/>
+          <w:rFonts w:ascii="Arial" w:hAnsi="Arial" w:cs="Arial"/>
+        </w:rPr>
         <w:t>Trip</w:t>
       </w:r>
       <w:proofErr w:type="spellEnd"/>
       <w:r>
+        <w:rPr>
+          <w:rStyle w:val="Forte"/>
+          <w:rFonts w:ascii="Arial" w:hAnsi="Arial" w:cs="Arial"/>
+        </w:rPr>
         <w:t xml:space="preserve"> </w:t>
       </w:r>
       <w:proofErr w:type="spellStart"/>
       <w:r>
+        <w:rPr>
+          <w:rStyle w:val="Forte"/>
+          <w:rFonts w:ascii="Arial" w:hAnsi="Arial" w:cs="Arial"/>
+        </w:rPr>
         <w:t>Planner</w:t>
       </w:r>
       <w:proofErr w:type="spellEnd"/>
       <w:r>
-        <w:t xml:space="preserve"> é um projeto de desenvolvimento web criado com objetivo de oferecer uma plataforma intuitiva para pesquisa e planejamento de viagens. O sistema permite que os usuários explorem destinos turísticos, consultem pacotes de viagem, acompanhem promoções exclusivas e realizem simulações de orçamento de forma rápida e pratica.</w:t>
-      </w:r>
-    </w:p>
-    <w:p>
-      <w:r>
-        <w:t>O principal objetivo é demonstrar a construção de uma aplicação web completa, organizada e interativa, simulando um ambiente real de uma agência de viagens, com foco na usabilidade, na experiência do usuário (UX) e nas boas práticas de desenvolvimento web.</w:t>
-      </w:r>
-    </w:p>
-    <w:p/>
-    <w:p>
-      <w:pPr>
-        <w:rPr>
+        <w:rPr>
+          <w:rFonts w:ascii="Arial" w:hAnsi="Arial" w:cs="Arial"/>
+        </w:rPr>
+        <w:t xml:space="preserve"> é uma aplicação web desenvolvida com o objetivo de oferecer uma plataforma moderna, intuitiva e eficiente para pesquisa, planejamento e gerenciamento de viagens. O sistema permite que os usuários explorem destinos turísticos, consultem pacotes de viagem, acompanhem promoções exclusivas e realizem simulações de orçamento de forma rápida e prática.</w:t>
+      </w:r>
+    </w:p>
+    <w:p>
+      <w:pPr>
+        <w:pStyle w:val="NormalWeb"/>
+        <w:rPr>
+          <w:rFonts w:ascii="Arial" w:hAnsi="Arial" w:cs="Arial"/>
+        </w:rPr>
+      </w:pPr>
+      <w:r>
+        <w:rPr>
+          <w:rFonts w:ascii="Arial" w:hAnsi="Arial" w:cs="Arial"/>
+        </w:rPr>
+        <w:t>Além de atender às necessidades dos usuários finais, o projeto tem como propósito demonstrar o desenvolvimento de uma aplicação web completa, utilizando boas práticas de engenharia de software, arquitetura organizada, interface responsiva e foco na experiência do usuário (UX), simulando o ambiente de operação de uma agência de viagens.</w:t>
+      </w:r>
+    </w:p>
+    <w:p>
+      <w:pPr>
+        <w:pStyle w:val="PargrafodaLista"/>
+        <w:numPr>
+          <w:ilvl w:val="0"/>
+          <w:numId w:val="5"/>
+        </w:numPr>
+        <w:rPr>
+          <w:rFonts w:ascii="Arial" w:hAnsi="Arial" w:cs="Arial"/>
           <w:b/>
-        </w:rPr>
-      </w:pPr>
-      <w:r>
-        <w:rPr>
+          <w:sz w:val="28"/>
+          <w:szCs w:val="28"/>
+        </w:rPr>
+      </w:pPr>
+      <w:r>
+        <w:rPr>
+          <w:rFonts w:ascii="Arial" w:hAnsi="Arial" w:cs="Arial"/>
           <w:b/>
+          <w:sz w:val="28"/>
+          <w:szCs w:val="28"/>
         </w:rPr>
         <w:t>Planejamento</w:t>
       </w:r>
     </w:p>
     <w:p>
-      <w:r>
+      <w:pPr>
+        <w:spacing w:before="100" w:beforeAutospacing="1" w:after="100" w:afterAutospacing="1" w:line="240" w:lineRule="auto"/>
+        <w:rPr>
+          <w:rFonts w:ascii="Arial" w:eastAsia="Times New Roman" w:hAnsi="Arial" w:cs="Arial"/>
+          <w:sz w:val="24"/>
+          <w:szCs w:val="24"/>
+          <w:lang w:eastAsia="pt-BR"/>
+        </w:rPr>
+      </w:pPr>
+      <w:r>
+        <w:rPr>
+          <w:rFonts w:ascii="Arial" w:eastAsia="Times New Roman" w:hAnsi="Arial" w:cs="Arial"/>
+          <w:sz w:val="24"/>
+          <w:szCs w:val="24"/>
+          <w:lang w:eastAsia="pt-BR"/>
+        </w:rPr>
         <w:t xml:space="preserve">O desenvolvimento do </w:t>
       </w:r>
       <w:proofErr w:type="spellStart"/>
       <w:r>
+        <w:rPr>
+          <w:rFonts w:ascii="Arial" w:eastAsia="Times New Roman" w:hAnsi="Arial" w:cs="Arial"/>
+          <w:b/>
+          <w:bCs/>
+          <w:sz w:val="24"/>
+          <w:szCs w:val="24"/>
+          <w:lang w:eastAsia="pt-BR"/>
+        </w:rPr>
         <w:t>Trip</w:t>
       </w:r>
       <w:proofErr w:type="spellEnd"/>
       <w:r>
+        <w:rPr>
+          <w:rFonts w:ascii="Arial" w:eastAsia="Times New Roman" w:hAnsi="Arial" w:cs="Arial"/>
+          <w:b/>
+          <w:bCs/>
+          <w:sz w:val="24"/>
+          <w:szCs w:val="24"/>
+          <w:lang w:eastAsia="pt-BR"/>
+        </w:rPr>
         <w:t xml:space="preserve"> </w:t>
       </w:r>
       <w:proofErr w:type="spellStart"/>
       <w:r>
+        <w:rPr>
+          <w:rFonts w:ascii="Arial" w:eastAsia="Times New Roman" w:hAnsi="Arial" w:cs="Arial"/>
+          <w:b/>
+          <w:bCs/>
+          <w:sz w:val="24"/>
+          <w:szCs w:val="24"/>
+          <w:lang w:eastAsia="pt-BR"/>
+        </w:rPr>
         <w:t>Planner</w:t>
       </w:r>
       <w:proofErr w:type="spellEnd"/>
       <w:r>
-        <w:t xml:space="preserve"> foi planejado com objetivo de criar uma aplicação web organizada, intuitiva e de fácil navegação, simulando o funcionamento de uma agencia de viagens. Inicialmente, foram definidos os principais requisitos do sistema, as funcionalidades que seriam implementadas e a estrutura das páginas, priorizando uma experiencia agradável para o usuário.</w:t>
-      </w:r>
-    </w:p>
-    <w:p>
-      <w:r>
-        <w:t>Tempo de desenvolvimento foi de cinco dias, 20/06 a 24/06.</w:t>
-      </w:r>
-      <w:bookmarkStart w:id="0" w:name="_GoBack"/>
+        <w:rPr>
+          <w:rFonts w:ascii="Arial" w:eastAsia="Times New Roman" w:hAnsi="Arial" w:cs="Arial"/>
+          <w:sz w:val="24"/>
+          <w:szCs w:val="24"/>
+          <w:lang w:eastAsia="pt-BR"/>
+        </w:rPr>
+        <w:t xml:space="preserve"> foi planejado visando à construção de uma aplicação organizada, escalável e de fácil manutenção. Desde o início, foram definidos os requisitos funcionais e não funcionais, a estrutura de navegação, o layout das páginas e as tecnologias que seriam utilizadas durante o desenvolvimento.</w:t>
+      </w:r>
+    </w:p>
+    <w:p>
+      <w:pPr>
+        <w:spacing w:before="100" w:beforeAutospacing="1" w:after="100" w:afterAutospacing="1" w:line="240" w:lineRule="auto"/>
+        <w:rPr>
+          <w:rFonts w:ascii="Arial" w:eastAsia="Times New Roman" w:hAnsi="Arial" w:cs="Arial"/>
+          <w:sz w:val="24"/>
+          <w:szCs w:val="24"/>
+          <w:lang w:eastAsia="pt-BR"/>
+        </w:rPr>
+      </w:pPr>
+      <w:r>
+        <w:rPr>
+          <w:rFonts w:ascii="Arial" w:eastAsia="Times New Roman" w:hAnsi="Arial" w:cs="Arial"/>
+          <w:sz w:val="24"/>
+          <w:szCs w:val="24"/>
+          <w:lang w:eastAsia="pt-BR"/>
+        </w:rPr>
+        <w:t>O</w:t>
+      </w:r>
+      <w:r>
+        <w:rPr>
+          <w:rFonts w:ascii="Arial" w:eastAsia="Times New Roman" w:hAnsi="Arial" w:cs="Arial"/>
+          <w:sz w:val="24"/>
+          <w:szCs w:val="24"/>
+          <w:lang w:eastAsia="pt-BR"/>
+        </w:rPr>
+        <w:t xml:space="preserve"> </w:t>
+      </w:r>
+      <w:r>
+        <w:rPr>
+          <w:rFonts w:ascii="Arial" w:eastAsia="Times New Roman" w:hAnsi="Arial" w:cs="Arial"/>
+          <w:sz w:val="24"/>
+          <w:szCs w:val="24"/>
+          <w:lang w:eastAsia="pt-BR"/>
+        </w:rPr>
+        <w:t xml:space="preserve">projeto foi desenvolvido no período de </w:t>
+      </w:r>
+      <w:r>
+        <w:rPr>
+          <w:rFonts w:ascii="Arial" w:eastAsia="Times New Roman" w:hAnsi="Arial" w:cs="Arial"/>
+          <w:b/>
+          <w:bCs/>
+          <w:sz w:val="24"/>
+          <w:szCs w:val="24"/>
+          <w:lang w:eastAsia="pt-BR"/>
+        </w:rPr>
+        <w:t>20/06/2026 a 2</w:t>
+      </w:r>
+      <w:r>
+        <w:rPr>
+          <w:rFonts w:ascii="Arial" w:eastAsia="Times New Roman" w:hAnsi="Arial" w:cs="Arial"/>
+          <w:b/>
+          <w:bCs/>
+          <w:sz w:val="24"/>
+          <w:szCs w:val="24"/>
+          <w:lang w:eastAsia="pt-BR"/>
+        </w:rPr>
+        <w:t>4</w:t>
+      </w:r>
+      <w:r>
+        <w:rPr>
+          <w:rFonts w:ascii="Arial" w:eastAsia="Times New Roman" w:hAnsi="Arial" w:cs="Arial"/>
+          <w:b/>
+          <w:bCs/>
+          <w:sz w:val="24"/>
+          <w:szCs w:val="24"/>
+          <w:lang w:eastAsia="pt-BR"/>
+        </w:rPr>
+        <w:t>/06/2026</w:t>
+      </w:r>
+      <w:r>
+        <w:rPr>
+          <w:rFonts w:ascii="Arial" w:eastAsia="Times New Roman" w:hAnsi="Arial" w:cs="Arial"/>
+          <w:sz w:val="24"/>
+          <w:szCs w:val="24"/>
+          <w:lang w:eastAsia="pt-BR"/>
+        </w:rPr>
+        <w:t xml:space="preserve">, totalizando </w:t>
+      </w:r>
+      <w:r>
+        <w:rPr>
+          <w:rFonts w:ascii="Arial" w:eastAsia="Times New Roman" w:hAnsi="Arial" w:cs="Arial"/>
+          <w:b/>
+          <w:bCs/>
+          <w:sz w:val="24"/>
+          <w:szCs w:val="24"/>
+          <w:lang w:eastAsia="pt-BR"/>
+        </w:rPr>
+        <w:t>cinco dias de desenvolvimento</w:t>
+      </w:r>
+      <w:r>
+        <w:rPr>
+          <w:rFonts w:ascii="Arial" w:eastAsia="Times New Roman" w:hAnsi="Arial" w:cs="Arial"/>
+          <w:sz w:val="24"/>
+          <w:szCs w:val="24"/>
+          <w:lang w:eastAsia="pt-BR"/>
+        </w:rPr>
+        <w:t>.</w:t>
+      </w:r>
+    </w:p>
+    <w:p>
+      <w:pPr>
+        <w:spacing w:before="100" w:beforeAutospacing="1" w:after="100" w:afterAutospacing="1" w:line="240" w:lineRule="auto"/>
+        <w:rPr>
+          <w:rFonts w:ascii="Arial" w:eastAsia="Times New Roman" w:hAnsi="Arial" w:cs="Arial"/>
+          <w:sz w:val="24"/>
+          <w:szCs w:val="24"/>
+          <w:lang w:eastAsia="pt-BR"/>
+        </w:rPr>
+      </w:pPr>
+      <w:r>
+        <w:rPr>
+          <w:rFonts w:ascii="Arial" w:eastAsia="Times New Roman" w:hAnsi="Arial" w:cs="Arial"/>
+          <w:sz w:val="24"/>
+          <w:szCs w:val="24"/>
+          <w:lang w:eastAsia="pt-BR"/>
+        </w:rPr>
+        <w:t>Para facilitar a implementação e a manutenção do sistema, o projeto foi dividido em módulos independentes, permitindo que cada componente desempenhasse uma função específica dentro da aplicação.</w:t>
+      </w:r>
+    </w:p>
+    <w:p>
+      <w:pPr>
+        <w:spacing w:before="100" w:beforeAutospacing="1" w:after="100" w:afterAutospacing="1" w:line="240" w:lineRule="auto"/>
+        <w:rPr>
+          <w:rFonts w:ascii="Arial" w:eastAsia="Times New Roman" w:hAnsi="Arial" w:cs="Arial"/>
+          <w:sz w:val="24"/>
+          <w:szCs w:val="24"/>
+          <w:lang w:eastAsia="pt-BR"/>
+        </w:rPr>
+      </w:pPr>
+      <w:r>
+        <w:rPr>
+          <w:rFonts w:ascii="Arial" w:eastAsia="Times New Roman" w:hAnsi="Arial" w:cs="Arial"/>
+          <w:sz w:val="24"/>
+          <w:szCs w:val="24"/>
+          <w:lang w:eastAsia="pt-BR"/>
+        </w:rPr>
+        <w:t>As principais etapas do planejamento foram:</w:t>
+      </w:r>
+    </w:p>
+    <w:p>
+      <w:pPr>
+        <w:numPr>
+          <w:ilvl w:val="0"/>
+          <w:numId w:val="6"/>
+        </w:numPr>
+        <w:spacing w:before="100" w:beforeAutospacing="1" w:after="100" w:afterAutospacing="1" w:line="240" w:lineRule="auto"/>
+        <w:rPr>
+          <w:rFonts w:ascii="Arial" w:eastAsia="Times New Roman" w:hAnsi="Arial" w:cs="Arial"/>
+          <w:sz w:val="24"/>
+          <w:szCs w:val="24"/>
+          <w:lang w:eastAsia="pt-BR"/>
+        </w:rPr>
+      </w:pPr>
+      <w:r>
+        <w:rPr>
+          <w:rFonts w:ascii="Arial" w:eastAsia="Times New Roman" w:hAnsi="Arial" w:cs="Arial"/>
+          <w:sz w:val="24"/>
+          <w:szCs w:val="24"/>
+          <w:lang w:eastAsia="pt-BR"/>
+        </w:rPr>
+        <w:t>Levantamento dos requisitos funcionais e definição das funcionalidades do sistema.</w:t>
+      </w:r>
+    </w:p>
+    <w:p>
+      <w:pPr>
+        <w:numPr>
+          <w:ilvl w:val="0"/>
+          <w:numId w:val="6"/>
+        </w:numPr>
+        <w:spacing w:before="100" w:beforeAutospacing="1" w:after="100" w:afterAutospacing="1" w:line="240" w:lineRule="auto"/>
+        <w:rPr>
+          <w:rFonts w:ascii="Arial" w:eastAsia="Times New Roman" w:hAnsi="Arial" w:cs="Arial"/>
+          <w:sz w:val="24"/>
+          <w:szCs w:val="24"/>
+          <w:lang w:eastAsia="pt-BR"/>
+        </w:rPr>
+      </w:pPr>
+      <w:r>
+        <w:rPr>
+          <w:rFonts w:ascii="Arial" w:eastAsia="Times New Roman" w:hAnsi="Arial" w:cs="Arial"/>
+          <w:sz w:val="24"/>
+          <w:szCs w:val="24"/>
+          <w:lang w:eastAsia="pt-BR"/>
+        </w:rPr>
+        <w:lastRenderedPageBreak/>
+        <w:t>Estruturação da arquitetura e do fluxo de navegação entre as páginas.</w:t>
+      </w:r>
+    </w:p>
+    <w:p>
+      <w:pPr>
+        <w:numPr>
+          <w:ilvl w:val="0"/>
+          <w:numId w:val="6"/>
+        </w:numPr>
+        <w:spacing w:before="100" w:beforeAutospacing="1" w:after="100" w:afterAutospacing="1" w:line="240" w:lineRule="auto"/>
+        <w:rPr>
+          <w:rFonts w:ascii="Arial" w:eastAsia="Times New Roman" w:hAnsi="Arial" w:cs="Arial"/>
+          <w:sz w:val="24"/>
+          <w:szCs w:val="24"/>
+          <w:lang w:eastAsia="pt-BR"/>
+        </w:rPr>
+      </w:pPr>
+      <w:r>
+        <w:rPr>
+          <w:rFonts w:ascii="Arial" w:eastAsia="Times New Roman" w:hAnsi="Arial" w:cs="Arial"/>
+          <w:sz w:val="24"/>
+          <w:szCs w:val="24"/>
+          <w:lang w:eastAsia="pt-BR"/>
+        </w:rPr>
+        <w:t>Desenvolvimento da identidade visual e do layout responsivo.</w:t>
+      </w:r>
+    </w:p>
+    <w:p>
+      <w:pPr>
+        <w:numPr>
+          <w:ilvl w:val="0"/>
+          <w:numId w:val="6"/>
+        </w:numPr>
+        <w:spacing w:before="100" w:beforeAutospacing="1" w:after="100" w:afterAutospacing="1" w:line="240" w:lineRule="auto"/>
+        <w:rPr>
+          <w:rFonts w:ascii="Arial" w:eastAsia="Times New Roman" w:hAnsi="Arial" w:cs="Arial"/>
+          <w:sz w:val="24"/>
+          <w:szCs w:val="24"/>
+          <w:lang w:eastAsia="pt-BR"/>
+        </w:rPr>
+      </w:pPr>
+      <w:r>
+        <w:rPr>
+          <w:rFonts w:ascii="Arial" w:eastAsia="Times New Roman" w:hAnsi="Arial" w:cs="Arial"/>
+          <w:sz w:val="24"/>
+          <w:szCs w:val="24"/>
+          <w:lang w:eastAsia="pt-BR"/>
+        </w:rPr>
+        <w:t>Implementação das páginas Home, Destinos, Pacotes, Promoções e Contato.</w:t>
+      </w:r>
+    </w:p>
+    <w:p>
+      <w:pPr>
+        <w:numPr>
+          <w:ilvl w:val="0"/>
+          <w:numId w:val="6"/>
+        </w:numPr>
+        <w:spacing w:before="100" w:beforeAutospacing="1" w:after="100" w:afterAutospacing="1" w:line="240" w:lineRule="auto"/>
+        <w:rPr>
+          <w:rFonts w:ascii="Arial" w:eastAsia="Times New Roman" w:hAnsi="Arial" w:cs="Arial"/>
+          <w:sz w:val="24"/>
+          <w:szCs w:val="24"/>
+          <w:lang w:eastAsia="pt-BR"/>
+        </w:rPr>
+      </w:pPr>
+      <w:r>
+        <w:rPr>
+          <w:rFonts w:ascii="Arial" w:eastAsia="Times New Roman" w:hAnsi="Arial" w:cs="Arial"/>
+          <w:sz w:val="24"/>
+          <w:szCs w:val="24"/>
+          <w:lang w:eastAsia="pt-BR"/>
+        </w:rPr>
+        <w:t xml:space="preserve">Desenvolvimento das funcionalidades dinâmicas utilizando </w:t>
+      </w:r>
+      <w:proofErr w:type="spellStart"/>
+      <w:r>
+        <w:rPr>
+          <w:rFonts w:ascii="Arial" w:eastAsia="Times New Roman" w:hAnsi="Arial" w:cs="Arial"/>
+          <w:sz w:val="24"/>
+          <w:szCs w:val="24"/>
+          <w:lang w:eastAsia="pt-BR"/>
+        </w:rPr>
+        <w:t>JavaScript</w:t>
+      </w:r>
+      <w:proofErr w:type="spellEnd"/>
+      <w:r>
+        <w:rPr>
+          <w:rFonts w:ascii="Arial" w:eastAsia="Times New Roman" w:hAnsi="Arial" w:cs="Arial"/>
+          <w:sz w:val="24"/>
+          <w:szCs w:val="24"/>
+          <w:lang w:eastAsia="pt-BR"/>
+        </w:rPr>
+        <w:t>, incluindo filtros de pesquisa, sistema de favoritos, galerias de imagens, páginas de detalhes dos destinos, simulador de orçamento e contador regressivo para promoções.</w:t>
+      </w:r>
+    </w:p>
+    <w:p>
+      <w:pPr>
+        <w:numPr>
+          <w:ilvl w:val="0"/>
+          <w:numId w:val="6"/>
+        </w:numPr>
+        <w:spacing w:before="100" w:beforeAutospacing="1" w:after="100" w:afterAutospacing="1" w:line="240" w:lineRule="auto"/>
+        <w:rPr>
+          <w:rFonts w:ascii="Arial" w:eastAsia="Times New Roman" w:hAnsi="Arial" w:cs="Arial"/>
+          <w:sz w:val="24"/>
+          <w:szCs w:val="24"/>
+          <w:lang w:eastAsia="pt-BR"/>
+        </w:rPr>
+      </w:pPr>
+      <w:r>
+        <w:rPr>
+          <w:rFonts w:ascii="Arial" w:eastAsia="Times New Roman" w:hAnsi="Arial" w:cs="Arial"/>
+          <w:sz w:val="24"/>
+          <w:szCs w:val="24"/>
+          <w:lang w:eastAsia="pt-BR"/>
+        </w:rPr>
+        <w:t xml:space="preserve">Integração com o </w:t>
+      </w:r>
+      <w:proofErr w:type="spellStart"/>
+      <w:r>
+        <w:rPr>
+          <w:rFonts w:ascii="Arial" w:eastAsia="Times New Roman" w:hAnsi="Arial" w:cs="Arial"/>
+          <w:sz w:val="24"/>
+          <w:szCs w:val="24"/>
+          <w:lang w:eastAsia="pt-BR"/>
+        </w:rPr>
+        <w:t>Firebase</w:t>
+      </w:r>
+      <w:proofErr w:type="spellEnd"/>
+      <w:r>
+        <w:rPr>
+          <w:rFonts w:ascii="Arial" w:eastAsia="Times New Roman" w:hAnsi="Arial" w:cs="Arial"/>
+          <w:sz w:val="24"/>
+          <w:szCs w:val="24"/>
+          <w:lang w:eastAsia="pt-BR"/>
+        </w:rPr>
+        <w:t xml:space="preserve"> </w:t>
+      </w:r>
+      <w:proofErr w:type="spellStart"/>
+      <w:r>
+        <w:rPr>
+          <w:rFonts w:ascii="Arial" w:eastAsia="Times New Roman" w:hAnsi="Arial" w:cs="Arial"/>
+          <w:sz w:val="24"/>
+          <w:szCs w:val="24"/>
+          <w:lang w:eastAsia="pt-BR"/>
+        </w:rPr>
+        <w:t>Firestore</w:t>
+      </w:r>
+      <w:proofErr w:type="spellEnd"/>
+      <w:r>
+        <w:rPr>
+          <w:rFonts w:ascii="Arial" w:eastAsia="Times New Roman" w:hAnsi="Arial" w:cs="Arial"/>
+          <w:sz w:val="24"/>
+          <w:szCs w:val="24"/>
+          <w:lang w:eastAsia="pt-BR"/>
+        </w:rPr>
+        <w:t xml:space="preserve"> para armazenamento dos dados enviados pelos usuários.</w:t>
+      </w:r>
+    </w:p>
+    <w:p>
+      <w:pPr>
+        <w:numPr>
+          <w:ilvl w:val="0"/>
+          <w:numId w:val="6"/>
+        </w:numPr>
+        <w:spacing w:before="100" w:beforeAutospacing="1" w:after="100" w:afterAutospacing="1" w:line="240" w:lineRule="auto"/>
+        <w:rPr>
+          <w:rFonts w:ascii="Arial" w:eastAsia="Times New Roman" w:hAnsi="Arial" w:cs="Arial"/>
+          <w:sz w:val="24"/>
+          <w:szCs w:val="24"/>
+          <w:lang w:eastAsia="pt-BR"/>
+        </w:rPr>
+      </w:pPr>
+      <w:r>
+        <w:rPr>
+          <w:rFonts w:ascii="Arial" w:eastAsia="Times New Roman" w:hAnsi="Arial" w:cs="Arial"/>
+          <w:sz w:val="24"/>
+          <w:szCs w:val="24"/>
+          <w:lang w:eastAsia="pt-BR"/>
+        </w:rPr>
+        <w:t>Implementação do banco de dados relacional utilizando Neon PostgreSQL.</w:t>
+      </w:r>
+    </w:p>
+    <w:p>
+      <w:pPr>
+        <w:numPr>
+          <w:ilvl w:val="0"/>
+          <w:numId w:val="6"/>
+        </w:numPr>
+        <w:spacing w:before="100" w:beforeAutospacing="1" w:after="100" w:afterAutospacing="1" w:line="240" w:lineRule="auto"/>
+        <w:rPr>
+          <w:rFonts w:ascii="Arial" w:eastAsia="Times New Roman" w:hAnsi="Arial" w:cs="Arial"/>
+          <w:sz w:val="24"/>
+          <w:szCs w:val="24"/>
+          <w:lang w:eastAsia="pt-BR"/>
+        </w:rPr>
+      </w:pPr>
+      <w:r>
+        <w:rPr>
+          <w:rFonts w:ascii="Arial" w:eastAsia="Times New Roman" w:hAnsi="Arial" w:cs="Arial"/>
+          <w:sz w:val="24"/>
+          <w:szCs w:val="24"/>
+          <w:lang w:eastAsia="pt-BR"/>
+        </w:rPr>
+        <w:t>Desenvolvimento do painel administrativo com autenticação d</w:t>
+      </w:r>
+      <w:r>
+        <w:rPr>
+          <w:rFonts w:ascii="Arial" w:eastAsia="Times New Roman" w:hAnsi="Arial" w:cs="Arial"/>
+          <w:sz w:val="24"/>
+          <w:szCs w:val="24"/>
+          <w:lang w:eastAsia="pt-BR"/>
+        </w:rPr>
+        <w:t>o usuário administrador</w:t>
+      </w:r>
+      <w:r>
+        <w:rPr>
+          <w:rFonts w:ascii="Arial" w:eastAsia="Times New Roman" w:hAnsi="Arial" w:cs="Arial"/>
+          <w:sz w:val="24"/>
+          <w:szCs w:val="24"/>
+          <w:lang w:eastAsia="pt-BR"/>
+        </w:rPr>
+        <w:t>.</w:t>
+      </w:r>
+    </w:p>
+    <w:p>
+      <w:pPr>
+        <w:numPr>
+          <w:ilvl w:val="0"/>
+          <w:numId w:val="6"/>
+        </w:numPr>
+        <w:spacing w:before="100" w:beforeAutospacing="1" w:after="100" w:afterAutospacing="1" w:line="240" w:lineRule="auto"/>
+        <w:rPr>
+          <w:rFonts w:ascii="Arial" w:eastAsia="Times New Roman" w:hAnsi="Arial" w:cs="Arial"/>
+          <w:sz w:val="24"/>
+          <w:szCs w:val="24"/>
+          <w:lang w:eastAsia="pt-BR"/>
+        </w:rPr>
+      </w:pPr>
+      <w:r>
+        <w:rPr>
+          <w:rFonts w:ascii="Arial" w:eastAsia="Times New Roman" w:hAnsi="Arial" w:cs="Arial"/>
+          <w:sz w:val="24"/>
+          <w:szCs w:val="24"/>
+          <w:lang w:eastAsia="pt-BR"/>
+        </w:rPr>
+        <w:t>Realização de testes funcionais, correção de inconsistências, otimização de desempenho e ajustes de responsividade.</w:t>
+      </w:r>
+    </w:p>
+    <w:p>
+      <w:pPr>
+        <w:spacing w:before="100" w:beforeAutospacing="1" w:after="100" w:afterAutospacing="1" w:line="240" w:lineRule="auto"/>
+        <w:rPr>
+          <w:rFonts w:ascii="Arial" w:eastAsia="Times New Roman" w:hAnsi="Arial" w:cs="Arial"/>
+          <w:sz w:val="24"/>
+          <w:szCs w:val="24"/>
+          <w:lang w:eastAsia="pt-BR"/>
+        </w:rPr>
+      </w:pPr>
+      <w:r>
+        <w:rPr>
+          <w:rFonts w:ascii="Arial" w:eastAsia="Times New Roman" w:hAnsi="Arial" w:cs="Arial"/>
+          <w:sz w:val="24"/>
+          <w:szCs w:val="24"/>
+          <w:lang w:eastAsia="pt-BR"/>
+        </w:rPr>
+        <w:t>Esse planejamento proporcionou uma estrutura organizada para o desenvolvimento do sistema, favorecendo sua manutenção, escalabilidade e a futura implementação de novas funcionalidades.</w:t>
+      </w:r>
+    </w:p>
+    <w:p>
+      <w:pPr>
+        <w:pStyle w:val="PargrafodaLista"/>
+        <w:numPr>
+          <w:ilvl w:val="0"/>
+          <w:numId w:val="5"/>
+        </w:numPr>
+        <w:rPr>
+          <w:b/>
+          <w:sz w:val="28"/>
+          <w:szCs w:val="28"/>
+        </w:rPr>
+      </w:pPr>
+      <w:r>
+        <w:rPr>
+          <w:b/>
+          <w:sz w:val="28"/>
+          <w:szCs w:val="28"/>
+        </w:rPr>
+        <w:t>Módulos</w:t>
+      </w:r>
+    </w:p>
+    <w:p>
+      <w:pPr>
+        <w:pStyle w:val="Ttulo2"/>
+        <w:rPr>
+          <w:b/>
+        </w:rPr>
+      </w:pPr>
+      <w:r>
+        <w:rPr>
+          <w:b/>
+        </w:rPr>
+        <w:t>3.1 Página Inicial (</w:t>
+      </w:r>
+      <w:r>
+        <w:rPr>
+          <w:rFonts w:ascii="Arial" w:hAnsi="Arial" w:cs="Arial"/>
+        </w:rPr>
+        <w:t>Home</w:t>
+      </w:r>
+      <w:r>
+        <w:rPr>
+          <w:b/>
+        </w:rPr>
+        <w:t>)</w:t>
+      </w:r>
+    </w:p>
+    <w:p>
+      <w:pPr>
+        <w:pStyle w:val="isselectedend"/>
+        <w:rPr>
+          <w:rFonts w:ascii="Arial" w:hAnsi="Arial" w:cs="Arial"/>
+        </w:rPr>
+      </w:pPr>
+      <w:r>
+        <w:rPr>
+          <w:rFonts w:ascii="Arial" w:hAnsi="Arial" w:cs="Arial"/>
+        </w:rPr>
+        <w:t>Responsável por apresentar a empresa, destacar os principais destinos turísticos, promoções em evidência e fornecer acesso rápido às demais funcionalidades do sistema.</w:t>
+      </w:r>
+    </w:p>
+    <w:p>
+      <w:pPr>
+        <w:pStyle w:val="Ttulo3"/>
+        <w:rPr>
+          <w:rFonts w:ascii="Arial" w:hAnsi="Arial" w:cs="Arial"/>
+          <w:sz w:val="24"/>
+          <w:szCs w:val="24"/>
+        </w:rPr>
+      </w:pPr>
+      <w:r>
+        <w:rPr>
+          <w:rFonts w:ascii="Arial" w:hAnsi="Arial" w:cs="Arial"/>
+          <w:sz w:val="24"/>
+          <w:szCs w:val="24"/>
+        </w:rPr>
+        <w:t>Funcionalidades</w:t>
+      </w:r>
+    </w:p>
+    <w:p>
+      <w:pPr>
+        <w:numPr>
+          <w:ilvl w:val="0"/>
+          <w:numId w:val="7"/>
+        </w:numPr>
+        <w:spacing w:before="100" w:beforeAutospacing="1" w:after="100" w:afterAutospacing="1" w:line="240" w:lineRule="auto"/>
+        <w:rPr>
+          <w:rFonts w:ascii="Arial" w:hAnsi="Arial" w:cs="Arial"/>
+        </w:rPr>
+      </w:pPr>
+      <w:r>
+        <w:rPr>
+          <w:rFonts w:ascii="Arial" w:hAnsi="Arial" w:cs="Arial"/>
+        </w:rPr>
+        <w:t>Banner principal.</w:t>
+      </w:r>
+    </w:p>
+    <w:p>
+      <w:pPr>
+        <w:numPr>
+          <w:ilvl w:val="0"/>
+          <w:numId w:val="7"/>
+        </w:numPr>
+        <w:spacing w:before="100" w:beforeAutospacing="1" w:after="100" w:afterAutospacing="1" w:line="240" w:lineRule="auto"/>
+        <w:rPr>
+          <w:rFonts w:ascii="Arial" w:hAnsi="Arial" w:cs="Arial"/>
+        </w:rPr>
+      </w:pPr>
+      <w:r>
+        <w:rPr>
+          <w:rFonts w:ascii="Arial" w:hAnsi="Arial" w:cs="Arial"/>
+        </w:rPr>
+        <w:t>Destinos em destaque.</w:t>
+      </w:r>
+    </w:p>
+    <w:p>
+      <w:pPr>
+        <w:numPr>
+          <w:ilvl w:val="0"/>
+          <w:numId w:val="7"/>
+        </w:numPr>
+        <w:spacing w:before="100" w:beforeAutospacing="1" w:after="100" w:afterAutospacing="1" w:line="240" w:lineRule="auto"/>
+        <w:rPr>
+          <w:rFonts w:ascii="Arial" w:hAnsi="Arial" w:cs="Arial"/>
+        </w:rPr>
+      </w:pPr>
+      <w:r>
+        <w:rPr>
+          <w:rFonts w:ascii="Arial" w:hAnsi="Arial" w:cs="Arial"/>
+        </w:rPr>
+        <w:t>Pacotes em evidência.</w:t>
+      </w:r>
+    </w:p>
+    <w:p>
+      <w:pPr>
+        <w:numPr>
+          <w:ilvl w:val="0"/>
+          <w:numId w:val="7"/>
+        </w:numPr>
+        <w:spacing w:before="100" w:beforeAutospacing="1" w:after="100" w:afterAutospacing="1" w:line="240" w:lineRule="auto"/>
+        <w:rPr>
+          <w:rFonts w:ascii="Arial" w:hAnsi="Arial" w:cs="Arial"/>
+        </w:rPr>
+      </w:pPr>
+      <w:r>
+        <w:rPr>
+          <w:rFonts w:ascii="Arial" w:hAnsi="Arial" w:cs="Arial"/>
+        </w:rPr>
+        <w:t>Navegação entre páginas.</w:t>
+      </w:r>
+    </w:p>
+    <w:p>
+      <w:pPr>
+        <w:numPr>
+          <w:ilvl w:val="0"/>
+          <w:numId w:val="7"/>
+        </w:numPr>
+        <w:spacing w:before="100" w:beforeAutospacing="1" w:after="100" w:afterAutospacing="1" w:line="240" w:lineRule="auto"/>
+        <w:rPr>
+          <w:rFonts w:ascii="Arial" w:hAnsi="Arial" w:cs="Arial"/>
+        </w:rPr>
+      </w:pPr>
+      <w:r>
+        <w:rPr>
+          <w:rFonts w:ascii="Arial" w:hAnsi="Arial" w:cs="Arial"/>
+        </w:rPr>
+        <w:t>Área de promoções.</w:t>
+      </w:r>
+    </w:p>
+    <w:p>
+      <w:pPr>
+        <w:numPr>
+          <w:ilvl w:val="0"/>
+          <w:numId w:val="7"/>
+        </w:numPr>
+        <w:spacing w:before="100" w:beforeAutospacing="1" w:after="100" w:afterAutospacing="1" w:line="240" w:lineRule="auto"/>
+        <w:rPr>
+          <w:rFonts w:ascii="Arial" w:hAnsi="Arial" w:cs="Arial"/>
+        </w:rPr>
+      </w:pPr>
+      <w:r>
+        <w:rPr>
+          <w:rFonts w:ascii="Arial" w:hAnsi="Arial" w:cs="Arial"/>
+        </w:rPr>
+        <w:t>Visualizar avaliações de viagens.</w:t>
+      </w:r>
+    </w:p>
+    <w:p>
+      <w:pPr>
+        <w:pStyle w:val="Ttulo2"/>
+        <w:rPr>
+          <w:rFonts w:ascii="Arial" w:hAnsi="Arial" w:cs="Arial"/>
+        </w:rPr>
+      </w:pPr>
+      <w:r>
+        <w:rPr>
+          <w:rFonts w:ascii="Arial" w:hAnsi="Arial" w:cs="Arial"/>
+        </w:rPr>
+        <w:t>3.2 Destinos</w:t>
+      </w:r>
+    </w:p>
+    <w:p>
+      <w:pPr>
+        <w:pStyle w:val="isselectedend"/>
+        <w:rPr>
+          <w:rFonts w:ascii="Arial" w:hAnsi="Arial" w:cs="Arial"/>
+        </w:rPr>
+      </w:pPr>
+      <w:r>
+        <w:rPr>
+          <w:rFonts w:ascii="Arial" w:hAnsi="Arial" w:cs="Arial"/>
+        </w:rPr>
+        <w:t>Apresenta informações detalhadas sobre cada destino turístico disponível.</w:t>
+      </w:r>
+    </w:p>
+    <w:p>
+      <w:pPr>
+        <w:pStyle w:val="Ttulo3"/>
+        <w:rPr>
+          <w:rFonts w:ascii="Arial" w:hAnsi="Arial" w:cs="Arial"/>
+          <w:sz w:val="24"/>
+          <w:szCs w:val="24"/>
+        </w:rPr>
+      </w:pPr>
+      <w:r>
+        <w:rPr>
+          <w:rFonts w:ascii="Arial" w:hAnsi="Arial" w:cs="Arial"/>
+          <w:sz w:val="24"/>
+          <w:szCs w:val="24"/>
+        </w:rPr>
+        <w:t>Funcionalidades</w:t>
+      </w:r>
+    </w:p>
+    <w:p>
+      <w:pPr>
+        <w:numPr>
+          <w:ilvl w:val="0"/>
+          <w:numId w:val="8"/>
+        </w:numPr>
+        <w:spacing w:before="100" w:beforeAutospacing="1" w:after="100" w:afterAutospacing="1" w:line="240" w:lineRule="auto"/>
+        <w:rPr>
+          <w:rFonts w:ascii="Arial" w:hAnsi="Arial" w:cs="Arial"/>
+        </w:rPr>
+      </w:pPr>
+      <w:r>
+        <w:rPr>
+          <w:rFonts w:ascii="Arial" w:hAnsi="Arial" w:cs="Arial"/>
+        </w:rPr>
+        <w:t>Listagem de destinos.</w:t>
+      </w:r>
+    </w:p>
+    <w:p>
+      <w:pPr>
+        <w:numPr>
+          <w:ilvl w:val="0"/>
+          <w:numId w:val="8"/>
+        </w:numPr>
+        <w:spacing w:before="100" w:beforeAutospacing="1" w:after="100" w:afterAutospacing="1" w:line="240" w:lineRule="auto"/>
+        <w:rPr>
+          <w:rFonts w:ascii="Arial" w:hAnsi="Arial" w:cs="Arial"/>
+        </w:rPr>
+      </w:pPr>
+      <w:r>
+        <w:rPr>
+          <w:rFonts w:ascii="Arial" w:hAnsi="Arial" w:cs="Arial"/>
+        </w:rPr>
+        <w:t>Página individual de cada destino.</w:t>
+      </w:r>
+    </w:p>
+    <w:p>
+      <w:pPr>
+        <w:numPr>
+          <w:ilvl w:val="0"/>
+          <w:numId w:val="8"/>
+        </w:numPr>
+        <w:spacing w:before="100" w:beforeAutospacing="1" w:after="100" w:afterAutospacing="1" w:line="240" w:lineRule="auto"/>
+        <w:rPr>
+          <w:rFonts w:ascii="Arial" w:hAnsi="Arial" w:cs="Arial"/>
+        </w:rPr>
+      </w:pPr>
+      <w:r>
+        <w:rPr>
+          <w:rFonts w:ascii="Arial" w:hAnsi="Arial" w:cs="Arial"/>
+        </w:rPr>
+        <w:t>Galeria de imagens.</w:t>
+      </w:r>
+    </w:p>
+    <w:p>
+      <w:pPr>
+        <w:numPr>
+          <w:ilvl w:val="0"/>
+          <w:numId w:val="8"/>
+        </w:numPr>
+        <w:spacing w:before="100" w:beforeAutospacing="1" w:after="100" w:afterAutospacing="1" w:line="240" w:lineRule="auto"/>
+        <w:rPr>
+          <w:rFonts w:ascii="Arial" w:hAnsi="Arial" w:cs="Arial"/>
+        </w:rPr>
+      </w:pPr>
+      <w:r>
+        <w:rPr>
+          <w:rFonts w:ascii="Arial" w:hAnsi="Arial" w:cs="Arial"/>
+        </w:rPr>
+        <w:t>Informações completas sobre a viagem.</w:t>
+      </w:r>
+    </w:p>
+    <w:p>
+      <w:pPr>
+        <w:pStyle w:val="Ttulo2"/>
+        <w:rPr>
+          <w:rFonts w:ascii="Arial" w:hAnsi="Arial" w:cs="Arial"/>
+        </w:rPr>
+      </w:pPr>
+      <w:r>
+        <w:rPr>
+          <w:rFonts w:ascii="Arial" w:hAnsi="Arial" w:cs="Arial"/>
+        </w:rPr>
+        <w:lastRenderedPageBreak/>
+        <w:t>3.3 Pacotes de Viagem</w:t>
+      </w:r>
+    </w:p>
+    <w:p>
+      <w:pPr>
+        <w:pStyle w:val="isselectedend"/>
+        <w:rPr>
+          <w:rFonts w:ascii="Arial" w:hAnsi="Arial" w:cs="Arial"/>
+        </w:rPr>
+      </w:pPr>
+      <w:r>
+        <w:rPr>
+          <w:rFonts w:ascii="Arial" w:hAnsi="Arial" w:cs="Arial"/>
+        </w:rPr>
+        <w:t>Exibe os pacotes turísticos disponíveis.</w:t>
+      </w:r>
+    </w:p>
+    <w:p>
+      <w:pPr>
+        <w:pStyle w:val="Ttulo3"/>
+        <w:rPr>
+          <w:rFonts w:ascii="Arial" w:hAnsi="Arial" w:cs="Arial"/>
+        </w:rPr>
+      </w:pPr>
+      <w:r>
+        <w:rPr>
+          <w:rFonts w:ascii="Arial" w:hAnsi="Arial" w:cs="Arial"/>
+          <w:sz w:val="24"/>
+          <w:szCs w:val="24"/>
+        </w:rPr>
+        <w:t>Funcionalidades</w:t>
+      </w:r>
+    </w:p>
+    <w:p>
+      <w:pPr>
+        <w:numPr>
+          <w:ilvl w:val="0"/>
+          <w:numId w:val="9"/>
+        </w:numPr>
+        <w:spacing w:before="100" w:beforeAutospacing="1" w:after="100" w:afterAutospacing="1" w:line="240" w:lineRule="auto"/>
+        <w:rPr>
+          <w:rFonts w:ascii="Arial" w:hAnsi="Arial" w:cs="Arial"/>
+        </w:rPr>
+      </w:pPr>
+      <w:r>
+        <w:rPr>
+          <w:rFonts w:ascii="Arial" w:hAnsi="Arial" w:cs="Arial"/>
+        </w:rPr>
+        <w:t>Listagem de pacotes.</w:t>
+      </w:r>
+    </w:p>
+    <w:p>
+      <w:pPr>
+        <w:numPr>
+          <w:ilvl w:val="0"/>
+          <w:numId w:val="9"/>
+        </w:numPr>
+        <w:spacing w:before="100" w:beforeAutospacing="1" w:after="100" w:afterAutospacing="1" w:line="240" w:lineRule="auto"/>
+        <w:rPr>
+          <w:rFonts w:ascii="Arial" w:hAnsi="Arial" w:cs="Arial"/>
+        </w:rPr>
+      </w:pPr>
+      <w:r>
+        <w:rPr>
+          <w:rFonts w:ascii="Arial" w:hAnsi="Arial" w:cs="Arial"/>
+        </w:rPr>
+        <w:t>Valores.</w:t>
+      </w:r>
+    </w:p>
+    <w:p>
+      <w:pPr>
+        <w:numPr>
+          <w:ilvl w:val="0"/>
+          <w:numId w:val="9"/>
+        </w:numPr>
+        <w:spacing w:before="100" w:beforeAutospacing="1" w:after="100" w:afterAutospacing="1" w:line="240" w:lineRule="auto"/>
+        <w:rPr>
+          <w:rFonts w:ascii="Arial" w:hAnsi="Arial" w:cs="Arial"/>
+        </w:rPr>
+      </w:pPr>
+      <w:r>
+        <w:rPr>
+          <w:rFonts w:ascii="Arial" w:hAnsi="Arial" w:cs="Arial"/>
+        </w:rPr>
+        <w:t>Informações sobre hospedagem.</w:t>
+      </w:r>
+    </w:p>
+    <w:p>
+      <w:pPr>
+        <w:numPr>
+          <w:ilvl w:val="0"/>
+          <w:numId w:val="9"/>
+        </w:numPr>
+        <w:spacing w:before="100" w:beforeAutospacing="1" w:after="100" w:afterAutospacing="1" w:line="240" w:lineRule="auto"/>
+        <w:rPr>
+          <w:rFonts w:ascii="Arial" w:hAnsi="Arial" w:cs="Arial"/>
+        </w:rPr>
+      </w:pPr>
+      <w:r>
+        <w:rPr>
+          <w:rFonts w:ascii="Arial" w:hAnsi="Arial" w:cs="Arial"/>
+        </w:rPr>
+        <w:t>Período da viagem.</w:t>
+      </w:r>
+    </w:p>
+    <w:p>
+      <w:pPr>
+        <w:pStyle w:val="Ttulo2"/>
+        <w:rPr>
+          <w:rFonts w:ascii="Arial" w:hAnsi="Arial" w:cs="Arial"/>
+        </w:rPr>
+      </w:pPr>
+      <w:r>
+        <w:rPr>
+          <w:rFonts w:ascii="Arial" w:hAnsi="Arial" w:cs="Arial"/>
+        </w:rPr>
+        <w:t>3.4 Promoções</w:t>
+      </w:r>
+    </w:p>
+    <w:p>
+      <w:pPr>
+        <w:pStyle w:val="isselectedend"/>
+        <w:rPr>
+          <w:rFonts w:ascii="Arial" w:hAnsi="Arial" w:cs="Arial"/>
+        </w:rPr>
+      </w:pPr>
+      <w:r>
+        <w:rPr>
+          <w:rFonts w:ascii="Arial" w:hAnsi="Arial" w:cs="Arial"/>
+        </w:rPr>
+        <w:t>Responsável por divulgar ofertas especiais e descontos por tempo limitado.</w:t>
+      </w:r>
+    </w:p>
+    <w:p>
+      <w:pPr>
+        <w:pStyle w:val="Ttulo3"/>
+        <w:rPr>
+          <w:rFonts w:ascii="Arial" w:hAnsi="Arial" w:cs="Arial"/>
+          <w:sz w:val="24"/>
+          <w:szCs w:val="24"/>
+        </w:rPr>
+      </w:pPr>
+      <w:r>
+        <w:rPr>
+          <w:rFonts w:ascii="Arial" w:hAnsi="Arial" w:cs="Arial"/>
+          <w:sz w:val="24"/>
+          <w:szCs w:val="24"/>
+        </w:rPr>
+        <w:t>Funcionalidades</w:t>
+      </w:r>
+    </w:p>
+    <w:p>
+      <w:pPr>
+        <w:numPr>
+          <w:ilvl w:val="0"/>
+          <w:numId w:val="10"/>
+        </w:numPr>
+        <w:spacing w:before="100" w:beforeAutospacing="1" w:after="100" w:afterAutospacing="1" w:line="240" w:lineRule="auto"/>
+        <w:rPr>
+          <w:rFonts w:ascii="Arial" w:hAnsi="Arial" w:cs="Arial"/>
+        </w:rPr>
+      </w:pPr>
+      <w:r>
+        <w:rPr>
+          <w:rFonts w:ascii="Arial" w:hAnsi="Arial" w:cs="Arial"/>
+        </w:rPr>
+        <w:t>Promoções ativas.</w:t>
+      </w:r>
+    </w:p>
+    <w:p>
+      <w:pPr>
+        <w:numPr>
+          <w:ilvl w:val="0"/>
+          <w:numId w:val="10"/>
+        </w:numPr>
+        <w:spacing w:before="100" w:beforeAutospacing="1" w:after="100" w:afterAutospacing="1" w:line="240" w:lineRule="auto"/>
+        <w:rPr>
+          <w:rFonts w:ascii="Arial" w:hAnsi="Arial" w:cs="Arial"/>
+        </w:rPr>
+      </w:pPr>
+      <w:r>
+        <w:rPr>
+          <w:rFonts w:ascii="Arial" w:hAnsi="Arial" w:cs="Arial"/>
+        </w:rPr>
+        <w:t>Contador regressivo.</w:t>
+      </w:r>
+    </w:p>
+    <w:p>
+      <w:pPr>
+        <w:numPr>
+          <w:ilvl w:val="0"/>
+          <w:numId w:val="10"/>
+        </w:numPr>
+        <w:spacing w:before="100" w:beforeAutospacing="1" w:after="100" w:afterAutospacing="1" w:line="240" w:lineRule="auto"/>
+        <w:rPr>
+          <w:rFonts w:ascii="Arial" w:hAnsi="Arial" w:cs="Arial"/>
+        </w:rPr>
+      </w:pPr>
+      <w:r>
+        <w:rPr>
+          <w:rFonts w:ascii="Arial" w:hAnsi="Arial" w:cs="Arial"/>
+        </w:rPr>
+        <w:t>Valores promocionais.</w:t>
+      </w:r>
+    </w:p>
+    <w:p>
+      <w:pPr>
+        <w:pStyle w:val="Ttulo2"/>
+        <w:rPr>
+          <w:rFonts w:ascii="Arial" w:hAnsi="Arial" w:cs="Arial"/>
+        </w:rPr>
+      </w:pPr>
+      <w:r>
+        <w:rPr>
+          <w:rFonts w:ascii="Arial" w:hAnsi="Arial" w:cs="Arial"/>
+        </w:rPr>
+        <w:t>3.5 Formulário de Contato</w:t>
+      </w:r>
+    </w:p>
+    <w:p>
+      <w:pPr>
+        <w:pStyle w:val="isselectedend"/>
+        <w:rPr>
+          <w:rFonts w:ascii="Arial" w:hAnsi="Arial" w:cs="Arial"/>
+        </w:rPr>
+      </w:pPr>
+      <w:r>
+        <w:rPr>
+          <w:rFonts w:ascii="Arial" w:hAnsi="Arial" w:cs="Arial"/>
+        </w:rPr>
+        <w:t>Permite que os usuários enviem mensagens para a agência.</w:t>
+      </w:r>
+    </w:p>
+    <w:p>
+      <w:pPr>
+        <w:pStyle w:val="Ttulo3"/>
+        <w:rPr>
+          <w:rFonts w:ascii="Arial" w:hAnsi="Arial" w:cs="Arial"/>
+          <w:sz w:val="24"/>
+          <w:szCs w:val="24"/>
+        </w:rPr>
+      </w:pPr>
+      <w:r>
+        <w:rPr>
+          <w:rFonts w:ascii="Arial" w:hAnsi="Arial" w:cs="Arial"/>
+          <w:sz w:val="24"/>
+          <w:szCs w:val="24"/>
+        </w:rPr>
+        <w:t>Funcionalidades</w:t>
+      </w:r>
+    </w:p>
+    <w:p>
+      <w:pPr>
+        <w:numPr>
+          <w:ilvl w:val="0"/>
+          <w:numId w:val="11"/>
+        </w:numPr>
+        <w:spacing w:before="100" w:beforeAutospacing="1" w:after="100" w:afterAutospacing="1" w:line="240" w:lineRule="auto"/>
+        <w:rPr>
+          <w:rFonts w:ascii="Arial" w:hAnsi="Arial" w:cs="Arial"/>
+        </w:rPr>
+      </w:pPr>
+      <w:r>
+        <w:rPr>
+          <w:rFonts w:ascii="Arial" w:hAnsi="Arial" w:cs="Arial"/>
+        </w:rPr>
+        <w:t>Cadastro de nome.</w:t>
+      </w:r>
+    </w:p>
+    <w:p>
+      <w:pPr>
+        <w:numPr>
+          <w:ilvl w:val="0"/>
+          <w:numId w:val="11"/>
+        </w:numPr>
+        <w:spacing w:before="100" w:beforeAutospacing="1" w:after="100" w:afterAutospacing="1" w:line="240" w:lineRule="auto"/>
+        <w:rPr>
+          <w:rFonts w:ascii="Arial" w:hAnsi="Arial" w:cs="Arial"/>
+        </w:rPr>
+      </w:pPr>
+      <w:r>
+        <w:rPr>
+          <w:rFonts w:ascii="Arial" w:hAnsi="Arial" w:cs="Arial"/>
+        </w:rPr>
+        <w:t>E-mail.</w:t>
+      </w:r>
+    </w:p>
+    <w:p>
+      <w:pPr>
+        <w:numPr>
+          <w:ilvl w:val="0"/>
+          <w:numId w:val="11"/>
+        </w:numPr>
+        <w:spacing w:before="100" w:beforeAutospacing="1" w:after="100" w:afterAutospacing="1" w:line="240" w:lineRule="auto"/>
+        <w:rPr>
+          <w:rFonts w:ascii="Arial" w:hAnsi="Arial" w:cs="Arial"/>
+        </w:rPr>
+      </w:pPr>
+      <w:r>
+        <w:rPr>
+          <w:rFonts w:ascii="Arial" w:hAnsi="Arial" w:cs="Arial"/>
+        </w:rPr>
+        <w:t>Telefone.</w:t>
+      </w:r>
+    </w:p>
+    <w:p>
+      <w:pPr>
+        <w:numPr>
+          <w:ilvl w:val="0"/>
+          <w:numId w:val="11"/>
+        </w:numPr>
+        <w:spacing w:before="100" w:beforeAutospacing="1" w:after="100" w:afterAutospacing="1" w:line="240" w:lineRule="auto"/>
+        <w:rPr>
+          <w:rFonts w:ascii="Arial" w:hAnsi="Arial" w:cs="Arial"/>
+        </w:rPr>
+      </w:pPr>
+      <w:r>
+        <w:rPr>
+          <w:rFonts w:ascii="Arial" w:hAnsi="Arial" w:cs="Arial"/>
+        </w:rPr>
+        <w:t>Mensagem.</w:t>
+      </w:r>
+    </w:p>
+    <w:p>
+      <w:pPr>
+        <w:numPr>
+          <w:ilvl w:val="0"/>
+          <w:numId w:val="11"/>
+        </w:numPr>
+        <w:spacing w:before="100" w:beforeAutospacing="1" w:after="100" w:afterAutospacing="1" w:line="240" w:lineRule="auto"/>
+        <w:rPr>
+          <w:rFonts w:ascii="Arial" w:hAnsi="Arial" w:cs="Arial"/>
+        </w:rPr>
+      </w:pPr>
+      <w:r>
+        <w:rPr>
+          <w:rFonts w:ascii="Arial" w:hAnsi="Arial" w:cs="Arial"/>
+        </w:rPr>
+        <w:t xml:space="preserve">Armazenamento das informações no </w:t>
+      </w:r>
+      <w:proofErr w:type="spellStart"/>
+      <w:r>
+        <w:rPr>
+          <w:rFonts w:ascii="Arial" w:hAnsi="Arial" w:cs="Arial"/>
+        </w:rPr>
+        <w:t>Firebase</w:t>
+      </w:r>
+      <w:proofErr w:type="spellEnd"/>
+      <w:r>
+        <w:rPr>
+          <w:rFonts w:ascii="Arial" w:hAnsi="Arial" w:cs="Arial"/>
+        </w:rPr>
+        <w:t>.</w:t>
+      </w:r>
+    </w:p>
+    <w:p>
+      <w:pPr>
+        <w:spacing w:after="0"/>
+      </w:pPr>
+      <w:r>
+        <w:rPr>
+          <w:rFonts w:ascii="Arial" w:hAnsi="Arial" w:cs="Arial"/>
+        </w:rPr>
+        <w:pict>
+          <v:rect id="_x0000_i1029" style="width:0;height:1.5pt" o:hralign="center" o:hrstd="t" o:hr="t" fillcolor="#a0a0a0" stroked="f"/>
+        </w:pict>
+      </w:r>
+    </w:p>
+    <w:p>
+      <w:pPr>
+        <w:pStyle w:val="Ttulo2"/>
+        <w:rPr>
+          <w:rFonts w:ascii="Arial" w:hAnsi="Arial" w:cs="Arial"/>
+        </w:rPr>
+      </w:pPr>
+      <w:r>
+        <w:rPr>
+          <w:rFonts w:ascii="Arial" w:hAnsi="Arial" w:cs="Arial"/>
+        </w:rPr>
+        <w:t>3.6 Sistema de Pesquisa e Filtros</w:t>
+      </w:r>
+    </w:p>
+    <w:p>
+      <w:pPr>
+        <w:pStyle w:val="isselectedend"/>
+        <w:rPr>
+          <w:rFonts w:ascii="Arial" w:hAnsi="Arial" w:cs="Arial"/>
+        </w:rPr>
+      </w:pPr>
+      <w:r>
+        <w:rPr>
+          <w:rFonts w:ascii="Arial" w:hAnsi="Arial" w:cs="Arial"/>
+        </w:rPr>
+        <w:t>Responsável pela pesquisa dinâmica das informações cadastradas.</w:t>
+      </w:r>
+    </w:p>
+    <w:p>
+      <w:pPr>
+        <w:pStyle w:val="Ttulo3"/>
+        <w:rPr>
+          <w:rFonts w:ascii="Arial" w:hAnsi="Arial" w:cs="Arial"/>
+        </w:rPr>
+      </w:pPr>
+      <w:r>
+        <w:rPr>
+          <w:rFonts w:ascii="Arial" w:hAnsi="Arial" w:cs="Arial"/>
+          <w:sz w:val="24"/>
+          <w:szCs w:val="24"/>
+        </w:rPr>
+        <w:t>Funcionalidades</w:t>
+      </w:r>
+    </w:p>
+    <w:p>
+      <w:pPr>
+        <w:numPr>
+          <w:ilvl w:val="0"/>
+          <w:numId w:val="12"/>
+        </w:numPr>
+        <w:spacing w:before="100" w:beforeAutospacing="1" w:after="100" w:afterAutospacing="1" w:line="240" w:lineRule="auto"/>
+        <w:rPr>
+          <w:rFonts w:ascii="Arial" w:hAnsi="Arial" w:cs="Arial"/>
+        </w:rPr>
+      </w:pPr>
+      <w:r>
+        <w:rPr>
+          <w:rFonts w:ascii="Arial" w:hAnsi="Arial" w:cs="Arial"/>
+        </w:rPr>
+        <w:t>Pesquisa por destino.</w:t>
+      </w:r>
+    </w:p>
+    <w:p>
+      <w:pPr>
+        <w:numPr>
+          <w:ilvl w:val="0"/>
+          <w:numId w:val="12"/>
+        </w:numPr>
+        <w:spacing w:before="100" w:beforeAutospacing="1" w:after="100" w:afterAutospacing="1" w:line="240" w:lineRule="auto"/>
+        <w:rPr>
+          <w:rFonts w:ascii="Arial" w:hAnsi="Arial" w:cs="Arial"/>
+        </w:rPr>
+      </w:pPr>
+      <w:r>
+        <w:rPr>
+          <w:rFonts w:ascii="Arial" w:hAnsi="Arial" w:cs="Arial"/>
+        </w:rPr>
+        <w:t>Pesquisa por país.</w:t>
+      </w:r>
+    </w:p>
+    <w:p>
+      <w:pPr>
+        <w:numPr>
+          <w:ilvl w:val="0"/>
+          <w:numId w:val="12"/>
+        </w:numPr>
+        <w:spacing w:before="100" w:beforeAutospacing="1" w:after="100" w:afterAutospacing="1" w:line="240" w:lineRule="auto"/>
+        <w:rPr>
+          <w:rFonts w:ascii="Arial" w:hAnsi="Arial" w:cs="Arial"/>
+        </w:rPr>
+      </w:pPr>
+      <w:r>
+        <w:rPr>
+          <w:rFonts w:ascii="Arial" w:hAnsi="Arial" w:cs="Arial"/>
+        </w:rPr>
+        <w:t>Pesquisa por faixa de preço.</w:t>
+      </w:r>
+    </w:p>
+    <w:p>
+      <w:pPr>
+        <w:numPr>
+          <w:ilvl w:val="0"/>
+          <w:numId w:val="12"/>
+        </w:numPr>
+        <w:spacing w:before="100" w:beforeAutospacing="1" w:after="100" w:afterAutospacing="1" w:line="240" w:lineRule="auto"/>
+        <w:rPr>
+          <w:rFonts w:ascii="Arial" w:hAnsi="Arial" w:cs="Arial"/>
+        </w:rPr>
+      </w:pPr>
+      <w:r>
+        <w:rPr>
+          <w:rFonts w:ascii="Arial" w:hAnsi="Arial" w:cs="Arial"/>
+        </w:rPr>
+        <w:t>Atualização dinâmica dos resultados.</w:t>
+      </w:r>
+    </w:p>
+    <w:p>
+      <w:pPr>
+        <w:spacing w:after="0"/>
+        <w:rPr>
+          <w:rFonts w:ascii="Arial" w:hAnsi="Arial" w:cs="Arial"/>
+        </w:rPr>
+      </w:pPr>
+      <w:r>
+        <w:rPr>
+          <w:rFonts w:ascii="Arial" w:hAnsi="Arial" w:cs="Arial"/>
+        </w:rPr>
+        <w:pict>
+          <v:rect id="_x0000_i1030" style="width:0;height:1.5pt" o:hralign="center" o:hrstd="t" o:hr="t" fillcolor="#a0a0a0" stroked="f"/>
+        </w:pict>
+      </w:r>
+    </w:p>
+    <w:p>
+      <w:pPr>
+        <w:pStyle w:val="Ttulo2"/>
+        <w:rPr>
+          <w:rFonts w:ascii="Arial" w:hAnsi="Arial" w:cs="Arial"/>
+        </w:rPr>
+      </w:pPr>
+      <w:r>
+        <w:rPr>
+          <w:rFonts w:ascii="Arial" w:hAnsi="Arial" w:cs="Arial"/>
+        </w:rPr>
+        <w:t>3.7 Sistema de Favoritos</w:t>
+      </w:r>
+    </w:p>
+    <w:p>
+      <w:pPr>
+        <w:pStyle w:val="isselectedend"/>
+        <w:rPr>
+          <w:rFonts w:ascii="Arial" w:hAnsi="Arial" w:cs="Arial"/>
+        </w:rPr>
+      </w:pPr>
+      <w:r>
+        <w:rPr>
+          <w:rFonts w:ascii="Arial" w:hAnsi="Arial" w:cs="Arial"/>
+        </w:rPr>
+        <w:t>Permite que o usuário salve seus destinos preferidos durante a navegação.</w:t>
+      </w:r>
+    </w:p>
+    <w:p>
+      <w:pPr>
+        <w:pStyle w:val="Ttulo3"/>
+        <w:rPr>
+          <w:rFonts w:ascii="Arial" w:hAnsi="Arial" w:cs="Arial"/>
+        </w:rPr>
+      </w:pPr>
+      <w:r>
+        <w:rPr>
+          <w:rFonts w:ascii="Arial" w:hAnsi="Arial" w:cs="Arial"/>
+          <w:sz w:val="24"/>
+          <w:szCs w:val="24"/>
+        </w:rPr>
+        <w:lastRenderedPageBreak/>
+        <w:t>Funcionalidades</w:t>
+      </w:r>
+    </w:p>
+    <w:p>
+      <w:pPr>
+        <w:numPr>
+          <w:ilvl w:val="0"/>
+          <w:numId w:val="13"/>
+        </w:numPr>
+        <w:spacing w:before="100" w:beforeAutospacing="1" w:after="100" w:afterAutospacing="1" w:line="240" w:lineRule="auto"/>
+        <w:rPr>
+          <w:rFonts w:ascii="Arial" w:hAnsi="Arial" w:cs="Arial"/>
+        </w:rPr>
+      </w:pPr>
+      <w:r>
+        <w:rPr>
+          <w:rFonts w:ascii="Arial" w:hAnsi="Arial" w:cs="Arial"/>
+        </w:rPr>
+        <w:t>Adicionar favoritos.</w:t>
+      </w:r>
+    </w:p>
+    <w:p>
+      <w:pPr>
+        <w:numPr>
+          <w:ilvl w:val="0"/>
+          <w:numId w:val="13"/>
+        </w:numPr>
+        <w:spacing w:before="100" w:beforeAutospacing="1" w:after="100" w:afterAutospacing="1" w:line="240" w:lineRule="auto"/>
+        <w:rPr>
+          <w:rFonts w:ascii="Arial" w:hAnsi="Arial" w:cs="Arial"/>
+        </w:rPr>
+      </w:pPr>
+      <w:r>
+        <w:rPr>
+          <w:rFonts w:ascii="Arial" w:hAnsi="Arial" w:cs="Arial"/>
+        </w:rPr>
+        <w:t>Remover favoritos.</w:t>
+      </w:r>
+    </w:p>
+    <w:p>
+      <w:pPr>
+        <w:numPr>
+          <w:ilvl w:val="0"/>
+          <w:numId w:val="13"/>
+        </w:numPr>
+        <w:spacing w:before="100" w:beforeAutospacing="1" w:after="100" w:afterAutospacing="1" w:line="240" w:lineRule="auto"/>
+        <w:rPr>
+          <w:rFonts w:ascii="Arial" w:hAnsi="Arial" w:cs="Arial"/>
+        </w:rPr>
+      </w:pPr>
+      <w:r>
+        <w:rPr>
+          <w:rFonts w:ascii="Arial" w:hAnsi="Arial" w:cs="Arial"/>
+        </w:rPr>
+        <w:t>Persistência das informações durante a sessão.</w:t>
+      </w:r>
+    </w:p>
+    <w:p>
+      <w:pPr>
+        <w:spacing w:after="0"/>
+        <w:rPr>
+          <w:rFonts w:ascii="Arial" w:hAnsi="Arial" w:cs="Arial"/>
+        </w:rPr>
+      </w:pPr>
+      <w:r>
+        <w:rPr>
+          <w:rFonts w:ascii="Arial" w:hAnsi="Arial" w:cs="Arial"/>
+        </w:rPr>
+        <w:pict>
+          <v:rect id="_x0000_i1031" style="width:0;height:1.5pt" o:hralign="center" o:hrstd="t" o:hr="t" fillcolor="#a0a0a0" stroked="f"/>
+        </w:pict>
+      </w:r>
+    </w:p>
+    <w:p>
+      <w:pPr>
+        <w:pStyle w:val="Ttulo2"/>
+        <w:rPr>
+          <w:rFonts w:ascii="Arial" w:hAnsi="Arial" w:cs="Arial"/>
+        </w:rPr>
+      </w:pPr>
+      <w:r>
+        <w:rPr>
+          <w:rFonts w:ascii="Arial" w:hAnsi="Arial" w:cs="Arial"/>
+        </w:rPr>
+        <w:t>3.8 Simulador de Orçamento</w:t>
+      </w:r>
+    </w:p>
+    <w:p>
+      <w:pPr>
+        <w:pStyle w:val="isselectedend"/>
+        <w:rPr>
+          <w:rFonts w:ascii="Arial" w:hAnsi="Arial" w:cs="Arial"/>
+        </w:rPr>
+      </w:pPr>
+      <w:r>
+        <w:rPr>
+          <w:rFonts w:ascii="Arial" w:hAnsi="Arial" w:cs="Arial"/>
+        </w:rPr>
+        <w:t>Realiza uma estimativa automática do valor da viagem de acordo com os parâmetros informados pelo usuário.</w:t>
+      </w:r>
+    </w:p>
+    <w:p>
+      <w:pPr>
+        <w:pStyle w:val="Ttulo3"/>
+        <w:rPr>
+          <w:rFonts w:ascii="Arial" w:hAnsi="Arial" w:cs="Arial"/>
+        </w:rPr>
+      </w:pPr>
+      <w:r>
+        <w:rPr>
+          <w:rFonts w:ascii="Arial" w:hAnsi="Arial" w:cs="Arial"/>
+          <w:sz w:val="24"/>
+          <w:szCs w:val="24"/>
+        </w:rPr>
+        <w:t>Funcionalidades</w:t>
+      </w:r>
+    </w:p>
+    <w:p>
+      <w:pPr>
+        <w:numPr>
+          <w:ilvl w:val="0"/>
+          <w:numId w:val="14"/>
+        </w:numPr>
+        <w:spacing w:before="100" w:beforeAutospacing="1" w:after="100" w:afterAutospacing="1" w:line="240" w:lineRule="auto"/>
+        <w:rPr>
+          <w:rFonts w:ascii="Arial" w:hAnsi="Arial" w:cs="Arial"/>
+        </w:rPr>
+      </w:pPr>
+      <w:r>
+        <w:rPr>
+          <w:rFonts w:ascii="Arial" w:hAnsi="Arial" w:cs="Arial"/>
+        </w:rPr>
+        <w:t>Cálculo automático.</w:t>
+      </w:r>
+    </w:p>
+    <w:p>
+      <w:pPr>
+        <w:numPr>
+          <w:ilvl w:val="0"/>
+          <w:numId w:val="14"/>
+        </w:numPr>
+        <w:spacing w:before="100" w:beforeAutospacing="1" w:after="100" w:afterAutospacing="1" w:line="240" w:lineRule="auto"/>
+        <w:rPr>
+          <w:rFonts w:ascii="Arial" w:hAnsi="Arial" w:cs="Arial"/>
+        </w:rPr>
+      </w:pPr>
+      <w:r>
+        <w:rPr>
+          <w:rFonts w:ascii="Arial" w:hAnsi="Arial" w:cs="Arial"/>
+        </w:rPr>
+        <w:t>Estimativa de custos.</w:t>
+      </w:r>
+    </w:p>
+    <w:p>
+      <w:pPr>
+        <w:numPr>
+          <w:ilvl w:val="0"/>
+          <w:numId w:val="14"/>
+        </w:numPr>
+        <w:spacing w:before="100" w:beforeAutospacing="1" w:after="100" w:afterAutospacing="1" w:line="240" w:lineRule="auto"/>
+        <w:rPr>
+          <w:rFonts w:ascii="Arial" w:hAnsi="Arial" w:cs="Arial"/>
+        </w:rPr>
+      </w:pPr>
+      <w:r>
+        <w:rPr>
+          <w:rFonts w:ascii="Arial" w:hAnsi="Arial" w:cs="Arial"/>
+        </w:rPr>
+        <w:t>Atualização em tempo real.</w:t>
+      </w:r>
+    </w:p>
+    <w:p>
+      <w:pPr>
+        <w:pStyle w:val="Ttulo2"/>
+        <w:rPr>
+          <w:rFonts w:ascii="Arial" w:hAnsi="Arial" w:cs="Arial"/>
+        </w:rPr>
+      </w:pPr>
+      <w:r>
+        <w:rPr>
+          <w:rFonts w:ascii="Arial" w:hAnsi="Arial" w:cs="Arial"/>
+        </w:rPr>
+        <w:t>3.9 Banco de Dados (</w:t>
+      </w:r>
+      <w:proofErr w:type="spellStart"/>
+      <w:r>
+        <w:rPr>
+          <w:rFonts w:ascii="Arial" w:hAnsi="Arial" w:cs="Arial"/>
+        </w:rPr>
+        <w:t>Firebase</w:t>
+      </w:r>
+      <w:proofErr w:type="spellEnd"/>
+      <w:r>
+        <w:rPr>
+          <w:rFonts w:ascii="Arial" w:hAnsi="Arial" w:cs="Arial"/>
+        </w:rPr>
+        <w:t xml:space="preserve"> </w:t>
+      </w:r>
+      <w:proofErr w:type="spellStart"/>
+      <w:r>
+        <w:rPr>
+          <w:rFonts w:ascii="Arial" w:hAnsi="Arial" w:cs="Arial"/>
+        </w:rPr>
+        <w:t>Firestore</w:t>
+      </w:r>
+      <w:proofErr w:type="spellEnd"/>
+      <w:r>
+        <w:rPr>
+          <w:rFonts w:ascii="Arial" w:hAnsi="Arial" w:cs="Arial"/>
+        </w:rPr>
+        <w:t>)</w:t>
+      </w:r>
+    </w:p>
+    <w:p>
+      <w:pPr>
+        <w:pStyle w:val="isselectedend"/>
+        <w:rPr>
+          <w:rFonts w:ascii="Arial" w:hAnsi="Arial" w:cs="Arial"/>
+        </w:rPr>
+      </w:pPr>
+      <w:r>
+        <w:rPr>
+          <w:rFonts w:ascii="Arial" w:hAnsi="Arial" w:cs="Arial"/>
+        </w:rPr>
+        <w:t>Responsável pelo armazenamento dos dados enviados por meio dos formulários do sistema.</w:t>
+      </w:r>
+    </w:p>
+    <w:p>
+      <w:pPr>
+        <w:pStyle w:val="Ttulo3"/>
+        <w:rPr>
+          <w:rFonts w:ascii="Arial" w:hAnsi="Arial" w:cs="Arial"/>
+          <w:sz w:val="24"/>
+          <w:szCs w:val="24"/>
+        </w:rPr>
+      </w:pPr>
+      <w:r>
+        <w:rPr>
+          <w:rFonts w:ascii="Arial" w:hAnsi="Arial" w:cs="Arial"/>
+          <w:sz w:val="24"/>
+          <w:szCs w:val="24"/>
+        </w:rPr>
+        <w:t>Dados armazenados</w:t>
+      </w:r>
+    </w:p>
+    <w:p>
+      <w:pPr>
+        <w:numPr>
+          <w:ilvl w:val="0"/>
+          <w:numId w:val="15"/>
+        </w:numPr>
+        <w:spacing w:before="100" w:beforeAutospacing="1" w:after="100" w:afterAutospacing="1" w:line="240" w:lineRule="auto"/>
+        <w:rPr>
+          <w:rFonts w:ascii="Arial" w:hAnsi="Arial" w:cs="Arial"/>
+        </w:rPr>
+      </w:pPr>
+      <w:r>
+        <w:rPr>
+          <w:rFonts w:ascii="Arial" w:hAnsi="Arial" w:cs="Arial"/>
+        </w:rPr>
+        <w:t>Contatos.</w:t>
+      </w:r>
+    </w:p>
+    <w:p>
+      <w:pPr>
+        <w:pStyle w:val="Ttulo2"/>
+        <w:rPr>
+          <w:rFonts w:ascii="Arial" w:hAnsi="Arial" w:cs="Arial"/>
+        </w:rPr>
+      </w:pPr>
+      <w:r>
+        <w:rPr>
+          <w:rFonts w:ascii="Arial" w:hAnsi="Arial" w:cs="Arial"/>
+        </w:rPr>
+        <w:t>3.10 Banco de Dados Relacional (Neon PostgreSQL)</w:t>
+      </w:r>
+    </w:p>
+    <w:p>
+      <w:pPr>
+        <w:pStyle w:val="isselectedend"/>
+        <w:rPr>
+          <w:rFonts w:ascii="Arial" w:hAnsi="Arial" w:cs="Arial"/>
+        </w:rPr>
+      </w:pPr>
+      <w:r>
+        <w:rPr>
+          <w:rFonts w:ascii="Arial" w:hAnsi="Arial" w:cs="Arial"/>
+        </w:rPr>
+        <w:t xml:space="preserve">Responsável pelo armazenamento </w:t>
+      </w:r>
+      <w:r>
+        <w:rPr>
+          <w:rFonts w:ascii="Arial" w:hAnsi="Arial" w:cs="Arial"/>
+        </w:rPr>
+        <w:t xml:space="preserve">de todas </w:t>
+      </w:r>
+      <w:r>
+        <w:rPr>
+          <w:rFonts w:ascii="Arial" w:hAnsi="Arial" w:cs="Arial"/>
+        </w:rPr>
+        <w:t>as informações do sistema.</w:t>
+      </w:r>
+    </w:p>
+    <w:p>
+      <w:pPr>
+        <w:pStyle w:val="isselectedend"/>
+        <w:rPr>
+          <w:rFonts w:ascii="Arial" w:hAnsi="Arial" w:cs="Arial"/>
+        </w:rPr>
+      </w:pPr>
+      <w:r>
+        <w:rPr>
+          <w:rFonts w:ascii="Arial" w:hAnsi="Arial" w:cs="Arial"/>
+        </w:rPr>
+        <w:t xml:space="preserve">O banco relacional foi implementado utilizando </w:t>
+      </w:r>
+      <w:r>
+        <w:rPr>
+          <w:rStyle w:val="Forte"/>
+          <w:rFonts w:ascii="Arial" w:hAnsi="Arial" w:cs="Arial"/>
+        </w:rPr>
+        <w:t>Node.js</w:t>
+      </w:r>
+      <w:r>
+        <w:rPr>
+          <w:rFonts w:ascii="Arial" w:hAnsi="Arial" w:cs="Arial"/>
+        </w:rPr>
+        <w:t xml:space="preserve"> como camada de comunicação com o servidor, proporcionando maior segurança, controle de acesso, organização dos dados e melhor desempenho nas operações administrativas.</w:t>
+      </w:r>
+    </w:p>
+    <w:p>
+      <w:pPr>
+        <w:pStyle w:val="Ttulo2"/>
+        <w:rPr>
+          <w:rFonts w:ascii="Arial" w:hAnsi="Arial" w:cs="Arial"/>
+        </w:rPr>
+      </w:pPr>
+      <w:r>
+        <w:rPr>
+          <w:rFonts w:ascii="Arial" w:hAnsi="Arial" w:cs="Arial"/>
+        </w:rPr>
+        <w:t>3.11 Painel Administrativo</w:t>
+      </w:r>
+    </w:p>
+    <w:p>
+      <w:pPr>
+        <w:pStyle w:val="isselectedend"/>
+        <w:rPr>
+          <w:rFonts w:ascii="Arial" w:hAnsi="Arial" w:cs="Arial"/>
+        </w:rPr>
+      </w:pPr>
+      <w:r>
+        <w:rPr>
+          <w:rFonts w:ascii="Arial" w:hAnsi="Arial" w:cs="Arial"/>
+        </w:rPr>
+        <w:t>Responsável pelo gerenciamento completo do sistema.</w:t>
+      </w:r>
+    </w:p>
+    <w:p>
+      <w:pPr>
+        <w:pStyle w:val="Ttulo3"/>
+        <w:rPr>
+          <w:rFonts w:ascii="Arial" w:hAnsi="Arial" w:cs="Arial"/>
+          <w:sz w:val="24"/>
+          <w:szCs w:val="24"/>
+        </w:rPr>
+      </w:pPr>
+      <w:r>
+        <w:rPr>
+          <w:rFonts w:ascii="Arial" w:hAnsi="Arial" w:cs="Arial"/>
+          <w:sz w:val="24"/>
+          <w:szCs w:val="24"/>
+        </w:rPr>
+        <w:t>Funcionalidades</w:t>
+      </w:r>
+    </w:p>
+    <w:p>
+      <w:pPr>
+        <w:numPr>
+          <w:ilvl w:val="0"/>
+          <w:numId w:val="16"/>
+        </w:numPr>
+        <w:spacing w:before="100" w:beforeAutospacing="1" w:after="100" w:afterAutospacing="1" w:line="240" w:lineRule="auto"/>
+        <w:rPr>
+          <w:rFonts w:ascii="Arial" w:hAnsi="Arial" w:cs="Arial"/>
+        </w:rPr>
+      </w:pPr>
+      <w:r>
+        <w:rPr>
+          <w:rFonts w:ascii="Arial" w:hAnsi="Arial" w:cs="Arial"/>
+        </w:rPr>
+        <w:t>Login autenticado.</w:t>
+      </w:r>
+    </w:p>
+    <w:p>
+      <w:pPr>
+        <w:numPr>
+          <w:ilvl w:val="0"/>
+          <w:numId w:val="16"/>
+        </w:numPr>
+        <w:spacing w:before="100" w:beforeAutospacing="1" w:after="100" w:afterAutospacing="1" w:line="240" w:lineRule="auto"/>
+        <w:rPr>
+          <w:rFonts w:ascii="Arial" w:hAnsi="Arial" w:cs="Arial"/>
+        </w:rPr>
+      </w:pPr>
+      <w:r>
+        <w:rPr>
+          <w:rFonts w:ascii="Arial" w:hAnsi="Arial" w:cs="Arial"/>
+        </w:rPr>
+        <w:t>Cadastro de destinos.</w:t>
+      </w:r>
+    </w:p>
+    <w:p>
+      <w:pPr>
+        <w:numPr>
+          <w:ilvl w:val="0"/>
+          <w:numId w:val="16"/>
+        </w:numPr>
+        <w:spacing w:before="100" w:beforeAutospacing="1" w:after="100" w:afterAutospacing="1" w:line="240" w:lineRule="auto"/>
+        <w:rPr>
+          <w:rFonts w:ascii="Arial" w:hAnsi="Arial" w:cs="Arial"/>
+        </w:rPr>
+      </w:pPr>
+      <w:r>
+        <w:rPr>
+          <w:rFonts w:ascii="Arial" w:hAnsi="Arial" w:cs="Arial"/>
+        </w:rPr>
+        <w:t>Cadastro de promoções.</w:t>
+      </w:r>
+    </w:p>
+    <w:p>
+      <w:pPr>
+        <w:numPr>
+          <w:ilvl w:val="0"/>
+          <w:numId w:val="16"/>
+        </w:numPr>
+        <w:spacing w:before="100" w:beforeAutospacing="1" w:after="100" w:afterAutospacing="1" w:line="240" w:lineRule="auto"/>
+        <w:rPr>
+          <w:rFonts w:ascii="Arial" w:hAnsi="Arial" w:cs="Arial"/>
+        </w:rPr>
+      </w:pPr>
+      <w:r>
+        <w:rPr>
+          <w:rFonts w:ascii="Arial" w:hAnsi="Arial" w:cs="Arial"/>
+        </w:rPr>
+        <w:t>Cadastro de pacotes.</w:t>
+      </w:r>
+    </w:p>
+    <w:p>
+      <w:pPr>
+        <w:numPr>
+          <w:ilvl w:val="0"/>
+          <w:numId w:val="16"/>
+        </w:numPr>
+        <w:spacing w:before="100" w:beforeAutospacing="1" w:after="100" w:afterAutospacing="1" w:line="240" w:lineRule="auto"/>
+        <w:rPr>
+          <w:rFonts w:ascii="Arial" w:hAnsi="Arial" w:cs="Arial"/>
+        </w:rPr>
+      </w:pPr>
+      <w:r>
+        <w:rPr>
+          <w:rFonts w:ascii="Arial" w:hAnsi="Arial" w:cs="Arial"/>
+        </w:rPr>
+        <w:t>Gerenciamento de contatos.</w:t>
+      </w:r>
+    </w:p>
+    <w:p>
+      <w:pPr>
+        <w:numPr>
+          <w:ilvl w:val="0"/>
+          <w:numId w:val="16"/>
+        </w:numPr>
+        <w:spacing w:before="100" w:beforeAutospacing="1" w:after="100" w:afterAutospacing="1" w:line="240" w:lineRule="auto"/>
+        <w:rPr>
+          <w:rFonts w:ascii="Arial" w:hAnsi="Arial" w:cs="Arial"/>
+        </w:rPr>
+      </w:pPr>
+      <w:r>
+        <w:rPr>
+          <w:rFonts w:ascii="Arial" w:hAnsi="Arial" w:cs="Arial"/>
+        </w:rPr>
+        <w:t>Alteração de preços.</w:t>
+      </w:r>
+    </w:p>
+    <w:p>
+      <w:pPr>
+        <w:numPr>
+          <w:ilvl w:val="0"/>
+          <w:numId w:val="16"/>
+        </w:numPr>
+        <w:spacing w:before="100" w:beforeAutospacing="1" w:after="100" w:afterAutospacing="1" w:line="240" w:lineRule="auto"/>
+        <w:rPr>
+          <w:rFonts w:ascii="Arial" w:hAnsi="Arial" w:cs="Arial"/>
+        </w:rPr>
+      </w:pPr>
+      <w:r>
+        <w:rPr>
+          <w:rFonts w:ascii="Arial" w:hAnsi="Arial" w:cs="Arial"/>
+        </w:rPr>
+        <w:t>Atualização das informações do site.</w:t>
+      </w:r>
+    </w:p>
+    <w:p>
+      <w:pPr>
+        <w:numPr>
+          <w:ilvl w:val="0"/>
+          <w:numId w:val="16"/>
+        </w:numPr>
+        <w:spacing w:before="100" w:beforeAutospacing="1" w:after="100" w:afterAutospacing="1" w:line="240" w:lineRule="auto"/>
+      </w:pPr>
+      <w:r>
+        <w:rPr>
+          <w:rFonts w:ascii="Arial" w:hAnsi="Arial" w:cs="Arial"/>
+        </w:rPr>
+        <w:t>Controle administrativo centralizado.</w:t>
+      </w:r>
+    </w:p>
+    <w:p>
+      <w:pPr>
+        <w:spacing w:before="100" w:beforeAutospacing="1" w:after="100" w:afterAutospacing="1" w:line="240" w:lineRule="auto"/>
+        <w:ind w:left="360" w:firstLine="348"/>
+      </w:pPr>
+      <w:r>
+        <w:rPr>
+          <w:rFonts w:ascii="Arial" w:hAnsi="Arial" w:cs="Arial"/>
+          <w:b/>
+          <w:sz w:val="28"/>
+          <w:szCs w:val="28"/>
+        </w:rPr>
+        <w:lastRenderedPageBreak/>
+        <w:t xml:space="preserve">4. </w:t>
+      </w:r>
+      <w:r>
+        <w:rPr>
+          <w:rFonts w:ascii="Arial" w:hAnsi="Arial" w:cs="Arial"/>
+          <w:b/>
+          <w:sz w:val="28"/>
+          <w:szCs w:val="28"/>
+        </w:rPr>
+        <w:t>Tecnologias Utilizadas</w:t>
+      </w:r>
+    </w:p>
+    <w:p>
+      <w:pPr>
+        <w:pStyle w:val="isselectedend"/>
+        <w:rPr>
+          <w:rFonts w:ascii="Arial" w:hAnsi="Arial" w:cs="Arial"/>
+        </w:rPr>
+      </w:pPr>
+      <w:r>
+        <w:rPr>
+          <w:rFonts w:ascii="Arial" w:hAnsi="Arial" w:cs="Arial"/>
+        </w:rPr>
+        <w:t>Durante o desenvolvimento foram utilizadas as seguintes tecnologias:</w:t>
+      </w:r>
+    </w:p>
+    <w:p>
+      <w:pPr>
+        <w:numPr>
+          <w:ilvl w:val="0"/>
+          <w:numId w:val="17"/>
+        </w:numPr>
+        <w:spacing w:before="100" w:beforeAutospacing="1" w:after="100" w:afterAutospacing="1" w:line="240" w:lineRule="auto"/>
+        <w:rPr>
+          <w:rFonts w:ascii="Arial" w:hAnsi="Arial" w:cs="Arial"/>
+        </w:rPr>
+      </w:pPr>
+      <w:r>
+        <w:rPr>
+          <w:rFonts w:ascii="Arial" w:hAnsi="Arial" w:cs="Arial"/>
+        </w:rPr>
+        <w:t>HTML5</w:t>
+      </w:r>
+    </w:p>
+    <w:p>
+      <w:pPr>
+        <w:numPr>
+          <w:ilvl w:val="0"/>
+          <w:numId w:val="17"/>
+        </w:numPr>
+        <w:spacing w:before="100" w:beforeAutospacing="1" w:after="100" w:afterAutospacing="1" w:line="240" w:lineRule="auto"/>
+        <w:rPr>
+          <w:rFonts w:ascii="Arial" w:hAnsi="Arial" w:cs="Arial"/>
+        </w:rPr>
+      </w:pPr>
+      <w:r>
+        <w:rPr>
+          <w:rFonts w:ascii="Arial" w:hAnsi="Arial" w:cs="Arial"/>
+        </w:rPr>
+        <w:t>CSS3</w:t>
+      </w:r>
+    </w:p>
+    <w:p>
+      <w:pPr>
+        <w:numPr>
+          <w:ilvl w:val="0"/>
+          <w:numId w:val="17"/>
+        </w:numPr>
+        <w:spacing w:before="100" w:beforeAutospacing="1" w:after="100" w:afterAutospacing="1" w:line="240" w:lineRule="auto"/>
+        <w:rPr>
+          <w:rFonts w:ascii="Arial" w:hAnsi="Arial" w:cs="Arial"/>
+        </w:rPr>
+      </w:pPr>
+      <w:proofErr w:type="spellStart"/>
+      <w:r>
+        <w:rPr>
+          <w:rFonts w:ascii="Arial" w:hAnsi="Arial" w:cs="Arial"/>
+        </w:rPr>
+        <w:t>JavaScript</w:t>
+      </w:r>
+      <w:proofErr w:type="spellEnd"/>
+      <w:r>
+        <w:rPr>
+          <w:rFonts w:ascii="Arial" w:hAnsi="Arial" w:cs="Arial"/>
+        </w:rPr>
+        <w:t xml:space="preserve"> (ES6+)</w:t>
+      </w:r>
+    </w:p>
+    <w:p>
+      <w:pPr>
+        <w:numPr>
+          <w:ilvl w:val="0"/>
+          <w:numId w:val="17"/>
+        </w:numPr>
+        <w:spacing w:before="100" w:beforeAutospacing="1" w:after="100" w:afterAutospacing="1" w:line="240" w:lineRule="auto"/>
+        <w:rPr>
+          <w:rFonts w:ascii="Arial" w:hAnsi="Arial" w:cs="Arial"/>
+        </w:rPr>
+      </w:pPr>
+      <w:proofErr w:type="spellStart"/>
+      <w:r>
+        <w:rPr>
+          <w:rFonts w:ascii="Arial" w:hAnsi="Arial" w:cs="Arial"/>
+        </w:rPr>
+        <w:t>Firebase</w:t>
+      </w:r>
+      <w:proofErr w:type="spellEnd"/>
+      <w:r>
+        <w:rPr>
+          <w:rFonts w:ascii="Arial" w:hAnsi="Arial" w:cs="Arial"/>
+        </w:rPr>
+        <w:t xml:space="preserve"> </w:t>
+      </w:r>
+      <w:proofErr w:type="spellStart"/>
+      <w:r>
+        <w:rPr>
+          <w:rFonts w:ascii="Arial" w:hAnsi="Arial" w:cs="Arial"/>
+        </w:rPr>
+        <w:t>Firestore</w:t>
+      </w:r>
+      <w:proofErr w:type="spellEnd"/>
+    </w:p>
+    <w:p>
+      <w:pPr>
+        <w:numPr>
+          <w:ilvl w:val="0"/>
+          <w:numId w:val="17"/>
+        </w:numPr>
+        <w:spacing w:before="100" w:beforeAutospacing="1" w:after="100" w:afterAutospacing="1" w:line="240" w:lineRule="auto"/>
+        <w:rPr>
+          <w:rFonts w:ascii="Arial" w:hAnsi="Arial" w:cs="Arial"/>
+        </w:rPr>
+      </w:pPr>
+      <w:r>
+        <w:rPr>
+          <w:rFonts w:ascii="Arial" w:hAnsi="Arial" w:cs="Arial"/>
+        </w:rPr>
+        <w:t>Node.js</w:t>
+      </w:r>
+    </w:p>
+    <w:p>
+      <w:pPr>
+        <w:numPr>
+          <w:ilvl w:val="0"/>
+          <w:numId w:val="17"/>
+        </w:numPr>
+        <w:spacing w:before="100" w:beforeAutospacing="1" w:after="100" w:afterAutospacing="1" w:line="240" w:lineRule="auto"/>
+        <w:rPr>
+          <w:rFonts w:ascii="Arial" w:hAnsi="Arial" w:cs="Arial"/>
+        </w:rPr>
+      </w:pPr>
+      <w:r>
+        <w:rPr>
+          <w:rFonts w:ascii="Arial" w:hAnsi="Arial" w:cs="Arial"/>
+        </w:rPr>
+        <w:t>Neon PostgreSQL</w:t>
+      </w:r>
+    </w:p>
+    <w:p>
+      <w:pPr>
+        <w:spacing w:before="100" w:beforeAutospacing="1" w:after="100" w:afterAutospacing="1" w:line="240" w:lineRule="auto"/>
+        <w:ind w:left="720"/>
+        <w:rPr>
+          <w:rFonts w:ascii="Arial" w:hAnsi="Arial" w:cs="Arial"/>
+        </w:rPr>
+      </w:pPr>
+    </w:p>
+    <w:p>
+      <w:pPr>
+        <w:pStyle w:val="PargrafodaLista"/>
+        <w:numPr>
+          <w:ilvl w:val="1"/>
+          <w:numId w:val="17"/>
+        </w:numPr>
+        <w:spacing w:before="100" w:beforeAutospacing="1" w:after="100" w:afterAutospacing="1" w:line="240" w:lineRule="auto"/>
+        <w:rPr>
+          <w:rFonts w:ascii="Arial" w:hAnsi="Arial" w:cs="Arial"/>
+        </w:rPr>
+      </w:pPr>
+      <w:r>
+        <w:rPr>
+          <w:rFonts w:ascii="Arial" w:hAnsi="Arial" w:cs="Arial"/>
+          <w:b/>
+          <w:sz w:val="28"/>
+          <w:szCs w:val="28"/>
+        </w:rPr>
+        <w:t>Testes</w:t>
+      </w:r>
+    </w:p>
+    <w:p>
+      <w:pPr>
+        <w:ind w:left="360"/>
+        <w:rPr>
+          <w:rFonts w:ascii="Arial" w:hAnsi="Arial" w:cs="Arial"/>
+        </w:rPr>
+      </w:pPr>
+      <w:r>
+        <w:rPr>
+          <w:rFonts w:ascii="Arial" w:hAnsi="Arial" w:cs="Arial"/>
+        </w:rPr>
+        <w:t xml:space="preserve">Foram realizados testes funcionais durante o desenvolvimento </w:t>
+      </w:r>
+      <w:r>
+        <w:rPr>
+          <w:rFonts w:ascii="Arial" w:hAnsi="Arial" w:cs="Arial"/>
+        </w:rPr>
+        <w:t>dos sistemas</w:t>
+      </w:r>
+      <w:r>
+        <w:rPr>
+          <w:rFonts w:ascii="Arial" w:hAnsi="Arial" w:cs="Arial"/>
+        </w:rPr>
+        <w:t xml:space="preserve"> para garantir o correto funcionamento de todas as paginas e recursos implementados. Os principais testes executados foram:</w:t>
+      </w:r>
+    </w:p>
+    <w:p>
+      <w:pPr>
+        <w:pStyle w:val="PargrafodaLista"/>
+        <w:numPr>
+          <w:ilvl w:val="0"/>
+          <w:numId w:val="2"/>
+        </w:numPr>
+        <w:spacing w:after="0" w:line="240" w:lineRule="auto"/>
+        <w:rPr>
+          <w:rFonts w:ascii="Arial" w:eastAsia="Times New Roman" w:hAnsi="Arial" w:cs="Arial"/>
+          <w:lang w:eastAsia="pt-BR"/>
+        </w:rPr>
+      </w:pPr>
+      <w:r>
+        <w:rPr>
+          <w:rFonts w:ascii="Arial" w:eastAsia="Times New Roman" w:hAnsi="Arial" w:cs="Arial"/>
+          <w:lang w:eastAsia="pt-BR"/>
+        </w:rPr>
+        <w:t xml:space="preserve">Verificação da navegação entre todas as páginas do site. </w:t>
+      </w:r>
+    </w:p>
+    <w:p>
+      <w:pPr>
+        <w:pStyle w:val="PargrafodaLista"/>
+        <w:numPr>
+          <w:ilvl w:val="0"/>
+          <w:numId w:val="2"/>
+        </w:numPr>
+        <w:spacing w:after="0" w:line="240" w:lineRule="auto"/>
+        <w:rPr>
+          <w:rFonts w:ascii="Arial" w:eastAsia="Times New Roman" w:hAnsi="Arial" w:cs="Arial"/>
+          <w:lang w:eastAsia="pt-BR"/>
+        </w:rPr>
+      </w:pPr>
+      <w:r>
+        <w:rPr>
+          <w:rFonts w:ascii="Arial" w:eastAsia="Times New Roman" w:hAnsi="Arial" w:cs="Arial"/>
+          <w:lang w:eastAsia="pt-BR"/>
+        </w:rPr>
+        <w:t xml:space="preserve">Teste da responsividade em diferentes tamanhos de tela (desktop, tablet e smartphone). </w:t>
+      </w:r>
+    </w:p>
+    <w:p>
+      <w:pPr>
+        <w:pStyle w:val="PargrafodaLista"/>
+        <w:numPr>
+          <w:ilvl w:val="0"/>
+          <w:numId w:val="2"/>
+        </w:numPr>
+        <w:spacing w:after="0" w:line="240" w:lineRule="auto"/>
+        <w:rPr>
+          <w:rFonts w:ascii="Arial" w:eastAsia="Times New Roman" w:hAnsi="Arial" w:cs="Arial"/>
+          <w:lang w:eastAsia="pt-BR"/>
+        </w:rPr>
+      </w:pPr>
+      <w:r>
+        <w:rPr>
+          <w:rFonts w:ascii="Arial" w:eastAsia="Times New Roman" w:hAnsi="Arial" w:cs="Arial"/>
+          <w:lang w:eastAsia="pt-BR"/>
+        </w:rPr>
+        <w:t xml:space="preserve">Validação dos filtros de pesquisa por destino, país e faixa de preço. </w:t>
+      </w:r>
+    </w:p>
+    <w:p>
+      <w:pPr>
+        <w:pStyle w:val="PargrafodaLista"/>
+        <w:numPr>
+          <w:ilvl w:val="0"/>
+          <w:numId w:val="2"/>
+        </w:numPr>
+        <w:spacing w:after="0" w:line="240" w:lineRule="auto"/>
+        <w:rPr>
+          <w:rFonts w:ascii="Arial" w:eastAsia="Times New Roman" w:hAnsi="Arial" w:cs="Arial"/>
+          <w:lang w:eastAsia="pt-BR"/>
+        </w:rPr>
+      </w:pPr>
+      <w:r>
+        <w:rPr>
+          <w:rFonts w:ascii="Arial" w:eastAsia="Times New Roman" w:hAnsi="Arial" w:cs="Arial"/>
+          <w:lang w:eastAsia="pt-BR"/>
+        </w:rPr>
+        <w:t xml:space="preserve">Teste do funcionamento da busca dinâmica por destinos e pacotes. </w:t>
+      </w:r>
+    </w:p>
+    <w:p>
+      <w:pPr>
+        <w:pStyle w:val="PargrafodaLista"/>
+        <w:numPr>
+          <w:ilvl w:val="0"/>
+          <w:numId w:val="2"/>
+        </w:numPr>
+        <w:spacing w:after="0" w:line="240" w:lineRule="auto"/>
+        <w:rPr>
+          <w:rFonts w:ascii="Arial" w:eastAsia="Times New Roman" w:hAnsi="Arial" w:cs="Arial"/>
+          <w:lang w:eastAsia="pt-BR"/>
+        </w:rPr>
+      </w:pPr>
+      <w:r>
+        <w:rPr>
+          <w:rFonts w:ascii="Arial" w:eastAsia="Times New Roman" w:hAnsi="Arial" w:cs="Arial"/>
+          <w:lang w:eastAsia="pt-BR"/>
+        </w:rPr>
+        <w:t xml:space="preserve">Verificação do carregamento correto das imagens e galerias de cada destino. </w:t>
+      </w:r>
+    </w:p>
+    <w:p>
+      <w:pPr>
+        <w:pStyle w:val="PargrafodaLista"/>
+        <w:numPr>
+          <w:ilvl w:val="0"/>
+          <w:numId w:val="2"/>
+        </w:numPr>
+        <w:spacing w:after="0" w:line="240" w:lineRule="auto"/>
+        <w:rPr>
+          <w:rFonts w:ascii="Arial" w:eastAsia="Times New Roman" w:hAnsi="Arial" w:cs="Arial"/>
+          <w:lang w:eastAsia="pt-BR"/>
+        </w:rPr>
+      </w:pPr>
+      <w:r>
+        <w:rPr>
+          <w:rFonts w:ascii="Arial" w:eastAsia="Times New Roman" w:hAnsi="Arial" w:cs="Arial"/>
+          <w:lang w:eastAsia="pt-BR"/>
+        </w:rPr>
+        <w:t xml:space="preserve">Teste da página de detalhes dos destinos, garantindo a exibição das informações corretas. </w:t>
+      </w:r>
+    </w:p>
+    <w:p>
+      <w:pPr>
+        <w:pStyle w:val="PargrafodaLista"/>
+        <w:numPr>
+          <w:ilvl w:val="0"/>
+          <w:numId w:val="2"/>
+        </w:numPr>
+        <w:spacing w:after="0" w:line="240" w:lineRule="auto"/>
+        <w:rPr>
+          <w:rFonts w:ascii="Arial" w:eastAsia="Times New Roman" w:hAnsi="Arial" w:cs="Arial"/>
+          <w:lang w:eastAsia="pt-BR"/>
+        </w:rPr>
+      </w:pPr>
+      <w:r>
+        <w:rPr>
+          <w:rFonts w:ascii="Arial" w:eastAsia="Times New Roman" w:hAnsi="Arial" w:cs="Arial"/>
+          <w:lang w:eastAsia="pt-BR"/>
+        </w:rPr>
+        <w:t xml:space="preserve">Validação da troca de imagens da galeria ao clicar nas miniaturas. </w:t>
+      </w:r>
+    </w:p>
+    <w:p>
+      <w:pPr>
+        <w:pStyle w:val="PargrafodaLista"/>
+        <w:numPr>
+          <w:ilvl w:val="0"/>
+          <w:numId w:val="2"/>
+        </w:numPr>
+        <w:rPr>
+          <w:rFonts w:ascii="Arial" w:hAnsi="Arial" w:cs="Arial"/>
+        </w:rPr>
+      </w:pPr>
+      <w:r>
+        <w:rPr>
+          <w:rFonts w:ascii="Arial" w:eastAsia="Times New Roman" w:hAnsi="Arial" w:cs="Arial"/>
+          <w:lang w:eastAsia="pt-BR"/>
+        </w:rPr>
+        <w:t>Teste do simulador de orçamento, verificando os cálculos</w:t>
+      </w:r>
+    </w:p>
+    <w:p>
+      <w:pPr>
+        <w:pStyle w:val="PargrafodaLista"/>
+        <w:numPr>
+          <w:ilvl w:val="0"/>
+          <w:numId w:val="2"/>
+        </w:numPr>
+        <w:rPr>
+          <w:rFonts w:ascii="Arial" w:hAnsi="Arial" w:cs="Arial"/>
+        </w:rPr>
+      </w:pPr>
+      <w:r>
+        <w:rPr>
+          <w:rFonts w:ascii="Arial" w:hAnsi="Arial" w:cs="Arial"/>
+        </w:rPr>
+        <w:t>Teste de acesso ao Administrador.</w:t>
+      </w:r>
+    </w:p>
+    <w:p>
+      <w:pPr>
+        <w:pStyle w:val="PargrafodaLista"/>
+        <w:rPr>
+          <w:rFonts w:cstheme="minorHAnsi"/>
+        </w:rPr>
+      </w:pPr>
+    </w:p>
+    <w:p>
+      <w:pPr>
+        <w:rPr>
+          <w:rFonts w:cstheme="minorHAnsi"/>
+        </w:rPr>
+      </w:pPr>
+    </w:p>
+    <w:p>
+      <w:pPr>
+        <w:pStyle w:val="PargrafodaLista"/>
+        <w:numPr>
+          <w:ilvl w:val="1"/>
+          <w:numId w:val="17"/>
+        </w:numPr>
+        <w:rPr>
+          <w:rFonts w:ascii="Arial" w:hAnsi="Arial" w:cs="Arial"/>
+          <w:sz w:val="28"/>
+          <w:szCs w:val="28"/>
+        </w:rPr>
+      </w:pPr>
+      <w:r>
+        <w:rPr>
+          <w:rStyle w:val="Forte"/>
+          <w:rFonts w:ascii="Arial" w:hAnsi="Arial" w:cs="Arial"/>
+          <w:sz w:val="28"/>
+          <w:szCs w:val="28"/>
+        </w:rPr>
+        <w:t>Resultado dos testes:</w:t>
+      </w:r>
+    </w:p>
+    <w:p>
+      <w:pPr>
+        <w:ind w:left="360"/>
+        <w:rPr>
+          <w:rFonts w:ascii="Arial" w:hAnsi="Arial" w:cs="Arial"/>
+        </w:rPr>
+      </w:pPr>
+      <w:r>
+        <w:rPr>
+          <w:rFonts w:ascii="Arial" w:hAnsi="Arial" w:cs="Arial"/>
+        </w:rPr>
+        <w:t>Todos os módulos apresentaram funcionamento conforme o esperado após os ajustes realizados. As funcionalidades de navegação, pesquisa, filtros, galeria de imagens, simulador de orçamento, e exibição das promoções foram validadas com sucesso, garantindo uma experiencia de uso consistente e intuitiva</w:t>
+      </w:r>
+      <w:r>
+        <w:rPr>
+          <w:rFonts w:ascii="Arial" w:hAnsi="Arial" w:cs="Arial"/>
+        </w:rPr>
+        <w:t xml:space="preserve"> ao usuário</w:t>
+      </w:r>
+      <w:r>
+        <w:rPr>
+          <w:rFonts w:ascii="Arial" w:hAnsi="Arial" w:cs="Arial"/>
+        </w:rPr>
+        <w:t>.</w:t>
+      </w:r>
+    </w:p>
+    <w:p>
+      <w:pPr>
+        <w:ind w:left="360"/>
+        <w:rPr>
+          <w:rFonts w:ascii="Arial" w:hAnsi="Arial" w:cs="Arial"/>
+        </w:rPr>
+      </w:pPr>
+      <w:r>
+        <w:rPr>
+          <w:rFonts w:ascii="Arial" w:hAnsi="Arial" w:cs="Arial"/>
+        </w:rPr>
+        <w:t xml:space="preserve">Os testes realizados no login e acesso ao painel do administrador, tanto como os filtros, as funcionalidades de editar, excluir e </w:t>
+      </w:r>
+      <w:r>
+        <w:rPr>
+          <w:rFonts w:ascii="Arial" w:hAnsi="Arial" w:cs="Arial"/>
+        </w:rPr>
+        <w:t>cadastrar</w:t>
+      </w:r>
+      <w:r>
+        <w:rPr>
+          <w:rFonts w:ascii="Arial" w:hAnsi="Arial" w:cs="Arial"/>
+        </w:rPr>
+        <w:t xml:space="preserve"> seguem funcionando corretamente, sendo validadas com sucesso.</w:t>
+      </w:r>
+    </w:p>
+    <w:p>
+      <w:pPr>
+        <w:ind w:left="360"/>
+        <w:rPr>
+          <w:rFonts w:ascii="Arial" w:hAnsi="Arial" w:cs="Arial"/>
+        </w:rPr>
+      </w:pPr>
+      <w:r>
+        <w:rPr>
+          <w:rFonts w:ascii="Arial" w:hAnsi="Arial" w:cs="Arial"/>
+        </w:rPr>
+        <w:t xml:space="preserve">A conexão ao banco de dados Neon segue </w:t>
+      </w:r>
+      <w:r>
+        <w:rPr>
+          <w:rFonts w:ascii="Arial" w:hAnsi="Arial" w:cs="Arial"/>
+        </w:rPr>
+        <w:t>recebendo</w:t>
+      </w:r>
+      <w:r>
+        <w:rPr>
+          <w:rFonts w:ascii="Arial" w:hAnsi="Arial" w:cs="Arial"/>
+        </w:rPr>
+        <w:t xml:space="preserve"> todo o armazenamento do sistema, impedindo que haja </w:t>
+      </w:r>
+      <w:r>
+        <w:rPr>
+          <w:rFonts w:ascii="Arial" w:hAnsi="Arial" w:cs="Arial"/>
+        </w:rPr>
+        <w:t>duplicidade de dados, erros ao enviar dados errado ao banco e segurança aos dados do sistema e dos usuários, passando por diversos teste de validação, garantindo assim, que os dados estejam sendo enviados com sucesso.</w:t>
+      </w:r>
       <w:bookmarkEnd w:id="0"/>
-    </w:p>
-    <w:p>
-      <w:r>
-        <w:t>O projeto foi dividido em módulos independentes, permitindo que cada pagina desempenhasse uma função especifica dentro da aplicação. Durante o planejamento, foram definidas as seguintes etapas:</w:t>
-      </w:r>
-    </w:p>
-    <w:p>
-      <w:pPr>
-        <w:pStyle w:val="PargrafodaLista"/>
-        <w:numPr>
-          <w:ilvl w:val="0"/>
-          <w:numId w:val="2"/>
-        </w:numPr>
-      </w:pPr>
-      <w:r>
-        <w:t>Levantamento dos requisitos e definição das funcionalidades do sistema.</w:t>
-      </w:r>
-    </w:p>
-    <w:p>
-      <w:pPr>
-        <w:pStyle w:val="PargrafodaLista"/>
-        <w:numPr>
-          <w:ilvl w:val="0"/>
-          <w:numId w:val="2"/>
-        </w:numPr>
-      </w:pPr>
-      <w:r>
-        <w:t xml:space="preserve">Criação da estrutura de navegação entre as </w:t>
-      </w:r>
-      <w:r>
-        <w:t>páginas</w:t>
-      </w:r>
-      <w:r>
-        <w:t>.</w:t>
-      </w:r>
-    </w:p>
-    <w:p>
-      <w:pPr>
-        <w:pStyle w:val="PargrafodaLista"/>
-        <w:numPr>
-          <w:ilvl w:val="0"/>
-          <w:numId w:val="2"/>
-        </w:numPr>
-      </w:pPr>
-      <w:r>
-        <w:t>Desenvolvimento do layout responsivo e da identidade visual.</w:t>
-      </w:r>
-    </w:p>
-    <w:p>
-      <w:pPr>
-        <w:pStyle w:val="PargrafodaLista"/>
-        <w:numPr>
-          <w:ilvl w:val="0"/>
-          <w:numId w:val="2"/>
-        </w:numPr>
-      </w:pPr>
-      <w:r>
-        <w:t>Implementação das paginas Home, Destinos, Pacotes, Promoções e Contato.</w:t>
-      </w:r>
-    </w:p>
-    <w:p>
-      <w:pPr>
-        <w:pStyle w:val="PargrafodaLista"/>
-        <w:numPr>
-          <w:ilvl w:val="0"/>
-          <w:numId w:val="2"/>
-        </w:numPr>
-      </w:pPr>
-      <w:r>
-        <w:t xml:space="preserve">Desenvolvimento das funcionalidades utilizando </w:t>
-      </w:r>
-      <w:proofErr w:type="spellStart"/>
-      <w:r>
-        <w:t>javascript</w:t>
-      </w:r>
-      <w:proofErr w:type="spellEnd"/>
-      <w:r>
-        <w:t>, como filtros de pesquisas, favoritos, galeria de imagens, paginas dinâmicas de detalhes dos destinos, simulação</w:t>
-      </w:r>
-      <w:r>
-        <w:t xml:space="preserve"> de orçamento e contador regressivo das promoções.</w:t>
-      </w:r>
-    </w:p>
-    <w:p>
-      <w:pPr>
-        <w:pStyle w:val="PargrafodaLista"/>
-        <w:numPr>
-          <w:ilvl w:val="0"/>
-          <w:numId w:val="2"/>
-        </w:numPr>
-      </w:pPr>
-      <w:r>
-        <w:t xml:space="preserve">Integração com o </w:t>
-      </w:r>
-      <w:proofErr w:type="spellStart"/>
-      <w:r>
-        <w:t>Firebase</w:t>
-      </w:r>
-      <w:proofErr w:type="spellEnd"/>
-      <w:r>
-        <w:t xml:space="preserve"> Firestone para armazenamento dos dados enviados.</w:t>
-      </w:r>
-    </w:p>
-    <w:p>
-      <w:pPr>
-        <w:pStyle w:val="PargrafodaLista"/>
-        <w:numPr>
-          <w:ilvl w:val="0"/>
-          <w:numId w:val="2"/>
-        </w:numPr>
-      </w:pPr>
-      <w:r>
-        <w:t>Testes de funcionamento, correção de erros, ajustes de responsividade e otimização das experiencias do usuário.</w:t>
-      </w:r>
-    </w:p>
-    <w:p>
-      <w:r>
-        <w:t>Esse planejamento possibilitou que o desenvolvimento fosse realizado de forma organizada, facilitando a implementação de novas funcionalidades e garantindo maior quantidade, manutenção e escalabilidade do projeto.</w:t>
-      </w:r>
-    </w:p>
-    <w:p/>
-    <w:p>
-      <w:pPr>
-        <w:rPr>
-          <w:b/>
-        </w:rPr>
-      </w:pPr>
-      <w:r>
-        <w:rPr>
-          <w:b/>
-        </w:rPr>
-        <w:t>Módulos</w:t>
-      </w:r>
-    </w:p>
-    <w:p>
-      <w:pPr>
-        <w:pStyle w:val="PargrafodaLista"/>
-        <w:numPr>
-          <w:ilvl w:val="0"/>
-          <w:numId w:val="3"/>
-        </w:numPr>
-      </w:pPr>
-      <w:r>
-        <w:t>Pagina Inicial (Home)</w:t>
-      </w:r>
-    </w:p>
-    <w:p>
-      <w:pPr>
-        <w:ind w:left="360"/>
-      </w:pPr>
-      <w:r>
-        <w:t>Responsável por apresentar a empresa, destacar os principais destinos turísticos e permitir uma navegação rápida para as demais páginas do sistema.</w:t>
-      </w:r>
-    </w:p>
-    <w:p>
-      <w:pPr>
-        <w:ind w:left="360"/>
-      </w:pPr>
-    </w:p>
-    <w:p>
-      <w:pPr>
-        <w:ind w:left="360"/>
-      </w:pPr>
-    </w:p>
-    <w:p>
-      <w:pPr>
-        <w:pStyle w:val="PargrafodaLista"/>
-        <w:numPr>
-          <w:ilvl w:val="0"/>
-          <w:numId w:val="3"/>
-        </w:numPr>
-      </w:pPr>
-      <w:r>
-        <w:t>Destinos</w:t>
-      </w:r>
-    </w:p>
-    <w:p>
-      <w:pPr>
-        <w:ind w:firstLine="360"/>
-      </w:pPr>
-      <w:r>
-        <w:t>Apresenta informações detalhadas sobre cada destino turístico disponível.</w:t>
-      </w:r>
-    </w:p>
-    <w:p>
-      <w:pPr>
-        <w:ind w:firstLine="360"/>
-      </w:pPr>
-    </w:p>
-    <w:p>
-      <w:pPr>
-        <w:pStyle w:val="PargrafodaLista"/>
-        <w:numPr>
-          <w:ilvl w:val="0"/>
-          <w:numId w:val="3"/>
-        </w:numPr>
-      </w:pPr>
-      <w:r>
-        <w:t>Pacotes de Viagens</w:t>
-      </w:r>
-    </w:p>
-    <w:p>
-      <w:pPr>
-        <w:ind w:left="360"/>
-      </w:pPr>
-      <w:r>
-        <w:t>Exibe os pacotes turísticos oferecidos pela agência.</w:t>
-      </w:r>
-    </w:p>
-    <w:p>
-      <w:pPr>
-        <w:ind w:left="360"/>
-      </w:pPr>
-    </w:p>
-    <w:p>
-      <w:pPr>
-        <w:pStyle w:val="PargrafodaLista"/>
-        <w:numPr>
-          <w:ilvl w:val="0"/>
-          <w:numId w:val="3"/>
-        </w:numPr>
-      </w:pPr>
-      <w:r>
-        <w:t>Promoções</w:t>
-      </w:r>
-    </w:p>
-    <w:p>
-      <w:pPr>
-        <w:ind w:left="360"/>
-      </w:pPr>
-      <w:r>
-        <w:t>Responsável por divulgar ofertas especiais e descontos temporários.</w:t>
-      </w:r>
-    </w:p>
-    <w:p>
-      <w:pPr>
-        <w:ind w:left="360"/>
-      </w:pPr>
-    </w:p>
-    <w:p>
-      <w:pPr>
-        <w:pStyle w:val="PargrafodaLista"/>
-        <w:numPr>
-          <w:ilvl w:val="0"/>
-          <w:numId w:val="3"/>
-        </w:numPr>
-      </w:pPr>
-      <w:r>
-        <w:t>Formulário de Contato</w:t>
-      </w:r>
-    </w:p>
-    <w:p>
-      <w:pPr>
-        <w:ind w:left="360"/>
-      </w:pPr>
-      <w:r>
-        <w:t>Permite que o usuário entre em contato com a agência.</w:t>
-      </w:r>
-    </w:p>
-    <w:p>
-      <w:pPr>
-        <w:ind w:left="360"/>
-      </w:pPr>
-    </w:p>
-    <w:p>
-      <w:pPr>
-        <w:pStyle w:val="PargrafodaLista"/>
-        <w:numPr>
-          <w:ilvl w:val="0"/>
-          <w:numId w:val="3"/>
-        </w:numPr>
-      </w:pPr>
-      <w:r>
-        <w:t>Sistema de Pesquisa e Filtros</w:t>
-      </w:r>
-    </w:p>
-    <w:p>
-      <w:pPr>
-        <w:ind w:left="360"/>
-      </w:pPr>
-      <w:r>
-        <w:t>Módulo responsável pela busca dinâmica das informações.</w:t>
-      </w:r>
-    </w:p>
-    <w:p>
-      <w:pPr>
-        <w:ind w:left="360"/>
-      </w:pPr>
-    </w:p>
-    <w:p>
-      <w:pPr>
-        <w:pStyle w:val="PargrafodaLista"/>
-        <w:numPr>
-          <w:ilvl w:val="0"/>
-          <w:numId w:val="3"/>
-        </w:numPr>
-      </w:pPr>
-      <w:r>
-        <w:t>Sistema de Favoritos</w:t>
-      </w:r>
-    </w:p>
-    <w:p>
-      <w:pPr>
-        <w:ind w:left="360"/>
-      </w:pPr>
-      <w:r>
-        <w:t>Permite salvar destinos preferidos do usuário.</w:t>
-      </w:r>
-    </w:p>
-    <w:p>
-      <w:pPr>
-        <w:ind w:left="360"/>
-      </w:pPr>
-    </w:p>
-    <w:p>
-      <w:pPr>
-        <w:pStyle w:val="PargrafodaLista"/>
-        <w:numPr>
-          <w:ilvl w:val="0"/>
-          <w:numId w:val="3"/>
-        </w:numPr>
-      </w:pPr>
-      <w:r>
-        <w:t>Simulador de orçamento</w:t>
-      </w:r>
-    </w:p>
-    <w:p>
-      <w:pPr>
-        <w:ind w:left="360"/>
-      </w:pPr>
-      <w:r>
-        <w:t>Realiza o calculo estimado do valor da viagem.</w:t>
-      </w:r>
-    </w:p>
-    <w:p>
-      <w:pPr>
-        <w:ind w:left="360"/>
-      </w:pPr>
-    </w:p>
-    <w:p>
-      <w:pPr>
-        <w:pStyle w:val="PargrafodaLista"/>
-        <w:numPr>
-          <w:ilvl w:val="0"/>
-          <w:numId w:val="3"/>
-        </w:numPr>
-      </w:pPr>
-      <w:r>
-        <w:t>Banco de Dados</w:t>
-      </w:r>
-    </w:p>
-    <w:p>
-      <w:pPr>
-        <w:ind w:left="360"/>
-      </w:pPr>
-      <w:r>
-        <w:t>Responsável por armazenamento de dados das informações enviadas pelo usuário.</w:t>
-      </w:r>
-    </w:p>
-    <w:p>
-      <w:pPr>
-        <w:ind w:left="360"/>
-      </w:pPr>
-    </w:p>
-    <w:p>
-      <w:pPr>
-        <w:ind w:left="360"/>
-        <w:rPr>
-          <w:b/>
-        </w:rPr>
-      </w:pPr>
-      <w:r>
-        <w:rPr>
-          <w:b/>
-        </w:rPr>
-        <w:t>Entrega</w:t>
-      </w:r>
-    </w:p>
-    <w:p>
-      <w:pPr>
-        <w:ind w:left="360"/>
-      </w:pPr>
-      <w:r>
-        <w:t xml:space="preserve">O projeto foi desenvolvido utilizando as tecnologias HTML5, CSS3 e </w:t>
-      </w:r>
-      <w:proofErr w:type="spellStart"/>
-      <w:r>
-        <w:t>JavaScript</w:t>
-      </w:r>
-      <w:proofErr w:type="spellEnd"/>
-      <w:r>
-        <w:t xml:space="preserve">, com integração, ao </w:t>
-      </w:r>
-      <w:proofErr w:type="spellStart"/>
-      <w:r>
-        <w:t>Firebase</w:t>
-      </w:r>
-      <w:proofErr w:type="spellEnd"/>
-      <w:r>
-        <w:t xml:space="preserve"> para armazenamento dos dados.</w:t>
-      </w:r>
-    </w:p>
-    <w:p>
-      <w:pPr>
-        <w:ind w:left="360"/>
-      </w:pPr>
-    </w:p>
-    <w:p>
-      <w:pPr>
-        <w:ind w:left="360"/>
-        <w:rPr>
-          <w:b/>
-        </w:rPr>
-      </w:pPr>
-      <w:r>
-        <w:rPr>
-          <w:b/>
-        </w:rPr>
-        <w:t>Testes</w:t>
-      </w:r>
-    </w:p>
-    <w:p>
-      <w:pPr>
-        <w:ind w:left="360"/>
-      </w:pPr>
-      <w:r>
-        <w:lastRenderedPageBreak/>
-        <w:t xml:space="preserve">Foram realizados testes funcionais durante o desenvolvimento </w:t>
-      </w:r>
-      <w:proofErr w:type="gramStart"/>
-      <w:r>
-        <w:t>dos sistema</w:t>
-      </w:r>
-      <w:proofErr w:type="gramEnd"/>
-      <w:r>
-        <w:t xml:space="preserve"> para garantir o correto funcionamento de todas as paginas e recursos implementados. Os principais testes executados foram:</w:t>
-      </w:r>
-    </w:p>
-    <w:p>
-      <w:pPr>
-        <w:pStyle w:val="PargrafodaLista"/>
-        <w:numPr>
-          <w:ilvl w:val="0"/>
-          <w:numId w:val="2"/>
-        </w:numPr>
-        <w:spacing w:after="0" w:line="240" w:lineRule="auto"/>
-        <w:rPr>
-          <w:rFonts w:eastAsia="Times New Roman" w:cstheme="minorHAnsi"/>
-          <w:lang w:eastAsia="pt-BR"/>
-        </w:rPr>
-      </w:pPr>
-      <w:r>
-        <w:rPr>
-          <w:rFonts w:eastAsia="Times New Roman" w:cstheme="minorHAnsi"/>
-          <w:lang w:eastAsia="pt-BR"/>
-        </w:rPr>
-        <w:t xml:space="preserve">Verificação da navegação entre todas as páginas do site. </w:t>
-      </w:r>
-    </w:p>
-    <w:p>
-      <w:pPr>
-        <w:pStyle w:val="PargrafodaLista"/>
-        <w:numPr>
-          <w:ilvl w:val="0"/>
-          <w:numId w:val="2"/>
-        </w:numPr>
-        <w:spacing w:after="0" w:line="240" w:lineRule="auto"/>
-        <w:rPr>
-          <w:rFonts w:eastAsia="Times New Roman" w:cstheme="minorHAnsi"/>
-          <w:lang w:eastAsia="pt-BR"/>
-        </w:rPr>
-      </w:pPr>
-      <w:r>
-        <w:rPr>
-          <w:rFonts w:eastAsia="Times New Roman" w:cstheme="minorHAnsi"/>
-          <w:lang w:eastAsia="pt-BR"/>
-        </w:rPr>
-        <w:t xml:space="preserve">Teste da responsividade em diferentes tamanhos de tela (desktop, tablet e smartphone). </w:t>
-      </w:r>
-    </w:p>
-    <w:p>
-      <w:pPr>
-        <w:pStyle w:val="PargrafodaLista"/>
-        <w:numPr>
-          <w:ilvl w:val="0"/>
-          <w:numId w:val="2"/>
-        </w:numPr>
-        <w:spacing w:after="0" w:line="240" w:lineRule="auto"/>
-        <w:rPr>
-          <w:rFonts w:eastAsia="Times New Roman" w:cstheme="minorHAnsi"/>
-          <w:lang w:eastAsia="pt-BR"/>
-        </w:rPr>
-      </w:pPr>
-      <w:r>
-        <w:rPr>
-          <w:rFonts w:eastAsia="Times New Roman" w:cstheme="minorHAnsi"/>
-          <w:lang w:eastAsia="pt-BR"/>
-        </w:rPr>
-        <w:t xml:space="preserve">Validação dos filtros de pesquisa por destino, país e faixa de preço. </w:t>
-      </w:r>
-    </w:p>
-    <w:p>
-      <w:pPr>
-        <w:pStyle w:val="PargrafodaLista"/>
-        <w:numPr>
-          <w:ilvl w:val="0"/>
-          <w:numId w:val="2"/>
-        </w:numPr>
-        <w:spacing w:after="0" w:line="240" w:lineRule="auto"/>
-        <w:rPr>
-          <w:rFonts w:eastAsia="Times New Roman" w:cstheme="minorHAnsi"/>
-          <w:lang w:eastAsia="pt-BR"/>
-        </w:rPr>
-      </w:pPr>
-      <w:r>
-        <w:rPr>
-          <w:rFonts w:eastAsia="Times New Roman" w:cstheme="minorHAnsi"/>
-          <w:lang w:eastAsia="pt-BR"/>
-        </w:rPr>
-        <w:t xml:space="preserve">Teste do funcionamento da busca dinâmica por destinos e pacotes. </w:t>
-      </w:r>
-    </w:p>
-    <w:p>
-      <w:pPr>
-        <w:pStyle w:val="PargrafodaLista"/>
-        <w:numPr>
-          <w:ilvl w:val="0"/>
-          <w:numId w:val="2"/>
-        </w:numPr>
-        <w:spacing w:after="0" w:line="240" w:lineRule="auto"/>
-        <w:rPr>
-          <w:rFonts w:eastAsia="Times New Roman" w:cstheme="minorHAnsi"/>
-          <w:lang w:eastAsia="pt-BR"/>
-        </w:rPr>
-      </w:pPr>
-      <w:r>
-        <w:rPr>
-          <w:rFonts w:eastAsia="Times New Roman" w:cstheme="minorHAnsi"/>
-          <w:lang w:eastAsia="pt-BR"/>
-        </w:rPr>
-        <w:t xml:space="preserve">Verificação do carregamento correto das imagens e galerias de cada destino. </w:t>
-      </w:r>
-    </w:p>
-    <w:p>
-      <w:pPr>
-        <w:pStyle w:val="PargrafodaLista"/>
-        <w:numPr>
-          <w:ilvl w:val="0"/>
-          <w:numId w:val="2"/>
-        </w:numPr>
-        <w:spacing w:after="0" w:line="240" w:lineRule="auto"/>
-        <w:rPr>
-          <w:rFonts w:eastAsia="Times New Roman" w:cstheme="minorHAnsi"/>
-          <w:lang w:eastAsia="pt-BR"/>
-        </w:rPr>
-      </w:pPr>
-      <w:r>
-        <w:rPr>
-          <w:rFonts w:eastAsia="Times New Roman" w:cstheme="minorHAnsi"/>
-          <w:lang w:eastAsia="pt-BR"/>
-        </w:rPr>
-        <w:t xml:space="preserve">Teste da página de detalhes dos destinos, garantindo a exibição das informações corretas. </w:t>
-      </w:r>
-    </w:p>
-    <w:p>
-      <w:pPr>
-        <w:pStyle w:val="PargrafodaLista"/>
-        <w:numPr>
-          <w:ilvl w:val="0"/>
-          <w:numId w:val="2"/>
-        </w:numPr>
-        <w:spacing w:after="0" w:line="240" w:lineRule="auto"/>
-        <w:rPr>
-          <w:rFonts w:eastAsia="Times New Roman" w:cstheme="minorHAnsi"/>
-          <w:lang w:eastAsia="pt-BR"/>
-        </w:rPr>
-      </w:pPr>
-      <w:r>
-        <w:rPr>
-          <w:rFonts w:eastAsia="Times New Roman" w:cstheme="minorHAnsi"/>
-          <w:lang w:eastAsia="pt-BR"/>
-        </w:rPr>
-        <w:t xml:space="preserve">Validação da troca de imagens da galeria ao clicar nas miniaturas. </w:t>
-      </w:r>
-    </w:p>
-    <w:p>
-      <w:pPr>
-        <w:pStyle w:val="PargrafodaLista"/>
-        <w:numPr>
-          <w:ilvl w:val="0"/>
-          <w:numId w:val="2"/>
-        </w:numPr>
-        <w:rPr>
-          <w:rFonts w:cstheme="minorHAnsi"/>
-        </w:rPr>
-      </w:pPr>
-      <w:r>
-        <w:rPr>
-          <w:rFonts w:eastAsia="Times New Roman" w:cstheme="minorHAnsi"/>
-          <w:lang w:eastAsia="pt-BR"/>
-        </w:rPr>
-        <w:t>Teste do simulador de orçamento, verificando os cálculos</w:t>
-      </w:r>
-    </w:p>
-    <w:p>
-      <w:pPr>
-        <w:rPr>
-          <w:rFonts w:cstheme="minorHAnsi"/>
-        </w:rPr>
-      </w:pPr>
-    </w:p>
-    <w:p>
-      <w:pPr>
-        <w:ind w:left="360"/>
-        <w:rPr>
-          <w:rFonts w:cstheme="minorHAnsi"/>
-        </w:rPr>
-      </w:pPr>
-      <w:r>
-        <w:rPr>
-          <w:rStyle w:val="Forte"/>
-        </w:rPr>
-        <w:t>Resultado dos testes:</w:t>
-      </w:r>
-    </w:p>
-    <w:p>
-      <w:pPr>
-        <w:ind w:left="360"/>
-        <w:rPr>
-          <w:rFonts w:cstheme="minorHAnsi"/>
-        </w:rPr>
-      </w:pPr>
-      <w:r>
-        <w:rPr>
-          <w:rFonts w:cstheme="minorHAnsi"/>
-        </w:rPr>
-        <w:t>Todos os módulos apresentaram funcionamento conforme o esperado após os ajustes realizados. As funcionalidades de navegação, pesquisa, filtros, galeria de imagens, simulador de orçamento, e exibição das promoções foram validadas com sucesso, garantindo uma experiencia de uso consistente e intuitiva.</w:t>
-      </w:r>
     </w:p>
     <w:sectPr>
       <w:pgSz w:w="11906" w:h="16838"/>
@@ -739,6 +2823,1525 @@
 <file path=word/numbering.xml><?xml version="1.0" encoding="utf-8"?>
 <w:numbering xmlns:wpc="http://schemas.microsoft.com/office/word/2010/wordprocessingCanvas" xmlns:cx="http://schemas.microsoft.com/office/drawing/2014/chartex" xmlns:cx1="http://schemas.microsoft.com/office/drawing/2015/9/8/chartex" xmlns:cx2="http://schemas.microsoft.com/office/drawing/2015/10/21/chartex" xmlns:cx3="http://schemas.microsoft.com/office/drawing/2016/5/9/chartex" xmlns:cx4="http://schemas.microsoft.com/office/drawing/2016/5/10/chartex" xmlns:cx5="http://schemas.microsoft.com/office/drawing/2016/5/11/chartex" xmlns:cx6="http://schemas.microsoft.com/office/drawing/2016/5/12/chartex" xmlns:cx7="http://schemas.microsoft.com/office/drawing/2016/5/13/chartex" xmlns:cx8="http://schemas.microsoft.com/office/drawing/2016/5/14/chartex" xmlns:mc="http://schemas.openxmlformats.org/markup-compatibility/2006" xmlns:aink="http://schemas.microsoft.com/office/drawing/2016/ink" xmlns:am3d="http://schemas.microsoft.com/office/drawing/2017/model3d" xmlns:o="urn:schemas-microsoft-com:office:office" xmlns:r="http://schemas.openxmlformats.org/officeDocument/2006/relationships" xmlns:m="http://schemas.openxmlformats.org/officeDocument/2006/math" xmlns:v="urn:schemas-microsoft-com:vml" xmlns:wp14="http://schemas.microsoft.com/office/word/2010/wordprocessingDrawing" xmlns:wp="http://schemas.openxmlformats.org/drawingml/2006/wordprocessingDrawing" xmlns:w10="urn:schemas-microsoft-com:office:word" xmlns:w="http://schemas.openxmlformats.org/wordprocessingml/2006/main" xmlns:w14="http://schemas.microsoft.com/office/word/2010/wordml" xmlns:w15="http://schemas.microsoft.com/office/word/2012/wordml" xmlns:w16cid="http://schemas.microsoft.com/office/word/2016/wordml/cid" xmlns:w16se="http://schemas.microsoft.com/office/word/2015/wordml/symex" xmlns:wpg="http://schemas.microsoft.com/office/word/2010/wordprocessingGroup" xmlns:wpi="http://schemas.microsoft.com/office/word/2010/wordprocessingInk" xmlns:wne="http://schemas.microsoft.com/office/word/2006/wordml" xmlns:wps="http://schemas.microsoft.com/office/word/2010/wordprocessingShape" mc:Ignorable="w14 w15 w16se w16cid wp14">
   <w:abstractNum w:abstractNumId="0" w15:restartNumberingAfterBreak="0">
+    <w:nsid w:val="00EB782C"/>
+    <w:multiLevelType w:val="multilevel"/>
+    <w:tmpl w:val="0540B8AA"/>
+    <w:lvl w:ilvl="0">
+      <w:start w:val="1"/>
+      <w:numFmt w:val="bullet"/>
+      <w:lvlText w:val=""/>
+      <w:lvlJc w:val="left"/>
+      <w:pPr>
+        <w:tabs>
+          <w:tab w:val="num" w:pos="720"/>
+        </w:tabs>
+        <w:ind w:left="720" w:hanging="360"/>
+      </w:pPr>
+      <w:rPr>
+        <w:rFonts w:ascii="Symbol" w:hAnsi="Symbol" w:hint="default"/>
+        <w:sz w:val="20"/>
+      </w:rPr>
+    </w:lvl>
+    <w:lvl w:ilvl="1" w:tentative="1">
+      <w:start w:val="1"/>
+      <w:numFmt w:val="bullet"/>
+      <w:lvlText w:val="o"/>
+      <w:lvlJc w:val="left"/>
+      <w:pPr>
+        <w:tabs>
+          <w:tab w:val="num" w:pos="1440"/>
+        </w:tabs>
+        <w:ind w:left="1440" w:hanging="360"/>
+      </w:pPr>
+      <w:rPr>
+        <w:rFonts w:ascii="Courier New" w:hAnsi="Courier New" w:hint="default"/>
+        <w:sz w:val="20"/>
+      </w:rPr>
+    </w:lvl>
+    <w:lvl w:ilvl="2" w:tentative="1">
+      <w:start w:val="1"/>
+      <w:numFmt w:val="bullet"/>
+      <w:lvlText w:val=""/>
+      <w:lvlJc w:val="left"/>
+      <w:pPr>
+        <w:tabs>
+          <w:tab w:val="num" w:pos="2160"/>
+        </w:tabs>
+        <w:ind w:left="2160" w:hanging="360"/>
+      </w:pPr>
+      <w:rPr>
+        <w:rFonts w:ascii="Wingdings" w:hAnsi="Wingdings" w:hint="default"/>
+        <w:sz w:val="20"/>
+      </w:rPr>
+    </w:lvl>
+    <w:lvl w:ilvl="3" w:tentative="1">
+      <w:start w:val="1"/>
+      <w:numFmt w:val="bullet"/>
+      <w:lvlText w:val=""/>
+      <w:lvlJc w:val="left"/>
+      <w:pPr>
+        <w:tabs>
+          <w:tab w:val="num" w:pos="2880"/>
+        </w:tabs>
+        <w:ind w:left="2880" w:hanging="360"/>
+      </w:pPr>
+      <w:rPr>
+        <w:rFonts w:ascii="Wingdings" w:hAnsi="Wingdings" w:hint="default"/>
+        <w:sz w:val="20"/>
+      </w:rPr>
+    </w:lvl>
+    <w:lvl w:ilvl="4" w:tentative="1">
+      <w:start w:val="1"/>
+      <w:numFmt w:val="bullet"/>
+      <w:lvlText w:val=""/>
+      <w:lvlJc w:val="left"/>
+      <w:pPr>
+        <w:tabs>
+          <w:tab w:val="num" w:pos="3600"/>
+        </w:tabs>
+        <w:ind w:left="3600" w:hanging="360"/>
+      </w:pPr>
+      <w:rPr>
+        <w:rFonts w:ascii="Wingdings" w:hAnsi="Wingdings" w:hint="default"/>
+        <w:sz w:val="20"/>
+      </w:rPr>
+    </w:lvl>
+    <w:lvl w:ilvl="5" w:tentative="1">
+      <w:start w:val="1"/>
+      <w:numFmt w:val="bullet"/>
+      <w:lvlText w:val=""/>
+      <w:lvlJc w:val="left"/>
+      <w:pPr>
+        <w:tabs>
+          <w:tab w:val="num" w:pos="4320"/>
+        </w:tabs>
+        <w:ind w:left="4320" w:hanging="360"/>
+      </w:pPr>
+      <w:rPr>
+        <w:rFonts w:ascii="Wingdings" w:hAnsi="Wingdings" w:hint="default"/>
+        <w:sz w:val="20"/>
+      </w:rPr>
+    </w:lvl>
+    <w:lvl w:ilvl="6" w:tentative="1">
+      <w:start w:val="1"/>
+      <w:numFmt w:val="bullet"/>
+      <w:lvlText w:val=""/>
+      <w:lvlJc w:val="left"/>
+      <w:pPr>
+        <w:tabs>
+          <w:tab w:val="num" w:pos="5040"/>
+        </w:tabs>
+        <w:ind w:left="5040" w:hanging="360"/>
+      </w:pPr>
+      <w:rPr>
+        <w:rFonts w:ascii="Wingdings" w:hAnsi="Wingdings" w:hint="default"/>
+        <w:sz w:val="20"/>
+      </w:rPr>
+    </w:lvl>
+    <w:lvl w:ilvl="7" w:tentative="1">
+      <w:start w:val="1"/>
+      <w:numFmt w:val="bullet"/>
+      <w:lvlText w:val=""/>
+      <w:lvlJc w:val="left"/>
+      <w:pPr>
+        <w:tabs>
+          <w:tab w:val="num" w:pos="5760"/>
+        </w:tabs>
+        <w:ind w:left="5760" w:hanging="360"/>
+      </w:pPr>
+      <w:rPr>
+        <w:rFonts w:ascii="Wingdings" w:hAnsi="Wingdings" w:hint="default"/>
+        <w:sz w:val="20"/>
+      </w:rPr>
+    </w:lvl>
+    <w:lvl w:ilvl="8" w:tentative="1">
+      <w:start w:val="1"/>
+      <w:numFmt w:val="bullet"/>
+      <w:lvlText w:val=""/>
+      <w:lvlJc w:val="left"/>
+      <w:pPr>
+        <w:tabs>
+          <w:tab w:val="num" w:pos="6480"/>
+        </w:tabs>
+        <w:ind w:left="6480" w:hanging="360"/>
+      </w:pPr>
+      <w:rPr>
+        <w:rFonts w:ascii="Wingdings" w:hAnsi="Wingdings" w:hint="default"/>
+        <w:sz w:val="20"/>
+      </w:rPr>
+    </w:lvl>
+  </w:abstractNum>
+  <w:abstractNum w:abstractNumId="1" w15:restartNumberingAfterBreak="0">
+    <w:nsid w:val="0C472005"/>
+    <w:multiLevelType w:val="multilevel"/>
+    <w:tmpl w:val="53E4EBBA"/>
+    <w:lvl w:ilvl="0">
+      <w:start w:val="1"/>
+      <w:numFmt w:val="bullet"/>
+      <w:lvlText w:val=""/>
+      <w:lvlJc w:val="left"/>
+      <w:pPr>
+        <w:tabs>
+          <w:tab w:val="num" w:pos="720"/>
+        </w:tabs>
+        <w:ind w:left="720" w:hanging="360"/>
+      </w:pPr>
+      <w:rPr>
+        <w:rFonts w:ascii="Symbol" w:hAnsi="Symbol" w:hint="default"/>
+        <w:sz w:val="20"/>
+      </w:rPr>
+    </w:lvl>
+    <w:lvl w:ilvl="1" w:tentative="1">
+      <w:start w:val="1"/>
+      <w:numFmt w:val="bullet"/>
+      <w:lvlText w:val="o"/>
+      <w:lvlJc w:val="left"/>
+      <w:pPr>
+        <w:tabs>
+          <w:tab w:val="num" w:pos="1440"/>
+        </w:tabs>
+        <w:ind w:left="1440" w:hanging="360"/>
+      </w:pPr>
+      <w:rPr>
+        <w:rFonts w:ascii="Courier New" w:hAnsi="Courier New" w:hint="default"/>
+        <w:sz w:val="20"/>
+      </w:rPr>
+    </w:lvl>
+    <w:lvl w:ilvl="2" w:tentative="1">
+      <w:start w:val="1"/>
+      <w:numFmt w:val="bullet"/>
+      <w:lvlText w:val=""/>
+      <w:lvlJc w:val="left"/>
+      <w:pPr>
+        <w:tabs>
+          <w:tab w:val="num" w:pos="2160"/>
+        </w:tabs>
+        <w:ind w:left="2160" w:hanging="360"/>
+      </w:pPr>
+      <w:rPr>
+        <w:rFonts w:ascii="Wingdings" w:hAnsi="Wingdings" w:hint="default"/>
+        <w:sz w:val="20"/>
+      </w:rPr>
+    </w:lvl>
+    <w:lvl w:ilvl="3" w:tentative="1">
+      <w:start w:val="1"/>
+      <w:numFmt w:val="bullet"/>
+      <w:lvlText w:val=""/>
+      <w:lvlJc w:val="left"/>
+      <w:pPr>
+        <w:tabs>
+          <w:tab w:val="num" w:pos="2880"/>
+        </w:tabs>
+        <w:ind w:left="2880" w:hanging="360"/>
+      </w:pPr>
+      <w:rPr>
+        <w:rFonts w:ascii="Wingdings" w:hAnsi="Wingdings" w:hint="default"/>
+        <w:sz w:val="20"/>
+      </w:rPr>
+    </w:lvl>
+    <w:lvl w:ilvl="4" w:tentative="1">
+      <w:start w:val="1"/>
+      <w:numFmt w:val="bullet"/>
+      <w:lvlText w:val=""/>
+      <w:lvlJc w:val="left"/>
+      <w:pPr>
+        <w:tabs>
+          <w:tab w:val="num" w:pos="3600"/>
+        </w:tabs>
+        <w:ind w:left="3600" w:hanging="360"/>
+      </w:pPr>
+      <w:rPr>
+        <w:rFonts w:ascii="Wingdings" w:hAnsi="Wingdings" w:hint="default"/>
+        <w:sz w:val="20"/>
+      </w:rPr>
+    </w:lvl>
+    <w:lvl w:ilvl="5" w:tentative="1">
+      <w:start w:val="1"/>
+      <w:numFmt w:val="bullet"/>
+      <w:lvlText w:val=""/>
+      <w:lvlJc w:val="left"/>
+      <w:pPr>
+        <w:tabs>
+          <w:tab w:val="num" w:pos="4320"/>
+        </w:tabs>
+        <w:ind w:left="4320" w:hanging="360"/>
+      </w:pPr>
+      <w:rPr>
+        <w:rFonts w:ascii="Wingdings" w:hAnsi="Wingdings" w:hint="default"/>
+        <w:sz w:val="20"/>
+      </w:rPr>
+    </w:lvl>
+    <w:lvl w:ilvl="6" w:tentative="1">
+      <w:start w:val="1"/>
+      <w:numFmt w:val="bullet"/>
+      <w:lvlText w:val=""/>
+      <w:lvlJc w:val="left"/>
+      <w:pPr>
+        <w:tabs>
+          <w:tab w:val="num" w:pos="5040"/>
+        </w:tabs>
+        <w:ind w:left="5040" w:hanging="360"/>
+      </w:pPr>
+      <w:rPr>
+        <w:rFonts w:ascii="Wingdings" w:hAnsi="Wingdings" w:hint="default"/>
+        <w:sz w:val="20"/>
+      </w:rPr>
+    </w:lvl>
+    <w:lvl w:ilvl="7" w:tentative="1">
+      <w:start w:val="1"/>
+      <w:numFmt w:val="bullet"/>
+      <w:lvlText w:val=""/>
+      <w:lvlJc w:val="left"/>
+      <w:pPr>
+        <w:tabs>
+          <w:tab w:val="num" w:pos="5760"/>
+        </w:tabs>
+        <w:ind w:left="5760" w:hanging="360"/>
+      </w:pPr>
+      <w:rPr>
+        <w:rFonts w:ascii="Wingdings" w:hAnsi="Wingdings" w:hint="default"/>
+        <w:sz w:val="20"/>
+      </w:rPr>
+    </w:lvl>
+    <w:lvl w:ilvl="8" w:tentative="1">
+      <w:start w:val="1"/>
+      <w:numFmt w:val="bullet"/>
+      <w:lvlText w:val=""/>
+      <w:lvlJc w:val="left"/>
+      <w:pPr>
+        <w:tabs>
+          <w:tab w:val="num" w:pos="6480"/>
+        </w:tabs>
+        <w:ind w:left="6480" w:hanging="360"/>
+      </w:pPr>
+      <w:rPr>
+        <w:rFonts w:ascii="Wingdings" w:hAnsi="Wingdings" w:hint="default"/>
+        <w:sz w:val="20"/>
+      </w:rPr>
+    </w:lvl>
+  </w:abstractNum>
+  <w:abstractNum w:abstractNumId="2" w15:restartNumberingAfterBreak="0">
+    <w:nsid w:val="1A30525F"/>
+    <w:multiLevelType w:val="multilevel"/>
+    <w:tmpl w:val="A4EA2F40"/>
+    <w:lvl w:ilvl="0">
+      <w:start w:val="1"/>
+      <w:numFmt w:val="bullet"/>
+      <w:lvlText w:val=""/>
+      <w:lvlJc w:val="left"/>
+      <w:pPr>
+        <w:tabs>
+          <w:tab w:val="num" w:pos="720"/>
+        </w:tabs>
+        <w:ind w:left="720" w:hanging="360"/>
+      </w:pPr>
+      <w:rPr>
+        <w:rFonts w:ascii="Symbol" w:hAnsi="Symbol" w:hint="default"/>
+        <w:sz w:val="20"/>
+      </w:rPr>
+    </w:lvl>
+    <w:lvl w:ilvl="1" w:tentative="1">
+      <w:start w:val="1"/>
+      <w:numFmt w:val="bullet"/>
+      <w:lvlText w:val="o"/>
+      <w:lvlJc w:val="left"/>
+      <w:pPr>
+        <w:tabs>
+          <w:tab w:val="num" w:pos="1440"/>
+        </w:tabs>
+        <w:ind w:left="1440" w:hanging="360"/>
+      </w:pPr>
+      <w:rPr>
+        <w:rFonts w:ascii="Courier New" w:hAnsi="Courier New" w:hint="default"/>
+        <w:sz w:val="20"/>
+      </w:rPr>
+    </w:lvl>
+    <w:lvl w:ilvl="2" w:tentative="1">
+      <w:start w:val="1"/>
+      <w:numFmt w:val="bullet"/>
+      <w:lvlText w:val=""/>
+      <w:lvlJc w:val="left"/>
+      <w:pPr>
+        <w:tabs>
+          <w:tab w:val="num" w:pos="2160"/>
+        </w:tabs>
+        <w:ind w:left="2160" w:hanging="360"/>
+      </w:pPr>
+      <w:rPr>
+        <w:rFonts w:ascii="Wingdings" w:hAnsi="Wingdings" w:hint="default"/>
+        <w:sz w:val="20"/>
+      </w:rPr>
+    </w:lvl>
+    <w:lvl w:ilvl="3" w:tentative="1">
+      <w:start w:val="1"/>
+      <w:numFmt w:val="bullet"/>
+      <w:lvlText w:val=""/>
+      <w:lvlJc w:val="left"/>
+      <w:pPr>
+        <w:tabs>
+          <w:tab w:val="num" w:pos="2880"/>
+        </w:tabs>
+        <w:ind w:left="2880" w:hanging="360"/>
+      </w:pPr>
+      <w:rPr>
+        <w:rFonts w:ascii="Wingdings" w:hAnsi="Wingdings" w:hint="default"/>
+        <w:sz w:val="20"/>
+      </w:rPr>
+    </w:lvl>
+    <w:lvl w:ilvl="4" w:tentative="1">
+      <w:start w:val="1"/>
+      <w:numFmt w:val="bullet"/>
+      <w:lvlText w:val=""/>
+      <w:lvlJc w:val="left"/>
+      <w:pPr>
+        <w:tabs>
+          <w:tab w:val="num" w:pos="3600"/>
+        </w:tabs>
+        <w:ind w:left="3600" w:hanging="360"/>
+      </w:pPr>
+      <w:rPr>
+        <w:rFonts w:ascii="Wingdings" w:hAnsi="Wingdings" w:hint="default"/>
+        <w:sz w:val="20"/>
+      </w:rPr>
+    </w:lvl>
+    <w:lvl w:ilvl="5" w:tentative="1">
+      <w:start w:val="1"/>
+      <w:numFmt w:val="bullet"/>
+      <w:lvlText w:val=""/>
+      <w:lvlJc w:val="left"/>
+      <w:pPr>
+        <w:tabs>
+          <w:tab w:val="num" w:pos="4320"/>
+        </w:tabs>
+        <w:ind w:left="4320" w:hanging="360"/>
+      </w:pPr>
+      <w:rPr>
+        <w:rFonts w:ascii="Wingdings" w:hAnsi="Wingdings" w:hint="default"/>
+        <w:sz w:val="20"/>
+      </w:rPr>
+    </w:lvl>
+    <w:lvl w:ilvl="6" w:tentative="1">
+      <w:start w:val="1"/>
+      <w:numFmt w:val="bullet"/>
+      <w:lvlText w:val=""/>
+      <w:lvlJc w:val="left"/>
+      <w:pPr>
+        <w:tabs>
+          <w:tab w:val="num" w:pos="5040"/>
+        </w:tabs>
+        <w:ind w:left="5040" w:hanging="360"/>
+      </w:pPr>
+      <w:rPr>
+        <w:rFonts w:ascii="Wingdings" w:hAnsi="Wingdings" w:hint="default"/>
+        <w:sz w:val="20"/>
+      </w:rPr>
+    </w:lvl>
+    <w:lvl w:ilvl="7" w:tentative="1">
+      <w:start w:val="1"/>
+      <w:numFmt w:val="bullet"/>
+      <w:lvlText w:val=""/>
+      <w:lvlJc w:val="left"/>
+      <w:pPr>
+        <w:tabs>
+          <w:tab w:val="num" w:pos="5760"/>
+        </w:tabs>
+        <w:ind w:left="5760" w:hanging="360"/>
+      </w:pPr>
+      <w:rPr>
+        <w:rFonts w:ascii="Wingdings" w:hAnsi="Wingdings" w:hint="default"/>
+        <w:sz w:val="20"/>
+      </w:rPr>
+    </w:lvl>
+    <w:lvl w:ilvl="8" w:tentative="1">
+      <w:start w:val="1"/>
+      <w:numFmt w:val="bullet"/>
+      <w:lvlText w:val=""/>
+      <w:lvlJc w:val="left"/>
+      <w:pPr>
+        <w:tabs>
+          <w:tab w:val="num" w:pos="6480"/>
+        </w:tabs>
+        <w:ind w:left="6480" w:hanging="360"/>
+      </w:pPr>
+      <w:rPr>
+        <w:rFonts w:ascii="Wingdings" w:hAnsi="Wingdings" w:hint="default"/>
+        <w:sz w:val="20"/>
+      </w:rPr>
+    </w:lvl>
+  </w:abstractNum>
+  <w:abstractNum w:abstractNumId="3" w15:restartNumberingAfterBreak="0">
+    <w:nsid w:val="1E130844"/>
+    <w:multiLevelType w:val="multilevel"/>
+    <w:tmpl w:val="A0BE1612"/>
+    <w:lvl w:ilvl="0">
+      <w:start w:val="1"/>
+      <w:numFmt w:val="bullet"/>
+      <w:lvlText w:val=""/>
+      <w:lvlJc w:val="left"/>
+      <w:pPr>
+        <w:tabs>
+          <w:tab w:val="num" w:pos="720"/>
+        </w:tabs>
+        <w:ind w:left="720" w:hanging="360"/>
+      </w:pPr>
+      <w:rPr>
+        <w:rFonts w:ascii="Symbol" w:hAnsi="Symbol" w:hint="default"/>
+        <w:sz w:val="20"/>
+      </w:rPr>
+    </w:lvl>
+    <w:lvl w:ilvl="1" w:tentative="1">
+      <w:start w:val="1"/>
+      <w:numFmt w:val="bullet"/>
+      <w:lvlText w:val="o"/>
+      <w:lvlJc w:val="left"/>
+      <w:pPr>
+        <w:tabs>
+          <w:tab w:val="num" w:pos="1440"/>
+        </w:tabs>
+        <w:ind w:left="1440" w:hanging="360"/>
+      </w:pPr>
+      <w:rPr>
+        <w:rFonts w:ascii="Courier New" w:hAnsi="Courier New" w:hint="default"/>
+        <w:sz w:val="20"/>
+      </w:rPr>
+    </w:lvl>
+    <w:lvl w:ilvl="2" w:tentative="1">
+      <w:start w:val="1"/>
+      <w:numFmt w:val="bullet"/>
+      <w:lvlText w:val=""/>
+      <w:lvlJc w:val="left"/>
+      <w:pPr>
+        <w:tabs>
+          <w:tab w:val="num" w:pos="2160"/>
+        </w:tabs>
+        <w:ind w:left="2160" w:hanging="360"/>
+      </w:pPr>
+      <w:rPr>
+        <w:rFonts w:ascii="Wingdings" w:hAnsi="Wingdings" w:hint="default"/>
+        <w:sz w:val="20"/>
+      </w:rPr>
+    </w:lvl>
+    <w:lvl w:ilvl="3" w:tentative="1">
+      <w:start w:val="1"/>
+      <w:numFmt w:val="bullet"/>
+      <w:lvlText w:val=""/>
+      <w:lvlJc w:val="left"/>
+      <w:pPr>
+        <w:tabs>
+          <w:tab w:val="num" w:pos="2880"/>
+        </w:tabs>
+        <w:ind w:left="2880" w:hanging="360"/>
+      </w:pPr>
+      <w:rPr>
+        <w:rFonts w:ascii="Wingdings" w:hAnsi="Wingdings" w:hint="default"/>
+        <w:sz w:val="20"/>
+      </w:rPr>
+    </w:lvl>
+    <w:lvl w:ilvl="4" w:tentative="1">
+      <w:start w:val="1"/>
+      <w:numFmt w:val="bullet"/>
+      <w:lvlText w:val=""/>
+      <w:lvlJc w:val="left"/>
+      <w:pPr>
+        <w:tabs>
+          <w:tab w:val="num" w:pos="3600"/>
+        </w:tabs>
+        <w:ind w:left="3600" w:hanging="360"/>
+      </w:pPr>
+      <w:rPr>
+        <w:rFonts w:ascii="Wingdings" w:hAnsi="Wingdings" w:hint="default"/>
+        <w:sz w:val="20"/>
+      </w:rPr>
+    </w:lvl>
+    <w:lvl w:ilvl="5" w:tentative="1">
+      <w:start w:val="1"/>
+      <w:numFmt w:val="bullet"/>
+      <w:lvlText w:val=""/>
+      <w:lvlJc w:val="left"/>
+      <w:pPr>
+        <w:tabs>
+          <w:tab w:val="num" w:pos="4320"/>
+        </w:tabs>
+        <w:ind w:left="4320" w:hanging="360"/>
+      </w:pPr>
+      <w:rPr>
+        <w:rFonts w:ascii="Wingdings" w:hAnsi="Wingdings" w:hint="default"/>
+        <w:sz w:val="20"/>
+      </w:rPr>
+    </w:lvl>
+    <w:lvl w:ilvl="6" w:tentative="1">
+      <w:start w:val="1"/>
+      <w:numFmt w:val="bullet"/>
+      <w:lvlText w:val=""/>
+      <w:lvlJc w:val="left"/>
+      <w:pPr>
+        <w:tabs>
+          <w:tab w:val="num" w:pos="5040"/>
+        </w:tabs>
+        <w:ind w:left="5040" w:hanging="360"/>
+      </w:pPr>
+      <w:rPr>
+        <w:rFonts w:ascii="Wingdings" w:hAnsi="Wingdings" w:hint="default"/>
+        <w:sz w:val="20"/>
+      </w:rPr>
+    </w:lvl>
+    <w:lvl w:ilvl="7" w:tentative="1">
+      <w:start w:val="1"/>
+      <w:numFmt w:val="bullet"/>
+      <w:lvlText w:val=""/>
+      <w:lvlJc w:val="left"/>
+      <w:pPr>
+        <w:tabs>
+          <w:tab w:val="num" w:pos="5760"/>
+        </w:tabs>
+        <w:ind w:left="5760" w:hanging="360"/>
+      </w:pPr>
+      <w:rPr>
+        <w:rFonts w:ascii="Wingdings" w:hAnsi="Wingdings" w:hint="default"/>
+        <w:sz w:val="20"/>
+      </w:rPr>
+    </w:lvl>
+    <w:lvl w:ilvl="8" w:tentative="1">
+      <w:start w:val="1"/>
+      <w:numFmt w:val="bullet"/>
+      <w:lvlText w:val=""/>
+      <w:lvlJc w:val="left"/>
+      <w:pPr>
+        <w:tabs>
+          <w:tab w:val="num" w:pos="6480"/>
+        </w:tabs>
+        <w:ind w:left="6480" w:hanging="360"/>
+      </w:pPr>
+      <w:rPr>
+        <w:rFonts w:ascii="Wingdings" w:hAnsi="Wingdings" w:hint="default"/>
+        <w:sz w:val="20"/>
+      </w:rPr>
+    </w:lvl>
+  </w:abstractNum>
+  <w:abstractNum w:abstractNumId="4" w15:restartNumberingAfterBreak="0">
+    <w:nsid w:val="23342D31"/>
+    <w:multiLevelType w:val="multilevel"/>
+    <w:tmpl w:val="BEEE4D5A"/>
+    <w:lvl w:ilvl="0">
+      <w:start w:val="1"/>
+      <w:numFmt w:val="bullet"/>
+      <w:lvlText w:val=""/>
+      <w:lvlJc w:val="left"/>
+      <w:pPr>
+        <w:tabs>
+          <w:tab w:val="num" w:pos="720"/>
+        </w:tabs>
+        <w:ind w:left="720" w:hanging="360"/>
+      </w:pPr>
+      <w:rPr>
+        <w:rFonts w:ascii="Symbol" w:hAnsi="Symbol" w:hint="default"/>
+        <w:sz w:val="20"/>
+      </w:rPr>
+    </w:lvl>
+    <w:lvl w:ilvl="1" w:tentative="1">
+      <w:start w:val="1"/>
+      <w:numFmt w:val="bullet"/>
+      <w:lvlText w:val="o"/>
+      <w:lvlJc w:val="left"/>
+      <w:pPr>
+        <w:tabs>
+          <w:tab w:val="num" w:pos="1440"/>
+        </w:tabs>
+        <w:ind w:left="1440" w:hanging="360"/>
+      </w:pPr>
+      <w:rPr>
+        <w:rFonts w:ascii="Courier New" w:hAnsi="Courier New" w:hint="default"/>
+        <w:sz w:val="20"/>
+      </w:rPr>
+    </w:lvl>
+    <w:lvl w:ilvl="2" w:tentative="1">
+      <w:start w:val="1"/>
+      <w:numFmt w:val="bullet"/>
+      <w:lvlText w:val=""/>
+      <w:lvlJc w:val="left"/>
+      <w:pPr>
+        <w:tabs>
+          <w:tab w:val="num" w:pos="2160"/>
+        </w:tabs>
+        <w:ind w:left="2160" w:hanging="360"/>
+      </w:pPr>
+      <w:rPr>
+        <w:rFonts w:ascii="Wingdings" w:hAnsi="Wingdings" w:hint="default"/>
+        <w:sz w:val="20"/>
+      </w:rPr>
+    </w:lvl>
+    <w:lvl w:ilvl="3" w:tentative="1">
+      <w:start w:val="1"/>
+      <w:numFmt w:val="bullet"/>
+      <w:lvlText w:val=""/>
+      <w:lvlJc w:val="left"/>
+      <w:pPr>
+        <w:tabs>
+          <w:tab w:val="num" w:pos="2880"/>
+        </w:tabs>
+        <w:ind w:left="2880" w:hanging="360"/>
+      </w:pPr>
+      <w:rPr>
+        <w:rFonts w:ascii="Wingdings" w:hAnsi="Wingdings" w:hint="default"/>
+        <w:sz w:val="20"/>
+      </w:rPr>
+    </w:lvl>
+    <w:lvl w:ilvl="4" w:tentative="1">
+      <w:start w:val="1"/>
+      <w:numFmt w:val="bullet"/>
+      <w:lvlText w:val=""/>
+      <w:lvlJc w:val="left"/>
+      <w:pPr>
+        <w:tabs>
+          <w:tab w:val="num" w:pos="3600"/>
+        </w:tabs>
+        <w:ind w:left="3600" w:hanging="360"/>
+      </w:pPr>
+      <w:rPr>
+        <w:rFonts w:ascii="Wingdings" w:hAnsi="Wingdings" w:hint="default"/>
+        <w:sz w:val="20"/>
+      </w:rPr>
+    </w:lvl>
+    <w:lvl w:ilvl="5" w:tentative="1">
+      <w:start w:val="1"/>
+      <w:numFmt w:val="bullet"/>
+      <w:lvlText w:val=""/>
+      <w:lvlJc w:val="left"/>
+      <w:pPr>
+        <w:tabs>
+          <w:tab w:val="num" w:pos="4320"/>
+        </w:tabs>
+        <w:ind w:left="4320" w:hanging="360"/>
+      </w:pPr>
+      <w:rPr>
+        <w:rFonts w:ascii="Wingdings" w:hAnsi="Wingdings" w:hint="default"/>
+        <w:sz w:val="20"/>
+      </w:rPr>
+    </w:lvl>
+    <w:lvl w:ilvl="6" w:tentative="1">
+      <w:start w:val="1"/>
+      <w:numFmt w:val="bullet"/>
+      <w:lvlText w:val=""/>
+      <w:lvlJc w:val="left"/>
+      <w:pPr>
+        <w:tabs>
+          <w:tab w:val="num" w:pos="5040"/>
+        </w:tabs>
+        <w:ind w:left="5040" w:hanging="360"/>
+      </w:pPr>
+      <w:rPr>
+        <w:rFonts w:ascii="Wingdings" w:hAnsi="Wingdings" w:hint="default"/>
+        <w:sz w:val="20"/>
+      </w:rPr>
+    </w:lvl>
+    <w:lvl w:ilvl="7" w:tentative="1">
+      <w:start w:val="1"/>
+      <w:numFmt w:val="bullet"/>
+      <w:lvlText w:val=""/>
+      <w:lvlJc w:val="left"/>
+      <w:pPr>
+        <w:tabs>
+          <w:tab w:val="num" w:pos="5760"/>
+        </w:tabs>
+        <w:ind w:left="5760" w:hanging="360"/>
+      </w:pPr>
+      <w:rPr>
+        <w:rFonts w:ascii="Wingdings" w:hAnsi="Wingdings" w:hint="default"/>
+        <w:sz w:val="20"/>
+      </w:rPr>
+    </w:lvl>
+    <w:lvl w:ilvl="8" w:tentative="1">
+      <w:start w:val="1"/>
+      <w:numFmt w:val="bullet"/>
+      <w:lvlText w:val=""/>
+      <w:lvlJc w:val="left"/>
+      <w:pPr>
+        <w:tabs>
+          <w:tab w:val="num" w:pos="6480"/>
+        </w:tabs>
+        <w:ind w:left="6480" w:hanging="360"/>
+      </w:pPr>
+      <w:rPr>
+        <w:rFonts w:ascii="Wingdings" w:hAnsi="Wingdings" w:hint="default"/>
+        <w:sz w:val="20"/>
+      </w:rPr>
+    </w:lvl>
+  </w:abstractNum>
+  <w:abstractNum w:abstractNumId="5" w15:restartNumberingAfterBreak="0">
+    <w:nsid w:val="34AC6201"/>
+    <w:multiLevelType w:val="hybridMultilevel"/>
+    <w:tmpl w:val="7A708F42"/>
+    <w:lvl w:ilvl="0" w:tplc="0416000F">
+      <w:start w:val="1"/>
+      <w:numFmt w:val="decimal"/>
+      <w:lvlText w:val="%1."/>
+      <w:lvlJc w:val="left"/>
+      <w:pPr>
+        <w:ind w:left="720" w:hanging="360"/>
+      </w:pPr>
+      <w:rPr>
+        <w:rFonts w:hint="default"/>
+      </w:rPr>
+    </w:lvl>
+    <w:lvl w:ilvl="1" w:tplc="04160019" w:tentative="1">
+      <w:start w:val="1"/>
+      <w:numFmt w:val="lowerLetter"/>
+      <w:lvlText w:val="%2."/>
+      <w:lvlJc w:val="left"/>
+      <w:pPr>
+        <w:ind w:left="1440" w:hanging="360"/>
+      </w:pPr>
+    </w:lvl>
+    <w:lvl w:ilvl="2" w:tplc="0416001B" w:tentative="1">
+      <w:start w:val="1"/>
+      <w:numFmt w:val="lowerRoman"/>
+      <w:lvlText w:val="%3."/>
+      <w:lvlJc w:val="right"/>
+      <w:pPr>
+        <w:ind w:left="2160" w:hanging="180"/>
+      </w:pPr>
+    </w:lvl>
+    <w:lvl w:ilvl="3" w:tplc="0416000F" w:tentative="1">
+      <w:start w:val="1"/>
+      <w:numFmt w:val="decimal"/>
+      <w:lvlText w:val="%4."/>
+      <w:lvlJc w:val="left"/>
+      <w:pPr>
+        <w:ind w:left="2880" w:hanging="360"/>
+      </w:pPr>
+    </w:lvl>
+    <w:lvl w:ilvl="4" w:tplc="04160019" w:tentative="1">
+      <w:start w:val="1"/>
+      <w:numFmt w:val="lowerLetter"/>
+      <w:lvlText w:val="%5."/>
+      <w:lvlJc w:val="left"/>
+      <w:pPr>
+        <w:ind w:left="3600" w:hanging="360"/>
+      </w:pPr>
+    </w:lvl>
+    <w:lvl w:ilvl="5" w:tplc="0416001B" w:tentative="1">
+      <w:start w:val="1"/>
+      <w:numFmt w:val="lowerRoman"/>
+      <w:lvlText w:val="%6."/>
+      <w:lvlJc w:val="right"/>
+      <w:pPr>
+        <w:ind w:left="4320" w:hanging="180"/>
+      </w:pPr>
+    </w:lvl>
+    <w:lvl w:ilvl="6" w:tplc="0416000F" w:tentative="1">
+      <w:start w:val="1"/>
+      <w:numFmt w:val="decimal"/>
+      <w:lvlText w:val="%7."/>
+      <w:lvlJc w:val="left"/>
+      <w:pPr>
+        <w:ind w:left="5040" w:hanging="360"/>
+      </w:pPr>
+    </w:lvl>
+    <w:lvl w:ilvl="7" w:tplc="04160019" w:tentative="1">
+      <w:start w:val="1"/>
+      <w:numFmt w:val="lowerLetter"/>
+      <w:lvlText w:val="%8."/>
+      <w:lvlJc w:val="left"/>
+      <w:pPr>
+        <w:ind w:left="5760" w:hanging="360"/>
+      </w:pPr>
+    </w:lvl>
+    <w:lvl w:ilvl="8" w:tplc="0416001B" w:tentative="1">
+      <w:start w:val="1"/>
+      <w:numFmt w:val="lowerRoman"/>
+      <w:lvlText w:val="%9."/>
+      <w:lvlJc w:val="right"/>
+      <w:pPr>
+        <w:ind w:left="6480" w:hanging="180"/>
+      </w:pPr>
+    </w:lvl>
+  </w:abstractNum>
+  <w:abstractNum w:abstractNumId="6" w15:restartNumberingAfterBreak="0">
+    <w:nsid w:val="3662072F"/>
+    <w:multiLevelType w:val="multilevel"/>
+    <w:tmpl w:val="ECCE1AF0"/>
+    <w:lvl w:ilvl="0">
+      <w:start w:val="1"/>
+      <w:numFmt w:val="decimal"/>
+      <w:lvlText w:val="%1."/>
+      <w:lvlJc w:val="left"/>
+      <w:pPr>
+        <w:ind w:left="720" w:hanging="360"/>
+      </w:pPr>
+      <w:rPr>
+        <w:rFonts w:hint="default"/>
+      </w:rPr>
+    </w:lvl>
+    <w:lvl w:ilvl="1">
+      <w:start w:val="1"/>
+      <w:numFmt w:val="lowerLetter"/>
+      <w:lvlText w:val="%2."/>
+      <w:lvlJc w:val="left"/>
+      <w:pPr>
+        <w:ind w:left="1440" w:hanging="360"/>
+      </w:pPr>
+    </w:lvl>
+    <w:lvl w:ilvl="2">
+      <w:start w:val="1"/>
+      <w:numFmt w:val="lowerRoman"/>
+      <w:lvlText w:val="%3."/>
+      <w:lvlJc w:val="right"/>
+      <w:pPr>
+        <w:ind w:left="2160" w:hanging="180"/>
+      </w:pPr>
+    </w:lvl>
+    <w:lvl w:ilvl="3">
+      <w:start w:val="1"/>
+      <w:numFmt w:val="decimal"/>
+      <w:lvlText w:val="%4."/>
+      <w:lvlJc w:val="left"/>
+      <w:pPr>
+        <w:ind w:left="2880" w:hanging="360"/>
+      </w:pPr>
+    </w:lvl>
+    <w:lvl w:ilvl="4">
+      <w:start w:val="1"/>
+      <w:numFmt w:val="lowerLetter"/>
+      <w:lvlText w:val="%5."/>
+      <w:lvlJc w:val="left"/>
+      <w:pPr>
+        <w:ind w:left="3600" w:hanging="360"/>
+      </w:pPr>
+    </w:lvl>
+    <w:lvl w:ilvl="5">
+      <w:start w:val="1"/>
+      <w:numFmt w:val="lowerRoman"/>
+      <w:lvlText w:val="%6."/>
+      <w:lvlJc w:val="right"/>
+      <w:pPr>
+        <w:ind w:left="4320" w:hanging="180"/>
+      </w:pPr>
+    </w:lvl>
+    <w:lvl w:ilvl="6">
+      <w:start w:val="1"/>
+      <w:numFmt w:val="decimal"/>
+      <w:lvlText w:val="%7."/>
+      <w:lvlJc w:val="left"/>
+      <w:pPr>
+        <w:ind w:left="5040" w:hanging="360"/>
+      </w:pPr>
+    </w:lvl>
+    <w:lvl w:ilvl="7">
+      <w:start w:val="1"/>
+      <w:numFmt w:val="lowerLetter"/>
+      <w:lvlText w:val="%8."/>
+      <w:lvlJc w:val="left"/>
+      <w:pPr>
+        <w:ind w:left="5760" w:hanging="360"/>
+      </w:pPr>
+    </w:lvl>
+    <w:lvl w:ilvl="8">
+      <w:start w:val="1"/>
+      <w:numFmt w:val="lowerRoman"/>
+      <w:lvlText w:val="%9."/>
+      <w:lvlJc w:val="right"/>
+      <w:pPr>
+        <w:ind w:left="6480" w:hanging="180"/>
+      </w:pPr>
+    </w:lvl>
+  </w:abstractNum>
+  <w:abstractNum w:abstractNumId="7" w15:restartNumberingAfterBreak="0">
+    <w:nsid w:val="37B54B39"/>
+    <w:multiLevelType w:val="multilevel"/>
+    <w:tmpl w:val="3F007620"/>
+    <w:lvl w:ilvl="0">
+      <w:start w:val="1"/>
+      <w:numFmt w:val="bullet"/>
+      <w:lvlText w:val=""/>
+      <w:lvlJc w:val="left"/>
+      <w:pPr>
+        <w:tabs>
+          <w:tab w:val="num" w:pos="720"/>
+        </w:tabs>
+        <w:ind w:left="720" w:hanging="360"/>
+      </w:pPr>
+      <w:rPr>
+        <w:rFonts w:ascii="Symbol" w:hAnsi="Symbol" w:hint="default"/>
+        <w:sz w:val="20"/>
+      </w:rPr>
+    </w:lvl>
+    <w:lvl w:ilvl="1" w:tentative="1">
+      <w:start w:val="1"/>
+      <w:numFmt w:val="bullet"/>
+      <w:lvlText w:val="o"/>
+      <w:lvlJc w:val="left"/>
+      <w:pPr>
+        <w:tabs>
+          <w:tab w:val="num" w:pos="1440"/>
+        </w:tabs>
+        <w:ind w:left="1440" w:hanging="360"/>
+      </w:pPr>
+      <w:rPr>
+        <w:rFonts w:ascii="Courier New" w:hAnsi="Courier New" w:hint="default"/>
+        <w:sz w:val="20"/>
+      </w:rPr>
+    </w:lvl>
+    <w:lvl w:ilvl="2" w:tentative="1">
+      <w:start w:val="1"/>
+      <w:numFmt w:val="bullet"/>
+      <w:lvlText w:val=""/>
+      <w:lvlJc w:val="left"/>
+      <w:pPr>
+        <w:tabs>
+          <w:tab w:val="num" w:pos="2160"/>
+        </w:tabs>
+        <w:ind w:left="2160" w:hanging="360"/>
+      </w:pPr>
+      <w:rPr>
+        <w:rFonts w:ascii="Wingdings" w:hAnsi="Wingdings" w:hint="default"/>
+        <w:sz w:val="20"/>
+      </w:rPr>
+    </w:lvl>
+    <w:lvl w:ilvl="3" w:tentative="1">
+      <w:start w:val="1"/>
+      <w:numFmt w:val="bullet"/>
+      <w:lvlText w:val=""/>
+      <w:lvlJc w:val="left"/>
+      <w:pPr>
+        <w:tabs>
+          <w:tab w:val="num" w:pos="2880"/>
+        </w:tabs>
+        <w:ind w:left="2880" w:hanging="360"/>
+      </w:pPr>
+      <w:rPr>
+        <w:rFonts w:ascii="Wingdings" w:hAnsi="Wingdings" w:hint="default"/>
+        <w:sz w:val="20"/>
+      </w:rPr>
+    </w:lvl>
+    <w:lvl w:ilvl="4" w:tentative="1">
+      <w:start w:val="1"/>
+      <w:numFmt w:val="bullet"/>
+      <w:lvlText w:val=""/>
+      <w:lvlJc w:val="left"/>
+      <w:pPr>
+        <w:tabs>
+          <w:tab w:val="num" w:pos="3600"/>
+        </w:tabs>
+        <w:ind w:left="3600" w:hanging="360"/>
+      </w:pPr>
+      <w:rPr>
+        <w:rFonts w:ascii="Wingdings" w:hAnsi="Wingdings" w:hint="default"/>
+        <w:sz w:val="20"/>
+      </w:rPr>
+    </w:lvl>
+    <w:lvl w:ilvl="5" w:tentative="1">
+      <w:start w:val="1"/>
+      <w:numFmt w:val="bullet"/>
+      <w:lvlText w:val=""/>
+      <w:lvlJc w:val="left"/>
+      <w:pPr>
+        <w:tabs>
+          <w:tab w:val="num" w:pos="4320"/>
+        </w:tabs>
+        <w:ind w:left="4320" w:hanging="360"/>
+      </w:pPr>
+      <w:rPr>
+        <w:rFonts w:ascii="Wingdings" w:hAnsi="Wingdings" w:hint="default"/>
+        <w:sz w:val="20"/>
+      </w:rPr>
+    </w:lvl>
+    <w:lvl w:ilvl="6" w:tentative="1">
+      <w:start w:val="1"/>
+      <w:numFmt w:val="bullet"/>
+      <w:lvlText w:val=""/>
+      <w:lvlJc w:val="left"/>
+      <w:pPr>
+        <w:tabs>
+          <w:tab w:val="num" w:pos="5040"/>
+        </w:tabs>
+        <w:ind w:left="5040" w:hanging="360"/>
+      </w:pPr>
+      <w:rPr>
+        <w:rFonts w:ascii="Wingdings" w:hAnsi="Wingdings" w:hint="default"/>
+        <w:sz w:val="20"/>
+      </w:rPr>
+    </w:lvl>
+    <w:lvl w:ilvl="7" w:tentative="1">
+      <w:start w:val="1"/>
+      <w:numFmt w:val="bullet"/>
+      <w:lvlText w:val=""/>
+      <w:lvlJc w:val="left"/>
+      <w:pPr>
+        <w:tabs>
+          <w:tab w:val="num" w:pos="5760"/>
+        </w:tabs>
+        <w:ind w:left="5760" w:hanging="360"/>
+      </w:pPr>
+      <w:rPr>
+        <w:rFonts w:ascii="Wingdings" w:hAnsi="Wingdings" w:hint="default"/>
+        <w:sz w:val="20"/>
+      </w:rPr>
+    </w:lvl>
+    <w:lvl w:ilvl="8" w:tentative="1">
+      <w:start w:val="1"/>
+      <w:numFmt w:val="bullet"/>
+      <w:lvlText w:val=""/>
+      <w:lvlJc w:val="left"/>
+      <w:pPr>
+        <w:tabs>
+          <w:tab w:val="num" w:pos="6480"/>
+        </w:tabs>
+        <w:ind w:left="6480" w:hanging="360"/>
+      </w:pPr>
+      <w:rPr>
+        <w:rFonts w:ascii="Wingdings" w:hAnsi="Wingdings" w:hint="default"/>
+        <w:sz w:val="20"/>
+      </w:rPr>
+    </w:lvl>
+  </w:abstractNum>
+  <w:abstractNum w:abstractNumId="8" w15:restartNumberingAfterBreak="0">
+    <w:nsid w:val="3C9308C0"/>
+    <w:multiLevelType w:val="multilevel"/>
+    <w:tmpl w:val="E264DB1A"/>
+    <w:lvl w:ilvl="0">
+      <w:start w:val="1"/>
+      <w:numFmt w:val="bullet"/>
+      <w:lvlText w:val=""/>
+      <w:lvlJc w:val="left"/>
+      <w:pPr>
+        <w:tabs>
+          <w:tab w:val="num" w:pos="720"/>
+        </w:tabs>
+        <w:ind w:left="720" w:hanging="360"/>
+      </w:pPr>
+      <w:rPr>
+        <w:rFonts w:ascii="Symbol" w:hAnsi="Symbol" w:hint="default"/>
+        <w:sz w:val="20"/>
+      </w:rPr>
+    </w:lvl>
+    <w:lvl w:ilvl="1" w:tentative="1">
+      <w:start w:val="1"/>
+      <w:numFmt w:val="bullet"/>
+      <w:lvlText w:val="o"/>
+      <w:lvlJc w:val="left"/>
+      <w:pPr>
+        <w:tabs>
+          <w:tab w:val="num" w:pos="1440"/>
+        </w:tabs>
+        <w:ind w:left="1440" w:hanging="360"/>
+      </w:pPr>
+      <w:rPr>
+        <w:rFonts w:ascii="Courier New" w:hAnsi="Courier New" w:hint="default"/>
+        <w:sz w:val="20"/>
+      </w:rPr>
+    </w:lvl>
+    <w:lvl w:ilvl="2" w:tentative="1">
+      <w:start w:val="1"/>
+      <w:numFmt w:val="bullet"/>
+      <w:lvlText w:val=""/>
+      <w:lvlJc w:val="left"/>
+      <w:pPr>
+        <w:tabs>
+          <w:tab w:val="num" w:pos="2160"/>
+        </w:tabs>
+        <w:ind w:left="2160" w:hanging="360"/>
+      </w:pPr>
+      <w:rPr>
+        <w:rFonts w:ascii="Wingdings" w:hAnsi="Wingdings" w:hint="default"/>
+        <w:sz w:val="20"/>
+      </w:rPr>
+    </w:lvl>
+    <w:lvl w:ilvl="3" w:tentative="1">
+      <w:start w:val="1"/>
+      <w:numFmt w:val="bullet"/>
+      <w:lvlText w:val=""/>
+      <w:lvlJc w:val="left"/>
+      <w:pPr>
+        <w:tabs>
+          <w:tab w:val="num" w:pos="2880"/>
+        </w:tabs>
+        <w:ind w:left="2880" w:hanging="360"/>
+      </w:pPr>
+      <w:rPr>
+        <w:rFonts w:ascii="Wingdings" w:hAnsi="Wingdings" w:hint="default"/>
+        <w:sz w:val="20"/>
+      </w:rPr>
+    </w:lvl>
+    <w:lvl w:ilvl="4" w:tentative="1">
+      <w:start w:val="1"/>
+      <w:numFmt w:val="bullet"/>
+      <w:lvlText w:val=""/>
+      <w:lvlJc w:val="left"/>
+      <w:pPr>
+        <w:tabs>
+          <w:tab w:val="num" w:pos="3600"/>
+        </w:tabs>
+        <w:ind w:left="3600" w:hanging="360"/>
+      </w:pPr>
+      <w:rPr>
+        <w:rFonts w:ascii="Wingdings" w:hAnsi="Wingdings" w:hint="default"/>
+        <w:sz w:val="20"/>
+      </w:rPr>
+    </w:lvl>
+    <w:lvl w:ilvl="5" w:tentative="1">
+      <w:start w:val="1"/>
+      <w:numFmt w:val="bullet"/>
+      <w:lvlText w:val=""/>
+      <w:lvlJc w:val="left"/>
+      <w:pPr>
+        <w:tabs>
+          <w:tab w:val="num" w:pos="4320"/>
+        </w:tabs>
+        <w:ind w:left="4320" w:hanging="360"/>
+      </w:pPr>
+      <w:rPr>
+        <w:rFonts w:ascii="Wingdings" w:hAnsi="Wingdings" w:hint="default"/>
+        <w:sz w:val="20"/>
+      </w:rPr>
+    </w:lvl>
+    <w:lvl w:ilvl="6" w:tentative="1">
+      <w:start w:val="1"/>
+      <w:numFmt w:val="bullet"/>
+      <w:lvlText w:val=""/>
+      <w:lvlJc w:val="left"/>
+      <w:pPr>
+        <w:tabs>
+          <w:tab w:val="num" w:pos="5040"/>
+        </w:tabs>
+        <w:ind w:left="5040" w:hanging="360"/>
+      </w:pPr>
+      <w:rPr>
+        <w:rFonts w:ascii="Wingdings" w:hAnsi="Wingdings" w:hint="default"/>
+        <w:sz w:val="20"/>
+      </w:rPr>
+    </w:lvl>
+    <w:lvl w:ilvl="7" w:tentative="1">
+      <w:start w:val="1"/>
+      <w:numFmt w:val="bullet"/>
+      <w:lvlText w:val=""/>
+      <w:lvlJc w:val="left"/>
+      <w:pPr>
+        <w:tabs>
+          <w:tab w:val="num" w:pos="5760"/>
+        </w:tabs>
+        <w:ind w:left="5760" w:hanging="360"/>
+      </w:pPr>
+      <w:rPr>
+        <w:rFonts w:ascii="Wingdings" w:hAnsi="Wingdings" w:hint="default"/>
+        <w:sz w:val="20"/>
+      </w:rPr>
+    </w:lvl>
+    <w:lvl w:ilvl="8" w:tentative="1">
+      <w:start w:val="1"/>
+      <w:numFmt w:val="bullet"/>
+      <w:lvlText w:val=""/>
+      <w:lvlJc w:val="left"/>
+      <w:pPr>
+        <w:tabs>
+          <w:tab w:val="num" w:pos="6480"/>
+        </w:tabs>
+        <w:ind w:left="6480" w:hanging="360"/>
+      </w:pPr>
+      <w:rPr>
+        <w:rFonts w:ascii="Wingdings" w:hAnsi="Wingdings" w:hint="default"/>
+        <w:sz w:val="20"/>
+      </w:rPr>
+    </w:lvl>
+  </w:abstractNum>
+  <w:abstractNum w:abstractNumId="9" w15:restartNumberingAfterBreak="0">
+    <w:nsid w:val="417E3851"/>
+    <w:multiLevelType w:val="multilevel"/>
+    <w:tmpl w:val="63089B9A"/>
+    <w:lvl w:ilvl="0">
+      <w:start w:val="1"/>
+      <w:numFmt w:val="bullet"/>
+      <w:lvlText w:val=""/>
+      <w:lvlJc w:val="left"/>
+      <w:pPr>
+        <w:tabs>
+          <w:tab w:val="num" w:pos="720"/>
+        </w:tabs>
+        <w:ind w:left="720" w:hanging="360"/>
+      </w:pPr>
+      <w:rPr>
+        <w:rFonts w:ascii="Symbol" w:hAnsi="Symbol" w:hint="default"/>
+        <w:sz w:val="20"/>
+      </w:rPr>
+    </w:lvl>
+    <w:lvl w:ilvl="1" w:tentative="1">
+      <w:start w:val="1"/>
+      <w:numFmt w:val="bullet"/>
+      <w:lvlText w:val="o"/>
+      <w:lvlJc w:val="left"/>
+      <w:pPr>
+        <w:tabs>
+          <w:tab w:val="num" w:pos="1440"/>
+        </w:tabs>
+        <w:ind w:left="1440" w:hanging="360"/>
+      </w:pPr>
+      <w:rPr>
+        <w:rFonts w:ascii="Courier New" w:hAnsi="Courier New" w:hint="default"/>
+        <w:sz w:val="20"/>
+      </w:rPr>
+    </w:lvl>
+    <w:lvl w:ilvl="2" w:tentative="1">
+      <w:start w:val="1"/>
+      <w:numFmt w:val="bullet"/>
+      <w:lvlText w:val=""/>
+      <w:lvlJc w:val="left"/>
+      <w:pPr>
+        <w:tabs>
+          <w:tab w:val="num" w:pos="2160"/>
+        </w:tabs>
+        <w:ind w:left="2160" w:hanging="360"/>
+      </w:pPr>
+      <w:rPr>
+        <w:rFonts w:ascii="Wingdings" w:hAnsi="Wingdings" w:hint="default"/>
+        <w:sz w:val="20"/>
+      </w:rPr>
+    </w:lvl>
+    <w:lvl w:ilvl="3" w:tentative="1">
+      <w:start w:val="1"/>
+      <w:numFmt w:val="bullet"/>
+      <w:lvlText w:val=""/>
+      <w:lvlJc w:val="left"/>
+      <w:pPr>
+        <w:tabs>
+          <w:tab w:val="num" w:pos="2880"/>
+        </w:tabs>
+        <w:ind w:left="2880" w:hanging="360"/>
+      </w:pPr>
+      <w:rPr>
+        <w:rFonts w:ascii="Wingdings" w:hAnsi="Wingdings" w:hint="default"/>
+        <w:sz w:val="20"/>
+      </w:rPr>
+    </w:lvl>
+    <w:lvl w:ilvl="4" w:tentative="1">
+      <w:start w:val="1"/>
+      <w:numFmt w:val="bullet"/>
+      <w:lvlText w:val=""/>
+      <w:lvlJc w:val="left"/>
+      <w:pPr>
+        <w:tabs>
+          <w:tab w:val="num" w:pos="3600"/>
+        </w:tabs>
+        <w:ind w:left="3600" w:hanging="360"/>
+      </w:pPr>
+      <w:rPr>
+        <w:rFonts w:ascii="Wingdings" w:hAnsi="Wingdings" w:hint="default"/>
+        <w:sz w:val="20"/>
+      </w:rPr>
+    </w:lvl>
+    <w:lvl w:ilvl="5" w:tentative="1">
+      <w:start w:val="1"/>
+      <w:numFmt w:val="bullet"/>
+      <w:lvlText w:val=""/>
+      <w:lvlJc w:val="left"/>
+      <w:pPr>
+        <w:tabs>
+          <w:tab w:val="num" w:pos="4320"/>
+        </w:tabs>
+        <w:ind w:left="4320" w:hanging="360"/>
+      </w:pPr>
+      <w:rPr>
+        <w:rFonts w:ascii="Wingdings" w:hAnsi="Wingdings" w:hint="default"/>
+        <w:sz w:val="20"/>
+      </w:rPr>
+    </w:lvl>
+    <w:lvl w:ilvl="6" w:tentative="1">
+      <w:start w:val="1"/>
+      <w:numFmt w:val="bullet"/>
+      <w:lvlText w:val=""/>
+      <w:lvlJc w:val="left"/>
+      <w:pPr>
+        <w:tabs>
+          <w:tab w:val="num" w:pos="5040"/>
+        </w:tabs>
+        <w:ind w:left="5040" w:hanging="360"/>
+      </w:pPr>
+      <w:rPr>
+        <w:rFonts w:ascii="Wingdings" w:hAnsi="Wingdings" w:hint="default"/>
+        <w:sz w:val="20"/>
+      </w:rPr>
+    </w:lvl>
+    <w:lvl w:ilvl="7" w:tentative="1">
+      <w:start w:val="1"/>
+      <w:numFmt w:val="bullet"/>
+      <w:lvlText w:val=""/>
+      <w:lvlJc w:val="left"/>
+      <w:pPr>
+        <w:tabs>
+          <w:tab w:val="num" w:pos="5760"/>
+        </w:tabs>
+        <w:ind w:left="5760" w:hanging="360"/>
+      </w:pPr>
+      <w:rPr>
+        <w:rFonts w:ascii="Wingdings" w:hAnsi="Wingdings" w:hint="default"/>
+        <w:sz w:val="20"/>
+      </w:rPr>
+    </w:lvl>
+    <w:lvl w:ilvl="8" w:tentative="1">
+      <w:start w:val="1"/>
+      <w:numFmt w:val="bullet"/>
+      <w:lvlText w:val=""/>
+      <w:lvlJc w:val="left"/>
+      <w:pPr>
+        <w:tabs>
+          <w:tab w:val="num" w:pos="6480"/>
+        </w:tabs>
+        <w:ind w:left="6480" w:hanging="360"/>
+      </w:pPr>
+      <w:rPr>
+        <w:rFonts w:ascii="Wingdings" w:hAnsi="Wingdings" w:hint="default"/>
+        <w:sz w:val="20"/>
+      </w:rPr>
+    </w:lvl>
+  </w:abstractNum>
+  <w:abstractNum w:abstractNumId="10" w15:restartNumberingAfterBreak="0">
+    <w:nsid w:val="43A02669"/>
+    <w:multiLevelType w:val="multilevel"/>
+    <w:tmpl w:val="8C38CC44"/>
+    <w:lvl w:ilvl="0">
+      <w:start w:val="1"/>
+      <w:numFmt w:val="bullet"/>
+      <w:lvlText w:val=""/>
+      <w:lvlJc w:val="left"/>
+      <w:pPr>
+        <w:tabs>
+          <w:tab w:val="num" w:pos="720"/>
+        </w:tabs>
+        <w:ind w:left="720" w:hanging="360"/>
+      </w:pPr>
+      <w:rPr>
+        <w:rFonts w:ascii="Symbol" w:hAnsi="Symbol" w:hint="default"/>
+        <w:sz w:val="20"/>
+      </w:rPr>
+    </w:lvl>
+    <w:lvl w:ilvl="1" w:tentative="1">
+      <w:start w:val="1"/>
+      <w:numFmt w:val="bullet"/>
+      <w:lvlText w:val="o"/>
+      <w:lvlJc w:val="left"/>
+      <w:pPr>
+        <w:tabs>
+          <w:tab w:val="num" w:pos="1440"/>
+        </w:tabs>
+        <w:ind w:left="1440" w:hanging="360"/>
+      </w:pPr>
+      <w:rPr>
+        <w:rFonts w:ascii="Courier New" w:hAnsi="Courier New" w:hint="default"/>
+        <w:sz w:val="20"/>
+      </w:rPr>
+    </w:lvl>
+    <w:lvl w:ilvl="2" w:tentative="1">
+      <w:start w:val="1"/>
+      <w:numFmt w:val="bullet"/>
+      <w:lvlText w:val=""/>
+      <w:lvlJc w:val="left"/>
+      <w:pPr>
+        <w:tabs>
+          <w:tab w:val="num" w:pos="2160"/>
+        </w:tabs>
+        <w:ind w:left="2160" w:hanging="360"/>
+      </w:pPr>
+      <w:rPr>
+        <w:rFonts w:ascii="Wingdings" w:hAnsi="Wingdings" w:hint="default"/>
+        <w:sz w:val="20"/>
+      </w:rPr>
+    </w:lvl>
+    <w:lvl w:ilvl="3" w:tentative="1">
+      <w:start w:val="1"/>
+      <w:numFmt w:val="bullet"/>
+      <w:lvlText w:val=""/>
+      <w:lvlJc w:val="left"/>
+      <w:pPr>
+        <w:tabs>
+          <w:tab w:val="num" w:pos="2880"/>
+        </w:tabs>
+        <w:ind w:left="2880" w:hanging="360"/>
+      </w:pPr>
+      <w:rPr>
+        <w:rFonts w:ascii="Wingdings" w:hAnsi="Wingdings" w:hint="default"/>
+        <w:sz w:val="20"/>
+      </w:rPr>
+    </w:lvl>
+    <w:lvl w:ilvl="4" w:tentative="1">
+      <w:start w:val="1"/>
+      <w:numFmt w:val="bullet"/>
+      <w:lvlText w:val=""/>
+      <w:lvlJc w:val="left"/>
+      <w:pPr>
+        <w:tabs>
+          <w:tab w:val="num" w:pos="3600"/>
+        </w:tabs>
+        <w:ind w:left="3600" w:hanging="360"/>
+      </w:pPr>
+      <w:rPr>
+        <w:rFonts w:ascii="Wingdings" w:hAnsi="Wingdings" w:hint="default"/>
+        <w:sz w:val="20"/>
+      </w:rPr>
+    </w:lvl>
+    <w:lvl w:ilvl="5" w:tentative="1">
+      <w:start w:val="1"/>
+      <w:numFmt w:val="bullet"/>
+      <w:lvlText w:val=""/>
+      <w:lvlJc w:val="left"/>
+      <w:pPr>
+        <w:tabs>
+          <w:tab w:val="num" w:pos="4320"/>
+        </w:tabs>
+        <w:ind w:left="4320" w:hanging="360"/>
+      </w:pPr>
+      <w:rPr>
+        <w:rFonts w:ascii="Wingdings" w:hAnsi="Wingdings" w:hint="default"/>
+        <w:sz w:val="20"/>
+      </w:rPr>
+    </w:lvl>
+    <w:lvl w:ilvl="6" w:tentative="1">
+      <w:start w:val="1"/>
+      <w:numFmt w:val="bullet"/>
+      <w:lvlText w:val=""/>
+      <w:lvlJc w:val="left"/>
+      <w:pPr>
+        <w:tabs>
+          <w:tab w:val="num" w:pos="5040"/>
+        </w:tabs>
+        <w:ind w:left="5040" w:hanging="360"/>
+      </w:pPr>
+      <w:rPr>
+        <w:rFonts w:ascii="Wingdings" w:hAnsi="Wingdings" w:hint="default"/>
+        <w:sz w:val="20"/>
+      </w:rPr>
+    </w:lvl>
+    <w:lvl w:ilvl="7" w:tentative="1">
+      <w:start w:val="1"/>
+      <w:numFmt w:val="bullet"/>
+      <w:lvlText w:val=""/>
+      <w:lvlJc w:val="left"/>
+      <w:pPr>
+        <w:tabs>
+          <w:tab w:val="num" w:pos="5760"/>
+        </w:tabs>
+        <w:ind w:left="5760" w:hanging="360"/>
+      </w:pPr>
+      <w:rPr>
+        <w:rFonts w:ascii="Wingdings" w:hAnsi="Wingdings" w:hint="default"/>
+        <w:sz w:val="20"/>
+      </w:rPr>
+    </w:lvl>
+    <w:lvl w:ilvl="8" w:tentative="1">
+      <w:start w:val="1"/>
+      <w:numFmt w:val="bullet"/>
+      <w:lvlText w:val=""/>
+      <w:lvlJc w:val="left"/>
+      <w:pPr>
+        <w:tabs>
+          <w:tab w:val="num" w:pos="6480"/>
+        </w:tabs>
+        <w:ind w:left="6480" w:hanging="360"/>
+      </w:pPr>
+      <w:rPr>
+        <w:rFonts w:ascii="Wingdings" w:hAnsi="Wingdings" w:hint="default"/>
+        <w:sz w:val="20"/>
+      </w:rPr>
+    </w:lvl>
+  </w:abstractNum>
+  <w:abstractNum w:abstractNumId="11" w15:restartNumberingAfterBreak="0">
     <w:nsid w:val="455228AC"/>
     <w:multiLevelType w:val="hybridMultilevel"/>
     <w:tmpl w:val="33EA1E8A"/>
@@ -824,7 +4427,156 @@
       </w:pPr>
     </w:lvl>
   </w:abstractNum>
-  <w:abstractNum w:abstractNumId="1" w15:restartNumberingAfterBreak="0">
+  <w:abstractNum w:abstractNumId="12" w15:restartNumberingAfterBreak="0">
+    <w:nsid w:val="4AEB516F"/>
+    <w:multiLevelType w:val="multilevel"/>
+    <w:tmpl w:val="C34CACD6"/>
+    <w:lvl w:ilvl="0">
+      <w:start w:val="1"/>
+      <w:numFmt w:val="bullet"/>
+      <w:lvlText w:val=""/>
+      <w:lvlJc w:val="left"/>
+      <w:pPr>
+        <w:tabs>
+          <w:tab w:val="num" w:pos="720"/>
+        </w:tabs>
+        <w:ind w:left="720" w:hanging="360"/>
+      </w:pPr>
+      <w:rPr>
+        <w:rFonts w:ascii="Symbol" w:hAnsi="Symbol" w:hint="default"/>
+        <w:sz w:val="20"/>
+      </w:rPr>
+    </w:lvl>
+    <w:lvl w:ilvl="1" w:tentative="1">
+      <w:start w:val="1"/>
+      <w:numFmt w:val="bullet"/>
+      <w:lvlText w:val="o"/>
+      <w:lvlJc w:val="left"/>
+      <w:pPr>
+        <w:tabs>
+          <w:tab w:val="num" w:pos="1440"/>
+        </w:tabs>
+        <w:ind w:left="1440" w:hanging="360"/>
+      </w:pPr>
+      <w:rPr>
+        <w:rFonts w:ascii="Courier New" w:hAnsi="Courier New" w:hint="default"/>
+        <w:sz w:val="20"/>
+      </w:rPr>
+    </w:lvl>
+    <w:lvl w:ilvl="2" w:tentative="1">
+      <w:start w:val="1"/>
+      <w:numFmt w:val="bullet"/>
+      <w:lvlText w:val=""/>
+      <w:lvlJc w:val="left"/>
+      <w:pPr>
+        <w:tabs>
+          <w:tab w:val="num" w:pos="2160"/>
+        </w:tabs>
+        <w:ind w:left="2160" w:hanging="360"/>
+      </w:pPr>
+      <w:rPr>
+        <w:rFonts w:ascii="Wingdings" w:hAnsi="Wingdings" w:hint="default"/>
+        <w:sz w:val="20"/>
+      </w:rPr>
+    </w:lvl>
+    <w:lvl w:ilvl="3" w:tentative="1">
+      <w:start w:val="1"/>
+      <w:numFmt w:val="bullet"/>
+      <w:lvlText w:val=""/>
+      <w:lvlJc w:val="left"/>
+      <w:pPr>
+        <w:tabs>
+          <w:tab w:val="num" w:pos="2880"/>
+        </w:tabs>
+        <w:ind w:left="2880" w:hanging="360"/>
+      </w:pPr>
+      <w:rPr>
+        <w:rFonts w:ascii="Wingdings" w:hAnsi="Wingdings" w:hint="default"/>
+        <w:sz w:val="20"/>
+      </w:rPr>
+    </w:lvl>
+    <w:lvl w:ilvl="4" w:tentative="1">
+      <w:start w:val="1"/>
+      <w:numFmt w:val="bullet"/>
+      <w:lvlText w:val=""/>
+      <w:lvlJc w:val="left"/>
+      <w:pPr>
+        <w:tabs>
+          <w:tab w:val="num" w:pos="3600"/>
+        </w:tabs>
+        <w:ind w:left="3600" w:hanging="360"/>
+      </w:pPr>
+      <w:rPr>
+        <w:rFonts w:ascii="Wingdings" w:hAnsi="Wingdings" w:hint="default"/>
+        <w:sz w:val="20"/>
+      </w:rPr>
+    </w:lvl>
+    <w:lvl w:ilvl="5" w:tentative="1">
+      <w:start w:val="1"/>
+      <w:numFmt w:val="bullet"/>
+      <w:lvlText w:val=""/>
+      <w:lvlJc w:val="left"/>
+      <w:pPr>
+        <w:tabs>
+          <w:tab w:val="num" w:pos="4320"/>
+        </w:tabs>
+        <w:ind w:left="4320" w:hanging="360"/>
+      </w:pPr>
+      <w:rPr>
+        <w:rFonts w:ascii="Wingdings" w:hAnsi="Wingdings" w:hint="default"/>
+        <w:sz w:val="20"/>
+      </w:rPr>
+    </w:lvl>
+    <w:lvl w:ilvl="6" w:tentative="1">
+      <w:start w:val="1"/>
+      <w:numFmt w:val="bullet"/>
+      <w:lvlText w:val=""/>
+      <w:lvlJc w:val="left"/>
+      <w:pPr>
+        <w:tabs>
+          <w:tab w:val="num" w:pos="5040"/>
+        </w:tabs>
+        <w:ind w:left="5040" w:hanging="360"/>
+      </w:pPr>
+      <w:rPr>
+        <w:rFonts w:ascii="Wingdings" w:hAnsi="Wingdings" w:hint="default"/>
+        <w:sz w:val="20"/>
+      </w:rPr>
+    </w:lvl>
+    <w:lvl w:ilvl="7" w:tentative="1">
+      <w:start w:val="1"/>
+      <w:numFmt w:val="bullet"/>
+      <w:lvlText w:val=""/>
+      <w:lvlJc w:val="left"/>
+      <w:pPr>
+        <w:tabs>
+          <w:tab w:val="num" w:pos="5760"/>
+        </w:tabs>
+        <w:ind w:left="5760" w:hanging="360"/>
+      </w:pPr>
+      <w:rPr>
+        <w:rFonts w:ascii="Wingdings" w:hAnsi="Wingdings" w:hint="default"/>
+        <w:sz w:val="20"/>
+      </w:rPr>
+    </w:lvl>
+    <w:lvl w:ilvl="8" w:tentative="1">
+      <w:start w:val="1"/>
+      <w:numFmt w:val="bullet"/>
+      <w:lvlText w:val=""/>
+      <w:lvlJc w:val="left"/>
+      <w:pPr>
+        <w:tabs>
+          <w:tab w:val="num" w:pos="6480"/>
+        </w:tabs>
+        <w:ind w:left="6480" w:hanging="360"/>
+      </w:pPr>
+      <w:rPr>
+        <w:rFonts w:ascii="Wingdings" w:hAnsi="Wingdings" w:hint="default"/>
+        <w:sz w:val="20"/>
+      </w:rPr>
+    </w:lvl>
+  </w:abstractNum>
+  <w:abstractNum w:abstractNumId="13" w15:restartNumberingAfterBreak="0">
     <w:nsid w:val="4DAE492B"/>
     <w:multiLevelType w:val="hybridMultilevel"/>
     <w:tmpl w:val="917A9498"/>
@@ -937,7 +4689,7 @@
       </w:rPr>
     </w:lvl>
   </w:abstractNum>
-  <w:abstractNum w:abstractNumId="2" w15:restartNumberingAfterBreak="0">
+  <w:abstractNum w:abstractNumId="14" w15:restartNumberingAfterBreak="0">
     <w:nsid w:val="542D110C"/>
     <w:multiLevelType w:val="multilevel"/>
     <w:tmpl w:val="617E964C"/>
@@ -1086,7 +4838,153 @@
       </w:rPr>
     </w:lvl>
   </w:abstractNum>
-  <w:abstractNum w:abstractNumId="3" w15:restartNumberingAfterBreak="0">
+  <w:abstractNum w:abstractNumId="15" w15:restartNumberingAfterBreak="0">
+    <w:nsid w:val="5EEC598E"/>
+    <w:multiLevelType w:val="multilevel"/>
+    <w:tmpl w:val="BB7AEF76"/>
+    <w:lvl w:ilvl="0">
+      <w:start w:val="1"/>
+      <w:numFmt w:val="bullet"/>
+      <w:lvlText w:val=""/>
+      <w:lvlJc w:val="left"/>
+      <w:pPr>
+        <w:tabs>
+          <w:tab w:val="num" w:pos="720"/>
+        </w:tabs>
+        <w:ind w:left="720" w:hanging="360"/>
+      </w:pPr>
+      <w:rPr>
+        <w:rFonts w:ascii="Symbol" w:hAnsi="Symbol" w:hint="default"/>
+        <w:sz w:val="20"/>
+      </w:rPr>
+    </w:lvl>
+    <w:lvl w:ilvl="1">
+      <w:start w:val="5"/>
+      <w:numFmt w:val="decimal"/>
+      <w:lvlText w:val="%2."/>
+      <w:lvlJc w:val="left"/>
+      <w:pPr>
+        <w:ind w:left="1440" w:hanging="360"/>
+      </w:pPr>
+      <w:rPr>
+        <w:rFonts w:hint="default"/>
+        <w:b/>
+        <w:sz w:val="28"/>
+        <w:szCs w:val="28"/>
+      </w:rPr>
+    </w:lvl>
+    <w:lvl w:ilvl="2">
+      <w:start w:val="5"/>
+      <w:numFmt w:val="decimal"/>
+      <w:lvlText w:val="%3"/>
+      <w:lvlJc w:val="left"/>
+      <w:pPr>
+        <w:ind w:left="2160" w:hanging="360"/>
+      </w:pPr>
+      <w:rPr>
+        <w:rFonts w:hint="default"/>
+        <w:b/>
+        <w:sz w:val="28"/>
+      </w:rPr>
+    </w:lvl>
+    <w:lvl w:ilvl="3" w:tentative="1">
+      <w:start w:val="1"/>
+      <w:numFmt w:val="bullet"/>
+      <w:lvlText w:val=""/>
+      <w:lvlJc w:val="left"/>
+      <w:pPr>
+        <w:tabs>
+          <w:tab w:val="num" w:pos="2880"/>
+        </w:tabs>
+        <w:ind w:left="2880" w:hanging="360"/>
+      </w:pPr>
+      <w:rPr>
+        <w:rFonts w:ascii="Wingdings" w:hAnsi="Wingdings" w:hint="default"/>
+        <w:sz w:val="20"/>
+      </w:rPr>
+    </w:lvl>
+    <w:lvl w:ilvl="4" w:tentative="1">
+      <w:start w:val="1"/>
+      <w:numFmt w:val="bullet"/>
+      <w:lvlText w:val=""/>
+      <w:lvlJc w:val="left"/>
+      <w:pPr>
+        <w:tabs>
+          <w:tab w:val="num" w:pos="3600"/>
+        </w:tabs>
+        <w:ind w:left="3600" w:hanging="360"/>
+      </w:pPr>
+      <w:rPr>
+        <w:rFonts w:ascii="Wingdings" w:hAnsi="Wingdings" w:hint="default"/>
+        <w:sz w:val="20"/>
+      </w:rPr>
+    </w:lvl>
+    <w:lvl w:ilvl="5" w:tentative="1">
+      <w:start w:val="1"/>
+      <w:numFmt w:val="bullet"/>
+      <w:lvlText w:val=""/>
+      <w:lvlJc w:val="left"/>
+      <w:pPr>
+        <w:tabs>
+          <w:tab w:val="num" w:pos="4320"/>
+        </w:tabs>
+        <w:ind w:left="4320" w:hanging="360"/>
+      </w:pPr>
+      <w:rPr>
+        <w:rFonts w:ascii="Wingdings" w:hAnsi="Wingdings" w:hint="default"/>
+        <w:sz w:val="20"/>
+      </w:rPr>
+    </w:lvl>
+    <w:lvl w:ilvl="6" w:tentative="1">
+      <w:start w:val="1"/>
+      <w:numFmt w:val="bullet"/>
+      <w:lvlText w:val=""/>
+      <w:lvlJc w:val="left"/>
+      <w:pPr>
+        <w:tabs>
+          <w:tab w:val="num" w:pos="5040"/>
+        </w:tabs>
+        <w:ind w:left="5040" w:hanging="360"/>
+      </w:pPr>
+      <w:rPr>
+        <w:rFonts w:ascii="Wingdings" w:hAnsi="Wingdings" w:hint="default"/>
+        <w:sz w:val="20"/>
+      </w:rPr>
+    </w:lvl>
+    <w:lvl w:ilvl="7" w:tentative="1">
+      <w:start w:val="1"/>
+      <w:numFmt w:val="bullet"/>
+      <w:lvlText w:val=""/>
+      <w:lvlJc w:val="left"/>
+      <w:pPr>
+        <w:tabs>
+          <w:tab w:val="num" w:pos="5760"/>
+        </w:tabs>
+        <w:ind w:left="5760" w:hanging="360"/>
+      </w:pPr>
+      <w:rPr>
+        <w:rFonts w:ascii="Wingdings" w:hAnsi="Wingdings" w:hint="default"/>
+        <w:sz w:val="20"/>
+      </w:rPr>
+    </w:lvl>
+    <w:lvl w:ilvl="8" w:tentative="1">
+      <w:start w:val="1"/>
+      <w:numFmt w:val="bullet"/>
+      <w:lvlText w:val=""/>
+      <w:lvlJc w:val="left"/>
+      <w:pPr>
+        <w:tabs>
+          <w:tab w:val="num" w:pos="6480"/>
+        </w:tabs>
+        <w:ind w:left="6480" w:hanging="360"/>
+      </w:pPr>
+      <w:rPr>
+        <w:rFonts w:ascii="Wingdings" w:hAnsi="Wingdings" w:hint="default"/>
+        <w:sz w:val="20"/>
+      </w:rPr>
+    </w:lvl>
+  </w:abstractNum>
+  <w:abstractNum w:abstractNumId="16" w15:restartNumberingAfterBreak="0">
     <w:nsid w:val="615B315B"/>
     <w:multiLevelType w:val="hybridMultilevel"/>
     <w:tmpl w:val="64AC7330"/>
@@ -1199,17 +5097,208 @@
       </w:rPr>
     </w:lvl>
   </w:abstractNum>
+  <w:abstractNum w:abstractNumId="17" w15:restartNumberingAfterBreak="0">
+    <w:nsid w:val="781C113E"/>
+    <w:multiLevelType w:val="multilevel"/>
+    <w:tmpl w:val="61661D52"/>
+    <w:lvl w:ilvl="0">
+      <w:start w:val="1"/>
+      <w:numFmt w:val="bullet"/>
+      <w:lvlText w:val=""/>
+      <w:lvlJc w:val="left"/>
+      <w:pPr>
+        <w:tabs>
+          <w:tab w:val="num" w:pos="720"/>
+        </w:tabs>
+        <w:ind w:left="720" w:hanging="360"/>
+      </w:pPr>
+      <w:rPr>
+        <w:rFonts w:ascii="Symbol" w:hAnsi="Symbol" w:hint="default"/>
+        <w:sz w:val="20"/>
+      </w:rPr>
+    </w:lvl>
+    <w:lvl w:ilvl="1" w:tentative="1">
+      <w:start w:val="1"/>
+      <w:numFmt w:val="bullet"/>
+      <w:lvlText w:val="o"/>
+      <w:lvlJc w:val="left"/>
+      <w:pPr>
+        <w:tabs>
+          <w:tab w:val="num" w:pos="1440"/>
+        </w:tabs>
+        <w:ind w:left="1440" w:hanging="360"/>
+      </w:pPr>
+      <w:rPr>
+        <w:rFonts w:ascii="Courier New" w:hAnsi="Courier New" w:hint="default"/>
+        <w:sz w:val="20"/>
+      </w:rPr>
+    </w:lvl>
+    <w:lvl w:ilvl="2" w:tentative="1">
+      <w:start w:val="1"/>
+      <w:numFmt w:val="bullet"/>
+      <w:lvlText w:val=""/>
+      <w:lvlJc w:val="left"/>
+      <w:pPr>
+        <w:tabs>
+          <w:tab w:val="num" w:pos="2160"/>
+        </w:tabs>
+        <w:ind w:left="2160" w:hanging="360"/>
+      </w:pPr>
+      <w:rPr>
+        <w:rFonts w:ascii="Wingdings" w:hAnsi="Wingdings" w:hint="default"/>
+        <w:sz w:val="20"/>
+      </w:rPr>
+    </w:lvl>
+    <w:lvl w:ilvl="3" w:tentative="1">
+      <w:start w:val="1"/>
+      <w:numFmt w:val="bullet"/>
+      <w:lvlText w:val=""/>
+      <w:lvlJc w:val="left"/>
+      <w:pPr>
+        <w:tabs>
+          <w:tab w:val="num" w:pos="2880"/>
+        </w:tabs>
+        <w:ind w:left="2880" w:hanging="360"/>
+      </w:pPr>
+      <w:rPr>
+        <w:rFonts w:ascii="Wingdings" w:hAnsi="Wingdings" w:hint="default"/>
+        <w:sz w:val="20"/>
+      </w:rPr>
+    </w:lvl>
+    <w:lvl w:ilvl="4" w:tentative="1">
+      <w:start w:val="1"/>
+      <w:numFmt w:val="bullet"/>
+      <w:lvlText w:val=""/>
+      <w:lvlJc w:val="left"/>
+      <w:pPr>
+        <w:tabs>
+          <w:tab w:val="num" w:pos="3600"/>
+        </w:tabs>
+        <w:ind w:left="3600" w:hanging="360"/>
+      </w:pPr>
+      <w:rPr>
+        <w:rFonts w:ascii="Wingdings" w:hAnsi="Wingdings" w:hint="default"/>
+        <w:sz w:val="20"/>
+      </w:rPr>
+    </w:lvl>
+    <w:lvl w:ilvl="5" w:tentative="1">
+      <w:start w:val="1"/>
+      <w:numFmt w:val="bullet"/>
+      <w:lvlText w:val=""/>
+      <w:lvlJc w:val="left"/>
+      <w:pPr>
+        <w:tabs>
+          <w:tab w:val="num" w:pos="4320"/>
+        </w:tabs>
+        <w:ind w:left="4320" w:hanging="360"/>
+      </w:pPr>
+      <w:rPr>
+        <w:rFonts w:ascii="Wingdings" w:hAnsi="Wingdings" w:hint="default"/>
+        <w:sz w:val="20"/>
+      </w:rPr>
+    </w:lvl>
+    <w:lvl w:ilvl="6" w:tentative="1">
+      <w:start w:val="1"/>
+      <w:numFmt w:val="bullet"/>
+      <w:lvlText w:val=""/>
+      <w:lvlJc w:val="left"/>
+      <w:pPr>
+        <w:tabs>
+          <w:tab w:val="num" w:pos="5040"/>
+        </w:tabs>
+        <w:ind w:left="5040" w:hanging="360"/>
+      </w:pPr>
+      <w:rPr>
+        <w:rFonts w:ascii="Wingdings" w:hAnsi="Wingdings" w:hint="default"/>
+        <w:sz w:val="20"/>
+      </w:rPr>
+    </w:lvl>
+    <w:lvl w:ilvl="7" w:tentative="1">
+      <w:start w:val="1"/>
+      <w:numFmt w:val="bullet"/>
+      <w:lvlText w:val=""/>
+      <w:lvlJc w:val="left"/>
+      <w:pPr>
+        <w:tabs>
+          <w:tab w:val="num" w:pos="5760"/>
+        </w:tabs>
+        <w:ind w:left="5760" w:hanging="360"/>
+      </w:pPr>
+      <w:rPr>
+        <w:rFonts w:ascii="Wingdings" w:hAnsi="Wingdings" w:hint="default"/>
+        <w:sz w:val="20"/>
+      </w:rPr>
+    </w:lvl>
+    <w:lvl w:ilvl="8" w:tentative="1">
+      <w:start w:val="1"/>
+      <w:numFmt w:val="bullet"/>
+      <w:lvlText w:val=""/>
+      <w:lvlJc w:val="left"/>
+      <w:pPr>
+        <w:tabs>
+          <w:tab w:val="num" w:pos="6480"/>
+        </w:tabs>
+        <w:ind w:left="6480" w:hanging="360"/>
+      </w:pPr>
+      <w:rPr>
+        <w:rFonts w:ascii="Wingdings" w:hAnsi="Wingdings" w:hint="default"/>
+        <w:sz w:val="20"/>
+      </w:rPr>
+    </w:lvl>
+  </w:abstractNum>
   <w:num w:numId="1">
+    <w:abstractNumId w:val="14"/>
+  </w:num>
+  <w:num w:numId="2">
+    <w:abstractNumId w:val="13"/>
+  </w:num>
+  <w:num w:numId="3">
+    <w:abstractNumId w:val="11"/>
+  </w:num>
+  <w:num w:numId="4">
+    <w:abstractNumId w:val="16"/>
+  </w:num>
+  <w:num w:numId="5">
+    <w:abstractNumId w:val="5"/>
+  </w:num>
+  <w:num w:numId="6">
+    <w:abstractNumId w:val="8"/>
+  </w:num>
+  <w:num w:numId="7">
+    <w:abstractNumId w:val="1"/>
+  </w:num>
+  <w:num w:numId="8">
+    <w:abstractNumId w:val="4"/>
+  </w:num>
+  <w:num w:numId="9">
     <w:abstractNumId w:val="2"/>
   </w:num>
-  <w:num w:numId="2">
-    <w:abstractNumId w:val="1"/>
-  </w:num>
-  <w:num w:numId="3">
+  <w:num w:numId="10">
     <w:abstractNumId w:val="0"/>
   </w:num>
-  <w:num w:numId="4">
+  <w:num w:numId="11">
+    <w:abstractNumId w:val="12"/>
+  </w:num>
+  <w:num w:numId="12">
+    <w:abstractNumId w:val="7"/>
+  </w:num>
+  <w:num w:numId="13">
+    <w:abstractNumId w:val="10"/>
+  </w:num>
+  <w:num w:numId="14">
     <w:abstractNumId w:val="3"/>
+  </w:num>
+  <w:num w:numId="15">
+    <w:abstractNumId w:val="17"/>
+  </w:num>
+  <w:num w:numId="16">
+    <w:abstractNumId w:val="9"/>
+  </w:num>
+  <w:num w:numId="17">
+    <w:abstractNumId w:val="15"/>
+  </w:num>
+  <w:num w:numId="18">
+    <w:abstractNumId w:val="6"/>
   </w:num>
 </w:numbering>
 </file>
@@ -1612,6 +5701,49 @@
     <w:name w:val="Normal"/>
     <w:qFormat/>
   </w:style>
+  <w:style w:type="paragraph" w:styleId="Ttulo1">
+    <w:name w:val="heading 1"/>
+    <w:basedOn w:val="Normal"/>
+    <w:next w:val="Normal"/>
+    <w:link w:val="Ttulo1Char"/>
+    <w:uiPriority w:val="9"/>
+    <w:qFormat/>
+    <w:rsid w:val="00E9224B"/>
+    <w:pPr>
+      <w:keepNext/>
+      <w:keepLines/>
+      <w:spacing w:before="240" w:after="0"/>
+      <w:outlineLvl w:val="0"/>
+    </w:pPr>
+    <w:rPr>
+      <w:rFonts w:asciiTheme="majorHAnsi" w:eastAsiaTheme="majorEastAsia" w:hAnsiTheme="majorHAnsi" w:cstheme="majorBidi"/>
+      <w:color w:val="2F5496" w:themeColor="accent1" w:themeShade="BF"/>
+      <w:sz w:val="32"/>
+      <w:szCs w:val="32"/>
+    </w:rPr>
+  </w:style>
+  <w:style w:type="paragraph" w:styleId="Ttulo2">
+    <w:name w:val="heading 2"/>
+    <w:basedOn w:val="Normal"/>
+    <w:next w:val="Normal"/>
+    <w:link w:val="Ttulo2Char"/>
+    <w:uiPriority w:val="9"/>
+    <w:unhideWhenUsed/>
+    <w:qFormat/>
+    <w:rsid w:val="00E9224B"/>
+    <w:pPr>
+      <w:keepNext/>
+      <w:keepLines/>
+      <w:spacing w:before="40" w:after="0"/>
+      <w:outlineLvl w:val="1"/>
+    </w:pPr>
+    <w:rPr>
+      <w:rFonts w:asciiTheme="majorHAnsi" w:eastAsiaTheme="majorEastAsia" w:hAnsiTheme="majorHAnsi" w:cstheme="majorBidi"/>
+      <w:color w:val="2F5496" w:themeColor="accent1" w:themeShade="BF"/>
+      <w:sz w:val="26"/>
+      <w:szCs w:val="26"/>
+    </w:rPr>
+  </w:style>
   <w:style w:type="paragraph" w:styleId="Ttulo3">
     <w:name w:val="heading 3"/>
     <w:basedOn w:val="Normal"/>
@@ -1632,10 +5764,51 @@
       <w:lang w:eastAsia="pt-BR"/>
     </w:rPr>
   </w:style>
+  <w:style w:type="paragraph" w:styleId="Ttulo4">
+    <w:name w:val="heading 4"/>
+    <w:basedOn w:val="Normal"/>
+    <w:next w:val="Normal"/>
+    <w:link w:val="Ttulo4Char"/>
+    <w:uiPriority w:val="9"/>
+    <w:unhideWhenUsed/>
+    <w:qFormat/>
+    <w:rsid w:val="00EB43B0"/>
+    <w:pPr>
+      <w:keepNext/>
+      <w:keepLines/>
+      <w:spacing w:before="40" w:after="0"/>
+      <w:outlineLvl w:val="3"/>
+    </w:pPr>
+    <w:rPr>
+      <w:rFonts w:asciiTheme="majorHAnsi" w:eastAsiaTheme="majorEastAsia" w:hAnsiTheme="majorHAnsi" w:cstheme="majorBidi"/>
+      <w:i/>
+      <w:iCs/>
+      <w:color w:val="2F5496" w:themeColor="accent1" w:themeShade="BF"/>
+    </w:rPr>
+  </w:style>
+  <w:style w:type="paragraph" w:styleId="Ttulo5">
+    <w:name w:val="heading 5"/>
+    <w:basedOn w:val="Normal"/>
+    <w:next w:val="Normal"/>
+    <w:link w:val="Ttulo5Char"/>
+    <w:uiPriority w:val="9"/>
+    <w:unhideWhenUsed/>
+    <w:qFormat/>
+    <w:rsid w:val="00EB43B0"/>
+    <w:pPr>
+      <w:keepNext/>
+      <w:keepLines/>
+      <w:spacing w:before="40" w:after="0"/>
+      <w:outlineLvl w:val="4"/>
+    </w:pPr>
+    <w:rPr>
+      <w:rFonts w:asciiTheme="majorHAnsi" w:eastAsiaTheme="majorEastAsia" w:hAnsiTheme="majorHAnsi" w:cstheme="majorBidi"/>
+      <w:color w:val="2F5496" w:themeColor="accent1" w:themeShade="BF"/>
+    </w:rPr>
+  </w:style>
   <w:style w:type="character" w:default="1" w:styleId="Fontepargpadro">
     <w:name w:val="Default Paragraph Font"/>
     <w:uiPriority w:val="1"/>
-    <w:semiHidden/>
     <w:unhideWhenUsed/>
   </w:style>
   <w:style w:type="table" w:default="1" w:styleId="Tabelanormal">
@@ -1688,7 +5861,6 @@
     <w:name w:val="Normal (Web)"/>
     <w:basedOn w:val="Normal"/>
     <w:uiPriority w:val="99"/>
-    <w:semiHidden/>
     <w:unhideWhenUsed/>
     <w:rsid w:val="00343DC0"/>
     <w:pPr>
@@ -1725,6 +5897,98 @@
       <w:sz w:val="27"/>
       <w:szCs w:val="27"/>
       <w:lang w:eastAsia="pt-BR"/>
+    </w:rPr>
+  </w:style>
+  <w:style w:type="table" w:styleId="Tabelacomgrade">
+    <w:name w:val="Table Grid"/>
+    <w:basedOn w:val="Tabelanormal"/>
+    <w:uiPriority w:val="39"/>
+    <w:rsid w:val="00A651FC"/>
+    <w:pPr>
+      <w:spacing w:after="0" w:line="240" w:lineRule="auto"/>
+    </w:pPr>
+    <w:tblPr>
+      <w:tblBorders>
+        <w:top w:val="single" w:sz="4" w:space="0" w:color="auto"/>
+        <w:left w:val="single" w:sz="4" w:space="0" w:color="auto"/>
+        <w:bottom w:val="single" w:sz="4" w:space="0" w:color="auto"/>
+        <w:right w:val="single" w:sz="4" w:space="0" w:color="auto"/>
+        <w:insideH w:val="single" w:sz="4" w:space="0" w:color="auto"/>
+        <w:insideV w:val="single" w:sz="4" w:space="0" w:color="auto"/>
+      </w:tblBorders>
+    </w:tblPr>
+  </w:style>
+  <w:style w:type="paragraph" w:customStyle="1" w:styleId="isselectedend">
+    <w:name w:val="isselectedend"/>
+    <w:basedOn w:val="Normal"/>
+    <w:rsid w:val="00FA7ACF"/>
+    <w:pPr>
+      <w:spacing w:before="100" w:beforeAutospacing="1" w:after="100" w:afterAutospacing="1" w:line="240" w:lineRule="auto"/>
+    </w:pPr>
+    <w:rPr>
+      <w:rFonts w:ascii="Times New Roman" w:eastAsia="Times New Roman" w:hAnsi="Times New Roman" w:cs="Times New Roman"/>
+      <w:sz w:val="24"/>
+      <w:szCs w:val="24"/>
+      <w:lang w:eastAsia="pt-BR"/>
+    </w:rPr>
+  </w:style>
+  <w:style w:type="character" w:customStyle="1" w:styleId="Ttulo1Char">
+    <w:name w:val="Título 1 Char"/>
+    <w:basedOn w:val="Fontepargpadro"/>
+    <w:link w:val="Ttulo1"/>
+    <w:uiPriority w:val="9"/>
+    <w:rsid w:val="00E9224B"/>
+    <w:rPr>
+      <w:rFonts w:asciiTheme="majorHAnsi" w:eastAsiaTheme="majorEastAsia" w:hAnsiTheme="majorHAnsi" w:cstheme="majorBidi"/>
+      <w:color w:val="2F5496" w:themeColor="accent1" w:themeShade="BF"/>
+      <w:sz w:val="32"/>
+      <w:szCs w:val="32"/>
+    </w:rPr>
+  </w:style>
+  <w:style w:type="character" w:customStyle="1" w:styleId="Ttulo2Char">
+    <w:name w:val="Título 2 Char"/>
+    <w:basedOn w:val="Fontepargpadro"/>
+    <w:link w:val="Ttulo2"/>
+    <w:uiPriority w:val="9"/>
+    <w:rsid w:val="00E9224B"/>
+    <w:rPr>
+      <w:rFonts w:asciiTheme="majorHAnsi" w:eastAsiaTheme="majorEastAsia" w:hAnsiTheme="majorHAnsi" w:cstheme="majorBidi"/>
+      <w:color w:val="2F5496" w:themeColor="accent1" w:themeShade="BF"/>
+      <w:sz w:val="26"/>
+      <w:szCs w:val="26"/>
+    </w:rPr>
+  </w:style>
+  <w:style w:type="paragraph" w:styleId="SemEspaamento">
+    <w:name w:val="No Spacing"/>
+    <w:uiPriority w:val="1"/>
+    <w:qFormat/>
+    <w:rsid w:val="00EB43B0"/>
+    <w:pPr>
+      <w:spacing w:after="0" w:line="240" w:lineRule="auto"/>
+    </w:pPr>
+  </w:style>
+  <w:style w:type="character" w:customStyle="1" w:styleId="Ttulo4Char">
+    <w:name w:val="Título 4 Char"/>
+    <w:basedOn w:val="Fontepargpadro"/>
+    <w:link w:val="Ttulo4"/>
+    <w:uiPriority w:val="9"/>
+    <w:rsid w:val="00EB43B0"/>
+    <w:rPr>
+      <w:rFonts w:asciiTheme="majorHAnsi" w:eastAsiaTheme="majorEastAsia" w:hAnsiTheme="majorHAnsi" w:cstheme="majorBidi"/>
+      <w:i/>
+      <w:iCs/>
+      <w:color w:val="2F5496" w:themeColor="accent1" w:themeShade="BF"/>
+    </w:rPr>
+  </w:style>
+  <w:style w:type="character" w:customStyle="1" w:styleId="Ttulo5Char">
+    <w:name w:val="Título 5 Char"/>
+    <w:basedOn w:val="Fontepargpadro"/>
+    <w:link w:val="Ttulo5"/>
+    <w:uiPriority w:val="9"/>
+    <w:rsid w:val="00EB43B0"/>
+    <w:rPr>
+      <w:rFonts w:asciiTheme="majorHAnsi" w:eastAsiaTheme="majorEastAsia" w:hAnsiTheme="majorHAnsi" w:cstheme="majorBidi"/>
+      <w:color w:val="2F5496" w:themeColor="accent1" w:themeShade="BF"/>
     </w:rPr>
   </w:style>
 </w:styles>
